--- a/Printed Exam Notes/Ch 25 Printed Notes.docx
+++ b/Printed Exam Notes/Ch 25 Printed Notes.docx
@@ -334,7 +334,7 @@
         <w:fldChar w:fldCharType="separate"/>
       </w:r>
       <w:r>
-        <w:t>4</w:t>
+        <w:t>3</w:t>
       </w:r>
       <w:r>
         <w:fldChar w:fldCharType="end"/>
@@ -1108,7 +1108,7 @@
         <w:fldChar w:fldCharType="separate"/>
       </w:r>
       <w:r>
-        <w:t>7</w:t>
+        <w:t>6</w:t>
       </w:r>
       <w:r>
         <w:fldChar w:fldCharType="end"/>
@@ -1559,7 +1559,7 @@
         <w:fldChar w:fldCharType="begin"/>
       </w:r>
       <w:r>
-        <w:instrText xml:space="preserve"> PAGEREF lkLkTables \h </w:instrText>
+        <w:instrText xml:space="preserve"> PAGEREF lk25LkTables \h </w:instrText>
       </w:r>
       <w:r>
         <w:fldChar w:fldCharType="separate"/>
@@ -1587,7 +1587,7 @@
         <w:fldChar w:fldCharType="begin"/>
       </w:r>
       <w:r>
-        <w:instrText xml:space="preserve"> PAGEREF lkLkSeq \h </w:instrText>
+        <w:instrText xml:space="preserve"> PAGEREF lk25LkSeq \h </w:instrText>
       </w:r>
       <w:r>
         <w:fldChar w:fldCharType="separate"/>
@@ -1615,7 +1615,7 @@
         <w:fldChar w:fldCharType="begin"/>
       </w:r>
       <w:r>
-        <w:instrText xml:space="preserve"> PAGEREF lkLkUses \h </w:instrText>
+        <w:instrText xml:space="preserve"> PAGEREF lk25LkUses \h </w:instrText>
       </w:r>
       <w:r>
         <w:fldChar w:fldCharType="separate"/>
@@ -1633,7 +1633,7 @@
       </w:pPr>
       <w:r>
         <w:rPr/>
-        <w:t>Indexes: see the Ch 25 Index file (clue index, glossary, term index)</w:t>
+        <w:t>Indexes: see Ch 25 in the index file (clue index, glossary, term index)</w:t>
       </w:r>
     </w:p>
     <w:p>
@@ -1678,15 +1678,6 @@
     </w:p>
     <w:p>
       <w:pPr>
-        <w:pStyle w:val="Guidetext"/>
-      </w:pPr>
-      <w:r>
-        <w:rPr/>
-        <w:t>This deck is from the same edition as the textbook, so the slides and the book match closely.</w:t>
-      </w:r>
-    </w:p>
-    <w:p>
-      <w:pPr>
         <w:pStyle w:val="Guidepart"/>
       </w:pPr>
       <w:bookmarkStart w:id="2" w:name="g251"/>
@@ -1727,15 +1718,6 @@
       <w:r>
         <w:rPr/>
         <w:t>A nutrient is essential if it has an identifiable role, no other nutrient can substitute for it, and a deficiency causes the plant to die (25.1.4). Essential nutrients are macronutrients, needed in larger amounts (C, H, O, N, P, K, S, Ca, Mg), or micronutrients, needed in smaller amounts (Fe, B, Mn, Cu, Zn, Cl, Mo) (25.1.4). The slide's macronutrient list leaves out nitrogen (N); the textbook includes it.</w:t>
-      </w:r>
-    </w:p>
-    <w:p>
-      <w:pPr>
-        <w:pStyle w:val="Guidetext"/>
-      </w:pPr>
-      <w:r>
-        <w:rPr/>
-        <w:t>Why minerals matter (textbook): nitrogen goes into nucleic acids and proteins, magnesium into chlorophyll, and iron into cytochromes.</w:t>
       </w:r>
     </w:p>
     <w:p>
@@ -1937,7 +1919,7 @@
       </w:pPr>
       <w:r>
         <w:rPr/>
-        <w:t>3. Negative mineral ions such as nitrate (NO3-) and phosphate (HPO4 2-) come in together with H+ through carrier proteins; this needs no extra energy, because H+ is moving down its gradient (25.2.21, 25.2.23).</w:t>
+        <w:t>3. Negative mineral ions such as nitrate (NO3−) and phosphate (HPO4²−) come in together with H+ through carrier proteins; this needs no extra energy, because H+ is moving down its gradient (25.2.21, 25.2.23).</w:t>
       </w:r>
     </w:p>
     <w:p>
@@ -1968,7 +1950,7 @@
       </w:pPr>
       <w:r>
         <w:rPr/>
-        <w:t>Other ways to get nutrients (25.2.24, 25.2.27): parasitic plants such as dodder wrap around a host plant and tap its xylem and phloem through root-like projections (haustoria, textbook); carnivorous plants such as the sundew trap prey on sticky hairs that release digestive enzymes.</w:t>
+        <w:t>Other ways to get nutrients (25.2.24, 25.2.27): parasitic plants such as dodder wrap around a host plant and tap its xylem and phloem; carnivorous plants such as the sundew trap prey on sticky hairs that release digestive enzymes.</w:t>
       </w:r>
     </w:p>
     <w:p>
@@ -2039,7 +2021,7 @@
       </w:pPr>
       <w:r>
         <w:rPr/>
-        <w:t>The cohesion-tension model (25.3.37, 25.3.38, 25.3.39) explains how water rises, passively, all the way up. Transpiration, water evaporating from the leaves through the stomata, creates tension that pulls on the water in the xylem. Cohesion, water molecules clinging to each other by hydrogen bonds, keeps the column unbroken from leaf to root, and adhesion, water sticking to the vessel walls, holds it in place. Water lost in the leaf is replaced from the leaf veins, the stem's column is pulled upward, and water enters the root xylem by osmosis. Transpired water rises as mist over forests (25.3.40).</w:t>
+        <w:t>The cohesion-tension model (25.3.37, 25.3.38, 25.3.39) explains how water rises, passively, all the way up. Transpiration, water evaporating from the leaves through the stomata, creates tension that pulls on the water in the xylem. Cohesion, water molecules clinging to each other by hydrogen bonds, keeps the column unbroken from leaf to root, and adhesion, water sticking to the vessel walls, holds it in place. Water lost in the leaf is replaced from the leaf veins, the stem's column is pulled upward, and water enters the root xylem by osmosis.</w:t>
       </w:r>
     </w:p>
     <w:p>
@@ -2099,7 +2081,7 @@
       </w:pPr>
       <w:r>
         <w:rPr/>
-        <w:t>Macronutrients and micronutrients: the nutrients table (with N added).</w:t>
+        <w:t>Macronutrients and micronutrients: the Essential nutrients table (with N added).</w:t>
       </w:r>
     </w:p>
     <w:p>
@@ -2112,7 +2094,7 @@
       </w:pPr>
       <w:r>
         <w:rPr/>
-        <w:t>Soil particles, horizons and what humus does: the soil tables.</w:t>
+        <w:t>Soil particles, humus and horizons: the Soil and Soil profile tables.</w:t>
       </w:r>
     </w:p>
     <w:p>
@@ -2125,7 +2107,7 @@
       </w:pPr>
       <w:r>
         <w:rPr/>
-        <w:t>The three steps of mineral uptake, stomata opening and closing, cohesion-tension and pressure-flow: the sequences.</w:t>
+        <w:t>Mineral uptake, water's path, cohesion-tension, stomata and pressure flow, step by step: the Sequences.</w:t>
       </w:r>
     </w:p>
     <w:p>
@@ -2138,7 +2120,7 @@
       </w:pPr>
       <w:r>
         <w:rPr/>
-        <w:t>Xylem vs phloem: the comparison table.</w:t>
+        <w:t>Xylem vs phloem and water potential: their tables.</w:t>
       </w:r>
     </w:p>
     <w:p>
@@ -5761,7 +5743,7 @@
       <w:pPr>
         <w:pStyle w:val="Lookupheading"/>
       </w:pPr>
-      <w:bookmarkStart w:id="52" w:name="lkLkTables"/>
+      <w:bookmarkStart w:id="52" w:name="lk25LkTables"/>
       <w:r>
         <w:rPr>
           <w:rStyle w:val="Slidecode"/>
@@ -7884,7 +7866,7 @@
       <w:pPr>
         <w:pStyle w:val="Lookupheading"/>
       </w:pPr>
-      <w:bookmarkStart w:id="53" w:name="lkLkSeq"/>
+      <w:bookmarkStart w:id="53" w:name="lk25LkSeq"/>
       <w:r>
         <w:rPr>
           <w:rStyle w:val="Slidecode"/>
@@ -8017,7 +7999,7 @@
       <w:pPr>
         <w:pStyle w:val="Lookupheading"/>
       </w:pPr>
-      <w:bookmarkStart w:id="54" w:name="lkLkUses"/>
+      <w:bookmarkStart w:id="54" w:name="lk25LkUses"/>
       <w:r>
         <w:rPr>
           <w:rStyle w:val="Slidecode"/>

--- a/Printed Exam Notes/Ch 25 Printed Notes.docx
+++ b/Printed Exam Notes/Ch 25 Printed Notes.docx
@@ -213,7 +213,7 @@
         <w:fldChar w:fldCharType="separate"/>
       </w:r>
       <w:r>
-        <w:t>3</w:t>
+        <w:t>2</w:t>
       </w:r>
       <w:r>
         <w:fldChar w:fldCharType="end"/>
@@ -362,7 +362,7 @@
         <w:fldChar w:fldCharType="separate"/>
       </w:r>
       <w:r>
-        <w:t>4</w:t>
+        <w:t>3</w:t>
       </w:r>
       <w:r>
         <w:fldChar w:fldCharType="end"/>
@@ -390,7 +390,7 @@
         <w:fldChar w:fldCharType="separate"/>
       </w:r>
       <w:r>
-        <w:t>4</w:t>
+        <w:t>3</w:t>
       </w:r>
       <w:r>
         <w:fldChar w:fldCharType="end"/>
@@ -418,7 +418,7 @@
         <w:fldChar w:fldCharType="separate"/>
       </w:r>
       <w:r>
-        <w:t>4</w:t>
+        <w:t>3</w:t>
       </w:r>
       <w:r>
         <w:fldChar w:fldCharType="end"/>
@@ -614,7 +614,7 @@
         <w:fldChar w:fldCharType="separate"/>
       </w:r>
       <w:r>
-        <w:t>5</w:t>
+        <w:t>4</w:t>
       </w:r>
       <w:r>
         <w:fldChar w:fldCharType="end"/>
@@ -642,7 +642,7 @@
         <w:fldChar w:fldCharType="separate"/>
       </w:r>
       <w:r>
-        <w:t>5</w:t>
+        <w:t>4</w:t>
       </w:r>
       <w:r>
         <w:fldChar w:fldCharType="end"/>
@@ -670,7 +670,7 @@
         <w:fldChar w:fldCharType="separate"/>
       </w:r>
       <w:r>
-        <w:t>5</w:t>
+        <w:t>4</w:t>
       </w:r>
       <w:r>
         <w:fldChar w:fldCharType="end"/>
@@ -847,7 +847,7 @@
         <w:fldChar w:fldCharType="separate"/>
       </w:r>
       <w:r>
-        <w:t>6</w:t>
+        <w:t>5</w:t>
       </w:r>
       <w:r>
         <w:fldChar w:fldCharType="end"/>
@@ -875,7 +875,7 @@
         <w:fldChar w:fldCharType="separate"/>
       </w:r>
       <w:r>
-        <w:t>6</w:t>
+        <w:t>5</w:t>
       </w:r>
       <w:r>
         <w:fldChar w:fldCharType="end"/>
@@ -903,7 +903,7 @@
         <w:fldChar w:fldCharType="separate"/>
       </w:r>
       <w:r>
-        <w:t>6</w:t>
+        <w:t>5</w:t>
       </w:r>
       <w:r>
         <w:fldChar w:fldCharType="end"/>
@@ -931,7 +931,7 @@
         <w:fldChar w:fldCharType="separate"/>
       </w:r>
       <w:r>
-        <w:t>6</w:t>
+        <w:t>5</w:t>
       </w:r>
       <w:r>
         <w:fldChar w:fldCharType="end"/>
@@ -968,7 +968,7 @@
         <w:fldChar w:fldCharType="separate"/>
       </w:r>
       <w:r>
-        <w:t>6</w:t>
+        <w:t>5</w:t>
       </w:r>
       <w:r>
         <w:fldChar w:fldCharType="end"/>
@@ -1136,7 +1136,7 @@
         <w:fldChar w:fldCharType="separate"/>
       </w:r>
       <w:r>
-        <w:t>7</w:t>
+        <w:t>6</w:t>
       </w:r>
       <w:r>
         <w:fldChar w:fldCharType="end"/>
@@ -1164,7 +1164,7 @@
         <w:fldChar w:fldCharType="separate"/>
       </w:r>
       <w:r>
-        <w:t>7</w:t>
+        <w:t>6</w:t>
       </w:r>
       <w:r>
         <w:fldChar w:fldCharType="end"/>
@@ -1192,7 +1192,7 @@
         <w:fldChar w:fldCharType="separate"/>
       </w:r>
       <w:r>
-        <w:t>7</w:t>
+        <w:t>6</w:t>
       </w:r>
       <w:r>
         <w:fldChar w:fldCharType="end"/>
@@ -1220,7 +1220,7 @@
         <w:fldChar w:fldCharType="separate"/>
       </w:r>
       <w:r>
-        <w:t>7</w:t>
+        <w:t>6</w:t>
       </w:r>
       <w:r>
         <w:fldChar w:fldCharType="end"/>
@@ -1248,7 +1248,7 @@
         <w:fldChar w:fldCharType="separate"/>
       </w:r>
       <w:r>
-        <w:t>7</w:t>
+        <w:t>6</w:t>
       </w:r>
       <w:r>
         <w:fldChar w:fldCharType="end"/>
@@ -1388,7 +1388,7 @@
         <w:fldChar w:fldCharType="separate"/>
       </w:r>
       <w:r>
-        <w:t>8</w:t>
+        <w:t>7</w:t>
       </w:r>
       <w:r>
         <w:fldChar w:fldCharType="end"/>
@@ -1416,7 +1416,7 @@
         <w:fldChar w:fldCharType="separate"/>
       </w:r>
       <w:r>
-        <w:t>8</w:t>
+        <w:t>7</w:t>
       </w:r>
       <w:r>
         <w:fldChar w:fldCharType="end"/>
@@ -1444,7 +1444,7 @@
         <w:fldChar w:fldCharType="separate"/>
       </w:r>
       <w:r>
-        <w:t>8</w:t>
+        <w:t>7</w:t>
       </w:r>
       <w:r>
         <w:fldChar w:fldCharType="end"/>
@@ -1472,7 +1472,7 @@
         <w:fldChar w:fldCharType="separate"/>
       </w:r>
       <w:r>
-        <w:t>8</w:t>
+        <w:t>7</w:t>
       </w:r>
       <w:r>
         <w:fldChar w:fldCharType="end"/>
@@ -1500,7 +1500,7 @@
         <w:fldChar w:fldCharType="separate"/>
       </w:r>
       <w:r>
-        <w:t>8</w:t>
+        <w:t>7</w:t>
       </w:r>
       <w:r>
         <w:fldChar w:fldCharType="end"/>
@@ -1528,7 +1528,7 @@
         <w:fldChar w:fldCharType="separate"/>
       </w:r>
       <w:r>
-        <w:t>8</w:t>
+        <w:t>7</w:t>
       </w:r>
       <w:r>
         <w:fldChar w:fldCharType="end"/>
@@ -1593,7 +1593,7 @@
         <w:fldChar w:fldCharType="separate"/>
       </w:r>
       <w:r>
-        <w:t>10</w:t>
+        <w:t>9</w:t>
       </w:r>
       <w:r>
         <w:fldChar w:fldCharType="end"/>
@@ -1621,7 +1621,7 @@
         <w:fldChar w:fldCharType="separate"/>
       </w:r>
       <w:r>
-        <w:t>10</w:t>
+        <w:t>9</w:t>
       </w:r>
       <w:r>
         <w:fldChar w:fldCharType="end"/>
@@ -1673,7 +1673,7 @@
       </w:pPr>
       <w:r>
         <w:rPr/>
-        <w:t>Most of the chapter is about how things move. Water always moves passively, from higher to lower water potential, and the plant spends no energy on it (25.3.31, 25.3.37). Minerals and sugar are moved actively: a pump uses ATP to push hydrogen ions (H+) out of a cell, and the H+ gradient then drives minerals and sugar across the membrane (25.2.21, 25.3.45).</w:t>
+        <w:t>Most of the chapter is about how things move. Water moves passively (the plant spends no energy), from higher to lower water potential (25.3.31, 25.3.37). Minerals and sugar are moved actively: a pump uses ATP to push hydrogen ions (H+) out of a cell, and the H+ gradient then drives minerals and sugar across the membrane (25.2.21, 25.3.45).</w:t>
       </w:r>
     </w:p>
     <w:p>
@@ -1699,7 +1699,7 @@
       </w:pPr>
       <w:r>
         <w:rPr/>
-        <w:t>About 95% of a plant's dry weight is carbon, hydrogen and oxygen, the building blocks of organic compounds such as carbohydrates. Carbon dioxide supplies the carbon, and water supplies the hydrogen and oxygen (25.1.3). Everything else is absorbed by the roots as minerals; a mineral is an inorganic substance, usually with two or more elements (25.1.3).</w:t>
+        <w:t>About 95% of a plant's dry weight is carbon, hydrogen and oxygen, the elements of organic compounds such as carbohydrates. Carbon dioxide supplies the carbon, and water supplies the hydrogen and oxygen (25.1.3). Carbon dioxide itself is inorganic; the slide's “(organic compound)” is a slip (25.1.3). Everything else is absorbed by the roots as minerals: inorganic substances, usually of two or more elements (25.1.3).</w:t>
       </w:r>
     </w:p>
     <w:p>
@@ -1708,7 +1708,7 @@
       </w:pPr>
       <w:r>
         <w:rPr/>
-        <w:t>Leaves take in carbon dioxide and release oxygen and water; roots take in water, oxygen and minerals and release carbon dioxide, because root cells carry on cellular respiration (25.1.5). That's why roots need air in the soil: overwatering fills the air spaces and the plant dies (textbook).</w:t>
+        <w:t>Leaves take in carbon dioxide and release oxygen and water; roots take in water, oxygen and minerals and release carbon dioxide, because root cells carry on cellular respiration (25.1.5). That's why roots need air in the soil: overwatering fills the air spaces and kills the plant (textbook).</w:t>
       </w:r>
     </w:p>
     <w:p>
@@ -1717,7 +1717,7 @@
       </w:pPr>
       <w:r>
         <w:rPr/>
-        <w:t>A nutrient is essential if it has an identifiable role, no other nutrient can substitute for it, and a deficiency causes the plant to die (25.1.4). Essential nutrients are macronutrients, needed in larger amounts (C, H, O, N, P, K, S, Ca, Mg), or micronutrients, needed in smaller amounts (Fe, B, Mn, Cu, Zn, Cl, Mo) (25.1.4). The slide's macronutrient list leaves out nitrogen (N); the textbook includes it.</w:t>
+        <w:t>A nutrient is essential if it has an identifiable role, no other nutrient can substitute for it, and a deficiency causes the plant to die (25.1.4). Macronutrients are needed in larger amounts: C, H, O, N, P, K, S, Ca, Mg; the slide leaves out nitrogen (N), which the textbook includes (25.1.4). Micronutrients are needed in smaller amounts: Fe, B, Mn, Cu, Zn, Cl, Mo (25.1.4).</w:t>
       </w:r>
     </w:p>
     <w:p>
@@ -1726,7 +1726,7 @@
       </w:pPr>
       <w:r>
         <w:rPr/>
-        <w:t>Hydroponics, growing plants in water with dissolved nutrients, proved that plants need only sunlight, water and minerals; leaving one nutrient out and watching growth suffer shows it's essential (25.1.6, 25.1.7). Deficiencies cause stunted growth and other symptoms, such as light yellow leaves without nitrogen (25.1.6, 25.1.8). Fertilizer's NPK ratio is its percentage by weight of nitrogen, phosphorus and potassium (25.1.6, 25.1.8).</w:t>
+        <w:t>Hydroponics, growing plants in water with dissolved nutrients, showed that plants grow well if supplied with sunlight, water and minerals; leaving one nutrient out and watching growth suffer shows it's essential (25.1.6, 25.1.7). Deficiencies cause stunted growth and other symptoms, such as light yellow leaves without nitrogen (25.1.6, 25.1.8). A fertilizer's NPK ratio is its percentage by weight of nitrogen, phosphorus and potassium (25.1.6, 25.1.8).</w:t>
       </w:r>
     </w:p>
     <w:p>
@@ -1787,7 +1787,7 @@
       </w:pPr>
       <w:r>
         <w:rPr/>
-        <w:t>Humus (decaying organic material) decreases runoff, prevents leaching (minerals being washed away), makes soil more acidic and retains positively charged minerals; bacteria and fungi break it down and return its nutrients to plants (25.1.11).</w:t>
+        <w:t>Humus (decaying organic material) decreases runoff (rain running off the surface), prevents leaching (minerals being washed away), makes soil more acidic and holds positively charged minerals; bacteria and fungi break it down and return its nutrients to plants (25.1.11).</w:t>
       </w:r>
     </w:p>
     <w:p>
@@ -1800,7 +1800,7 @@
       </w:pPr>
       <w:r>
         <w:rPr/>
-        <w:t>Living organisms: plant roots open soil to bedrock, earthworms and ants mix and aerate it, microorganisms decompose humus, and soil bacteria make nitrogen available to plants (25.1.14).</w:t>
+        <w:t>Living organisms: plant roots open the soil down to the bedrock, earthworms and ants mix and aerate it, microorganisms decompose humus, and soil bacteria make nitrogen available to plants (25.1.14).</w:t>
       </w:r>
     </w:p>
     <w:p>
@@ -1809,7 +1809,7 @@
       </w:pPr>
       <w:r>
         <w:rPr/>
-        <w:t>Cation exchange (25.1.12, 25.1.13): clay and humus are negatively charged, so they hold positive mineral ions such as calcium (Ca2+) and potassium (K+), which keeps them from leaching away. A root hair releases hydrogen ions (H+), which exchange places with those minerals, so the root can take them up. Cation exchange capacity (CEC) is how many negative sites a soil has to bind them; sandy soil has a lower CEC.</w:t>
+        <w:t>Cation exchange (25.1.12, 25.1.13): cations are positive ions. Clay and humus are negatively charged, so they hold positive mineral ions such as calcium (Ca2+) and potassium (K+), which keeps them from leaching away. A root hair releases hydrogen ions (H+), which take their place, freeing the minerals for the root to take up. Cation exchange capacity (CEC) is how many negative sites a soil has to hold them; sandy soil has a lower CEC.</w:t>
       </w:r>
     </w:p>
     <w:p>
@@ -1818,7 +1818,7 @@
       </w:pPr>
       <w:r>
         <w:rPr/>
-        <w:t>A soil profile is a vertical section from the surface down to unaltered rock, in layers called horizons (25.1.15, 25.1.16): A, the topsoil, with litter and the most humus; B, the subsoil, where inorganic nutrients leached from above accumulate; C, the weathered parent material (bedrock). The profile varies with the parent rock and climate.</w:t>
+        <w:t>A soil profile is a vertical section from the surface down to unaltered rock, in layers called horizons (25.1.15, 25.1.16): A, the topsoil, with litter and the most humus; B, the subsoil, where minerals leached from above accumulate; C, the weathered parent material (bedrock). The profile varies with the parent rock and the climate.</w:t>
       </w:r>
     </w:p>
     <w:p>
@@ -1871,7 +1871,7 @@
       </w:pPr>
       <w:r>
         <w:rPr/>
-        <w:t>Water enters root cells passively, by osmosis, when there is more water outside the root than inside; the slide words this as the root's osmotic pressure being lower than the soil's (25.2.19). Minerals are different: plant cells spend energy to take them up actively and concentrate them, and the Casparian strip prevents backflow, so root xylem holds far more minerals than the soil (25.2.19, 25.2.20).</w:t>
+        <w:t>Water enters root cells passively, by osmosis, when there is more water outside the root than inside; the slide words this as the root's osmotic pressure being lower than the soil's (25.2.19). Minerals are different: plant cells spend energy to take them up actively and concentrate them, and the Casparian strip stops them leaking back out, so root xylem holds far more minerals than the soil (25.2.19, 25.2.20).</w:t>
       </w:r>
     </w:p>
     <w:p>
@@ -1906,7 +1906,7 @@
       </w:pPr>
       <w:r>
         <w:rPr/>
-        <w:t>2. The resulting electrochemical gradient drives positive ions such as potassium (K+) into the cell through channel proteins (25.2.21, 25.2.23).</w:t>
+        <w:t>2. The outside now has more H+ and more positive charge than the inside (an electrochemical gradient). This draws positive ions such as potassium (K+) into the cell through channel proteins (25.2.21, 25.2.23).</w:t>
       </w:r>
     </w:p>
     <w:p>
@@ -1941,7 +1941,7 @@
       </w:pPr>
       <w:r>
         <w:rPr/>
-        <w:t>Mutualisms for nutrients (25.2.24, 25.2.25, 25.2.26): Rhizobium bacteria in root nodules fix atmospheric nitrogen, and the host plant gives them carbohydrates. In mycorrhizae, the fungus increases the surface area for water and mineral uptake and breaks down organic matter, and the root gives the fungus sugars and amino acids; plants with mycorrhizae grow better.</w:t>
+        <w:t>Mutualisms for nutrients (25.2.24, 25.2.25, 25.2.26): Rhizobium bacteria in root nodules fix atmospheric nitrogen, and the host plant gives them carbohydrates. In mycorrhizae, a fungus living with the roots increases the surface area for water and mineral uptake and breaks down organic matter, and the root gives the fungus sugars and amino acids; plants with mycorrhizae grow better.</w:t>
       </w:r>
     </w:p>
     <w:p>
@@ -1994,7 +1994,7 @@
       </w:pPr>
       <w:r>
         <w:rPr/>
-        <w:t>Water potential is the energy of water; water always moves passively from higher to lower water potential (25.3.31). Two things set it (25.3.33): pressure (the higher the pressure, the higher the water potential) and solutes (the more solute, the lower the water potential, so water moves toward the side with more solute). Water potential falls from soil to root to stem to leaf, so water flows that way (25.3.32).</w:t>
+        <w:t>Water potential is the energy of water; water moves passively from higher to lower water potential (25.3.31). Two things set it. Pressure potential is the effect of pressure: the higher the pressure, the higher the water potential (25.3.33). Osmotic potential is the effect of solutes (dissolved substances): the more solute, the lower the water potential, so water moves toward the side with more solute (25.3.33). Water potential falls from soil to root to stem to leaf, so water flows that way (25.3.32).</w:t>
       </w:r>
     </w:p>
     <w:p>
@@ -2057,7 +2057,7 @@
       </w:pPr>
       <w:r>
         <w:rPr/>
-        <w:t>Traps: cohesion (water to water) vs adhesion (water to walls); transpiration (pull from the top) vs root pressure (push from below); xylem (one way, up, pulled, no energy) vs phloem (any direction, pushed, active loading); source vs sink; stomata open when K+ enters, close when it leaves (25.3.29, 25.3.35, 25.3.37, 25.3.41, 25.3.43).</w:t>
+        <w:t>Traps: cohesion (water to water) vs adhesion (water to walls); transpiration (pull from the top) vs root pressure (push from below); pressure potential vs osmotic potential; xylem (one way, up, pulled, no energy) vs phloem (any direction, pushed, active loading); source vs sink; stomata open when K+ enters, close when it leaves (25.3.29, 25.3.33, 25.3.35, 25.3.37, 25.3.41, 25.3.43).</w:t>
       </w:r>
     </w:p>
     <w:p>
@@ -2250,6 +2250,22 @@
     </w:p>
     <w:p>
       <w:pPr>
+        <w:pStyle w:val="Correction"/>
+      </w:pPr>
+      <w:r>
+        <w:rPr>
+          <w:b/>
+          <w:i/>
+        </w:rPr>
+        <w:t xml:space="preserve">Textbook: </w:t>
+      </w:r>
+      <w:r>
+        <w:rPr/>
+        <w:t>Carbon dioxide is an inorganic compound: it supplies the carbon that the plant builds into organic compounds such as carbohydrates (textbook p. 450).</w:t>
+      </w:r>
+    </w:p>
+    <w:p>
+      <w:pPr>
         <w:pStyle w:val="Slideheading"/>
       </w:pPr>
       <w:bookmarkStart w:id="7" w:name="s251004"/>
@@ -4251,7 +4267,7 @@
         <w:fldChar w:fldCharType="separate"/>
       </w:r>
       <w:r>
-        <w:t>3</w:t>
+        <w:t>2</w:t>
       </w:r>
       <w:r>
         <w:fldChar w:fldCharType="end"/>
@@ -5781,14 +5797,14 @@
         </w:tblBorders>
         <w:tblLayout w:type="fixed"/>
         <w:tblCellMar>
-          <w:left w:w="73" w:type="dxa"/>
-          <w:right w:w="73" w:type="dxa"/>
+          <w:left w:w="69" w:type="dxa"/>
+          <w:right w:w="69" w:type="dxa"/>
         </w:tblCellMar>
         <w:tblLook w:firstColumn="1" w:firstRow="1" w:lastColumn="0" w:lastRow="0" w:noHBand="0" w:noVBand="1" w:val="04A0"/>
       </w:tblPr>
       <w:tblGrid>
-        <w:gridCol w:w="1912"/>
-        <w:gridCol w:w="3488"/>
+        <w:gridCol w:w="1754"/>
+        <w:gridCol w:w="3646"/>
       </w:tblGrid>
       <w:tr>
         <w:trPr>
@@ -5797,7 +5813,7 @@
         </w:trPr>
         <w:tc>
           <w:tcPr>
-            <w:tcW w:type="dxa" w:w="1912"/>
+            <w:tcW w:type="dxa" w:w="1754"/>
           </w:tcPr>
           <w:p>
             <w:pPr>
@@ -5812,7 +5828,7 @@
         </w:tc>
         <w:tc>
           <w:tcPr>
-            <w:tcW w:type="dxa" w:w="3488"/>
+            <w:tcW w:type="dxa" w:w="3646"/>
           </w:tcPr>
           <w:p>
             <w:pPr>
@@ -5833,7 +5849,7 @@
         </w:trPr>
         <w:tc>
           <w:tcPr>
-            <w:tcW w:type="dxa" w:w="1912"/>
+            <w:tcW w:type="dxa" w:w="1754"/>
           </w:tcPr>
           <w:p>
             <w:pPr>
@@ -5847,7 +5863,7 @@
         </w:tc>
         <w:tc>
           <w:tcPr>
-            <w:tcW w:type="dxa" w:w="3488"/>
+            <w:tcW w:type="dxa" w:w="3646"/>
           </w:tcPr>
           <w:p>
             <w:pPr>
@@ -5866,7 +5882,7 @@
         </w:trPr>
         <w:tc>
           <w:tcPr>
-            <w:tcW w:type="dxa" w:w="1912"/>
+            <w:tcW w:type="dxa" w:w="1754"/>
           </w:tcPr>
           <w:p>
             <w:pPr>
@@ -5880,7 +5896,7 @@
         </w:tc>
         <w:tc>
           <w:tcPr>
-            <w:tcW w:type="dxa" w:w="3488"/>
+            <w:tcW w:type="dxa" w:w="3646"/>
           </w:tcPr>
           <w:p>
             <w:pPr>
@@ -5888,7 +5904,7 @@
             </w:pPr>
             <w:r>
               <w:rPr/>
-              <w:t>C, H, O, N, P, K, S, Ca, Mg (large amounts; the slide leaves out N)</w:t>
+              <w:t>C, H, O, N (nitrogen), P (phosphorus), K (potassium), S (sulfur), Ca (calcium), Mg (magnesium); large amounts; the slide leaves out N</w:t>
             </w:r>
           </w:p>
         </w:tc>
@@ -5899,7 +5915,7 @@
         </w:trPr>
         <w:tc>
           <w:tcPr>
-            <w:tcW w:type="dxa" w:w="1912"/>
+            <w:tcW w:type="dxa" w:w="1754"/>
           </w:tcPr>
           <w:p>
             <w:pPr>
@@ -5913,7 +5929,7 @@
         </w:tc>
         <w:tc>
           <w:tcPr>
-            <w:tcW w:type="dxa" w:w="3488"/>
+            <w:tcW w:type="dxa" w:w="3646"/>
           </w:tcPr>
           <w:p>
             <w:pPr>
@@ -5921,7 +5937,7 @@
             </w:pPr>
             <w:r>
               <w:rPr/>
-              <w:t>Fe, B, Mn, Cu, Zn, Cl, Mo (small amounts)</w:t>
+              <w:t>Fe (iron), B (boron), Mn (manganese), Cu (copper), Zn (zinc), Cl (chlorine), Mo (molybdenum); small amounts</w:t>
             </w:r>
           </w:p>
         </w:tc>
@@ -5932,7 +5948,7 @@
         </w:trPr>
         <w:tc>
           <w:tcPr>
-            <w:tcW w:type="dxa" w:w="1912"/>
+            <w:tcW w:type="dxa" w:w="1754"/>
           </w:tcPr>
           <w:p>
             <w:pPr>
@@ -5946,7 +5962,7 @@
         </w:tc>
         <w:tc>
           <w:tcPr>
-            <w:tcW w:type="dxa" w:w="3488"/>
+            <w:tcW w:type="dxa" w:w="3646"/>
           </w:tcPr>
           <w:p>
             <w:pPr>
@@ -5965,7 +5981,7 @@
         </w:trPr>
         <w:tc>
           <w:tcPr>
-            <w:tcW w:type="dxa" w:w="1912"/>
+            <w:tcW w:type="dxa" w:w="1754"/>
           </w:tcPr>
           <w:p>
             <w:pPr>
@@ -5979,7 +5995,7 @@
         </w:tc>
         <w:tc>
           <w:tcPr>
-            <w:tcW w:type="dxa" w:w="3488"/>
+            <w:tcW w:type="dxa" w:w="3646"/>
           </w:tcPr>
           <w:p>
             <w:pPr>
@@ -5998,7 +6014,7 @@
         </w:trPr>
         <w:tc>
           <w:tcPr>
-            <w:tcW w:type="dxa" w:w="1912"/>
+            <w:tcW w:type="dxa" w:w="1754"/>
           </w:tcPr>
           <w:p>
             <w:pPr>
@@ -6012,7 +6028,7 @@
         </w:tc>
         <w:tc>
           <w:tcPr>
-            <w:tcW w:type="dxa" w:w="3488"/>
+            <w:tcW w:type="dxa" w:w="3646"/>
           </w:tcPr>
           <w:p>
             <w:pPr>
@@ -6060,14 +6076,14 @@
         </w:tblBorders>
         <w:tblLayout w:type="fixed"/>
         <w:tblCellMar>
-          <w:left w:w="73" w:type="dxa"/>
-          <w:right w:w="73" w:type="dxa"/>
+          <w:left w:w="69" w:type="dxa"/>
+          <w:right w:w="69" w:type="dxa"/>
         </w:tblCellMar>
         <w:tblLook w:firstColumn="1" w:firstRow="1" w:lastColumn="0" w:lastRow="0" w:noHBand="0" w:noVBand="1" w:val="04A0"/>
       </w:tblPr>
       <w:tblGrid>
-        <w:gridCol w:w="1510"/>
-        <w:gridCol w:w="3890"/>
+        <w:gridCol w:w="1454"/>
+        <w:gridCol w:w="3946"/>
       </w:tblGrid>
       <w:tr>
         <w:trPr>
@@ -6076,7 +6092,7 @@
         </w:trPr>
         <w:tc>
           <w:tcPr>
-            <w:tcW w:type="dxa" w:w="1510"/>
+            <w:tcW w:type="dxa" w:w="1454"/>
           </w:tcPr>
           <w:p>
             <w:pPr>
@@ -6092,7 +6108,7 @@
         </w:tc>
         <w:tc>
           <w:tcPr>
-            <w:tcW w:type="dxa" w:w="3890"/>
+            <w:tcW w:type="dxa" w:w="3946"/>
           </w:tcPr>
           <w:p>
             <w:pPr>
@@ -6113,7 +6129,7 @@
         </w:trPr>
         <w:tc>
           <w:tcPr>
-            <w:tcW w:type="dxa" w:w="1510"/>
+            <w:tcW w:type="dxa" w:w="1454"/>
           </w:tcPr>
           <w:p>
             <w:pPr>
@@ -6127,7 +6143,7 @@
         </w:tc>
         <w:tc>
           <w:tcPr>
-            <w:tcW w:type="dxa" w:w="3890"/>
+            <w:tcW w:type="dxa" w:w="3946"/>
           </w:tcPr>
           <w:p>
             <w:pPr>
@@ -6146,7 +6162,7 @@
         </w:trPr>
         <w:tc>
           <w:tcPr>
-            <w:tcW w:type="dxa" w:w="1510"/>
+            <w:tcW w:type="dxa" w:w="1454"/>
           </w:tcPr>
           <w:p>
             <w:pPr>
@@ -6160,7 +6176,7 @@
         </w:tc>
         <w:tc>
           <w:tcPr>
-            <w:tcW w:type="dxa" w:w="3890"/>
+            <w:tcW w:type="dxa" w:w="3946"/>
           </w:tcPr>
           <w:p>
             <w:pPr>
@@ -6179,7 +6195,7 @@
         </w:trPr>
         <w:tc>
           <w:tcPr>
-            <w:tcW w:type="dxa" w:w="1510"/>
+            <w:tcW w:type="dxa" w:w="1454"/>
           </w:tcPr>
           <w:p>
             <w:pPr>
@@ -6193,7 +6209,7 @@
         </w:tc>
         <w:tc>
           <w:tcPr>
-            <w:tcW w:type="dxa" w:w="3890"/>
+            <w:tcW w:type="dxa" w:w="3946"/>
           </w:tcPr>
           <w:p>
             <w:pPr>
@@ -6212,7 +6228,7 @@
         </w:trPr>
         <w:tc>
           <w:tcPr>
-            <w:tcW w:type="dxa" w:w="1510"/>
+            <w:tcW w:type="dxa" w:w="1454"/>
           </w:tcPr>
           <w:p>
             <w:pPr>
@@ -6226,7 +6242,7 @@
         </w:tc>
         <w:tc>
           <w:tcPr>
-            <w:tcW w:type="dxa" w:w="3890"/>
+            <w:tcW w:type="dxa" w:w="3946"/>
           </w:tcPr>
           <w:p>
             <w:pPr>
@@ -6245,7 +6261,7 @@
         </w:trPr>
         <w:tc>
           <w:tcPr>
-            <w:tcW w:type="dxa" w:w="1510"/>
+            <w:tcW w:type="dxa" w:w="1454"/>
           </w:tcPr>
           <w:p>
             <w:pPr>
@@ -6259,7 +6275,7 @@
         </w:tc>
         <w:tc>
           <w:tcPr>
-            <w:tcW w:type="dxa" w:w="3890"/>
+            <w:tcW w:type="dxa" w:w="3946"/>
           </w:tcPr>
           <w:p>
             <w:pPr>
@@ -6278,7 +6294,7 @@
         </w:trPr>
         <w:tc>
           <w:tcPr>
-            <w:tcW w:type="dxa" w:w="1510"/>
+            <w:tcW w:type="dxa" w:w="1454"/>
           </w:tcPr>
           <w:p>
             <w:pPr>
@@ -6292,7 +6308,7 @@
         </w:tc>
         <w:tc>
           <w:tcPr>
-            <w:tcW w:type="dxa" w:w="3890"/>
+            <w:tcW w:type="dxa" w:w="3946"/>
           </w:tcPr>
           <w:p>
             <w:pPr>
@@ -6311,7 +6327,7 @@
         </w:trPr>
         <w:tc>
           <w:tcPr>
-            <w:tcW w:type="dxa" w:w="1510"/>
+            <w:tcW w:type="dxa" w:w="1454"/>
           </w:tcPr>
           <w:p>
             <w:pPr>
@@ -6325,7 +6341,7 @@
         </w:tc>
         <w:tc>
           <w:tcPr>
-            <w:tcW w:type="dxa" w:w="3890"/>
+            <w:tcW w:type="dxa" w:w="3946"/>
           </w:tcPr>
           <w:p>
             <w:pPr>
@@ -6344,7 +6360,7 @@
         </w:trPr>
         <w:tc>
           <w:tcPr>
-            <w:tcW w:type="dxa" w:w="1510"/>
+            <w:tcW w:type="dxa" w:w="1454"/>
           </w:tcPr>
           <w:p>
             <w:pPr>
@@ -6358,7 +6374,7 @@
         </w:tc>
         <w:tc>
           <w:tcPr>
-            <w:tcW w:type="dxa" w:w="3890"/>
+            <w:tcW w:type="dxa" w:w="3946"/>
           </w:tcPr>
           <w:p>
             <w:pPr>
@@ -6377,7 +6393,7 @@
         </w:trPr>
         <w:tc>
           <w:tcPr>
-            <w:tcW w:type="dxa" w:w="1510"/>
+            <w:tcW w:type="dxa" w:w="1454"/>
           </w:tcPr>
           <w:p>
             <w:pPr>
@@ -6391,7 +6407,7 @@
         </w:tc>
         <w:tc>
           <w:tcPr>
-            <w:tcW w:type="dxa" w:w="3890"/>
+            <w:tcW w:type="dxa" w:w="3946"/>
           </w:tcPr>
           <w:p>
             <w:pPr>
@@ -6439,14 +6455,14 @@
         </w:tblBorders>
         <w:tblLayout w:type="fixed"/>
         <w:tblCellMar>
-          <w:left w:w="73" w:type="dxa"/>
-          <w:right w:w="73" w:type="dxa"/>
+          <w:left w:w="69" w:type="dxa"/>
+          <w:right w:w="69" w:type="dxa"/>
         </w:tblCellMar>
         <w:tblLook w:firstColumn="1" w:firstRow="1" w:lastColumn="0" w:lastRow="0" w:noHBand="0" w:noVBand="1" w:val="04A0"/>
       </w:tblPr>
       <w:tblGrid>
-        <w:gridCol w:w="1818"/>
-        <w:gridCol w:w="3582"/>
+        <w:gridCol w:w="1793"/>
+        <w:gridCol w:w="3607"/>
       </w:tblGrid>
       <w:tr>
         <w:trPr>
@@ -6455,7 +6471,7 @@
         </w:trPr>
         <w:tc>
           <w:tcPr>
-            <w:tcW w:type="dxa" w:w="1818"/>
+            <w:tcW w:type="dxa" w:w="1793"/>
           </w:tcPr>
           <w:p>
             <w:pPr>
@@ -6471,7 +6487,7 @@
         </w:tc>
         <w:tc>
           <w:tcPr>
-            <w:tcW w:type="dxa" w:w="3582"/>
+            <w:tcW w:type="dxa" w:w="3607"/>
           </w:tcPr>
           <w:p>
             <w:pPr>
@@ -6492,7 +6508,7 @@
         </w:trPr>
         <w:tc>
           <w:tcPr>
-            <w:tcW w:type="dxa" w:w="1818"/>
+            <w:tcW w:type="dxa" w:w="1793"/>
           </w:tcPr>
           <w:p>
             <w:pPr>
@@ -6506,7 +6522,7 @@
         </w:tc>
         <w:tc>
           <w:tcPr>
-            <w:tcW w:type="dxa" w:w="3582"/>
+            <w:tcW w:type="dxa" w:w="3607"/>
           </w:tcPr>
           <w:p>
             <w:pPr>
@@ -6525,7 +6541,7 @@
         </w:trPr>
         <w:tc>
           <w:tcPr>
-            <w:tcW w:type="dxa" w:w="1818"/>
+            <w:tcW w:type="dxa" w:w="1793"/>
           </w:tcPr>
           <w:p>
             <w:pPr>
@@ -6539,7 +6555,7 @@
         </w:tc>
         <w:tc>
           <w:tcPr>
-            <w:tcW w:type="dxa" w:w="3582"/>
+            <w:tcW w:type="dxa" w:w="3607"/>
           </w:tcPr>
           <w:p>
             <w:pPr>
@@ -6558,7 +6574,7 @@
         </w:trPr>
         <w:tc>
           <w:tcPr>
-            <w:tcW w:type="dxa" w:w="1818"/>
+            <w:tcW w:type="dxa" w:w="1793"/>
           </w:tcPr>
           <w:p>
             <w:pPr>
@@ -6572,7 +6588,7 @@
         </w:tc>
         <w:tc>
           <w:tcPr>
-            <w:tcW w:type="dxa" w:w="3582"/>
+            <w:tcW w:type="dxa" w:w="3607"/>
           </w:tcPr>
           <w:p>
             <w:pPr>
@@ -6620,14 +6636,14 @@
         </w:tblBorders>
         <w:tblLayout w:type="fixed"/>
         <w:tblCellMar>
-          <w:left w:w="73" w:type="dxa"/>
-          <w:right w:w="73" w:type="dxa"/>
+          <w:left w:w="69" w:type="dxa"/>
+          <w:right w:w="69" w:type="dxa"/>
         </w:tblCellMar>
         <w:tblLook w:firstColumn="1" w:firstRow="1" w:lastColumn="0" w:lastRow="0" w:noHBand="0" w:noVBand="1" w:val="04A0"/>
       </w:tblPr>
       <w:tblGrid>
-        <w:gridCol w:w="1792"/>
-        <w:gridCol w:w="3608"/>
+        <w:gridCol w:w="1745"/>
+        <w:gridCol w:w="3655"/>
       </w:tblGrid>
       <w:tr>
         <w:trPr>
@@ -6636,7 +6652,7 @@
         </w:trPr>
         <w:tc>
           <w:tcPr>
-            <w:tcW w:type="dxa" w:w="1792"/>
+            <w:tcW w:type="dxa" w:w="1745"/>
           </w:tcPr>
           <w:p>
             <w:pPr>
@@ -6652,7 +6668,7 @@
         </w:tc>
         <w:tc>
           <w:tcPr>
-            <w:tcW w:type="dxa" w:w="3608"/>
+            <w:tcW w:type="dxa" w:w="3655"/>
           </w:tcPr>
           <w:p>
             <w:pPr>
@@ -6673,7 +6689,7 @@
         </w:trPr>
         <w:tc>
           <w:tcPr>
-            <w:tcW w:type="dxa" w:w="1792"/>
+            <w:tcW w:type="dxa" w:w="1745"/>
           </w:tcPr>
           <w:p>
             <w:pPr>
@@ -6687,7 +6703,7 @@
         </w:tc>
         <w:tc>
           <w:tcPr>
-            <w:tcW w:type="dxa" w:w="3608"/>
+            <w:tcW w:type="dxa" w:w="3655"/>
           </w:tcPr>
           <w:p>
             <w:pPr>
@@ -6706,7 +6722,7 @@
         </w:trPr>
         <w:tc>
           <w:tcPr>
-            <w:tcW w:type="dxa" w:w="1792"/>
+            <w:tcW w:type="dxa" w:w="1745"/>
           </w:tcPr>
           <w:p>
             <w:pPr>
@@ -6720,7 +6736,7 @@
         </w:tc>
         <w:tc>
           <w:tcPr>
-            <w:tcW w:type="dxa" w:w="3608"/>
+            <w:tcW w:type="dxa" w:w="3655"/>
           </w:tcPr>
           <w:p>
             <w:pPr>
@@ -6739,7 +6755,7 @@
         </w:trPr>
         <w:tc>
           <w:tcPr>
-            <w:tcW w:type="dxa" w:w="1792"/>
+            <w:tcW w:type="dxa" w:w="1745"/>
           </w:tcPr>
           <w:p>
             <w:pPr>
@@ -6753,7 +6769,7 @@
         </w:tc>
         <w:tc>
           <w:tcPr>
-            <w:tcW w:type="dxa" w:w="3608"/>
+            <w:tcW w:type="dxa" w:w="3655"/>
           </w:tcPr>
           <w:p>
             <w:pPr>
@@ -6772,7 +6788,7 @@
         </w:trPr>
         <w:tc>
           <w:tcPr>
-            <w:tcW w:type="dxa" w:w="1792"/>
+            <w:tcW w:type="dxa" w:w="1745"/>
           </w:tcPr>
           <w:p>
             <w:pPr>
@@ -6786,7 +6802,7 @@
         </w:tc>
         <w:tc>
           <w:tcPr>
-            <w:tcW w:type="dxa" w:w="3608"/>
+            <w:tcW w:type="dxa" w:w="3655"/>
           </w:tcPr>
           <w:p>
             <w:pPr>
@@ -6834,15 +6850,15 @@
         </w:tblBorders>
         <w:tblLayout w:type="fixed"/>
         <w:tblCellMar>
-          <w:left w:w="73" w:type="dxa"/>
-          <w:right w:w="73" w:type="dxa"/>
+          <w:left w:w="69" w:type="dxa"/>
+          <w:right w:w="69" w:type="dxa"/>
         </w:tblCellMar>
         <w:tblLook w:firstColumn="1" w:firstRow="1" w:lastColumn="0" w:lastRow="0" w:noHBand="0" w:noVBand="1" w:val="04A0"/>
       </w:tblPr>
       <w:tblGrid>
-        <w:gridCol w:w="1114"/>
-        <w:gridCol w:w="2065"/>
-        <w:gridCol w:w="2221"/>
+        <w:gridCol w:w="1074"/>
+        <w:gridCol w:w="2051"/>
+        <w:gridCol w:w="2275"/>
       </w:tblGrid>
       <w:tr>
         <w:trPr>
@@ -6851,7 +6867,7 @@
         </w:trPr>
         <w:tc>
           <w:tcPr>
-            <w:tcW w:type="dxa" w:w="1114"/>
+            <w:tcW w:type="dxa" w:w="1074"/>
           </w:tcPr>
           <w:p>
             <w:pPr>
@@ -6866,7 +6882,7 @@
         </w:tc>
         <w:tc>
           <w:tcPr>
-            <w:tcW w:type="dxa" w:w="2065"/>
+            <w:tcW w:type="dxa" w:w="2051"/>
           </w:tcPr>
           <w:p>
             <w:pPr>
@@ -6882,7 +6898,7 @@
         </w:tc>
         <w:tc>
           <w:tcPr>
-            <w:tcW w:type="dxa" w:w="2221"/>
+            <w:tcW w:type="dxa" w:w="2275"/>
           </w:tcPr>
           <w:p>
             <w:pPr>
@@ -6903,7 +6919,7 @@
         </w:trPr>
         <w:tc>
           <w:tcPr>
-            <w:tcW w:type="dxa" w:w="1114"/>
+            <w:tcW w:type="dxa" w:w="1074"/>
           </w:tcPr>
           <w:p>
             <w:pPr>
@@ -6917,7 +6933,7 @@
         </w:tc>
         <w:tc>
           <w:tcPr>
-            <w:tcW w:type="dxa" w:w="2065"/>
+            <w:tcW w:type="dxa" w:w="2051"/>
           </w:tcPr>
           <w:p>
             <w:pPr>
@@ -6931,7 +6947,7 @@
         </w:tc>
         <w:tc>
           <w:tcPr>
-            <w:tcW w:type="dxa" w:w="2221"/>
+            <w:tcW w:type="dxa" w:w="2275"/>
           </w:tcPr>
           <w:p>
             <w:pPr>
@@ -6950,7 +6966,7 @@
         </w:trPr>
         <w:tc>
           <w:tcPr>
-            <w:tcW w:type="dxa" w:w="1114"/>
+            <w:tcW w:type="dxa" w:w="1074"/>
           </w:tcPr>
           <w:p>
             <w:pPr>
@@ -6964,7 +6980,7 @@
         </w:tc>
         <w:tc>
           <w:tcPr>
-            <w:tcW w:type="dxa" w:w="2065"/>
+            <w:tcW w:type="dxa" w:w="2051"/>
           </w:tcPr>
           <w:p>
             <w:pPr>
@@ -6978,7 +6994,7 @@
         </w:tc>
         <w:tc>
           <w:tcPr>
-            <w:tcW w:type="dxa" w:w="2221"/>
+            <w:tcW w:type="dxa" w:w="2275"/>
           </w:tcPr>
           <w:p>
             <w:pPr>
@@ -6997,7 +7013,7 @@
         </w:trPr>
         <w:tc>
           <w:tcPr>
-            <w:tcW w:type="dxa" w:w="1114"/>
+            <w:tcW w:type="dxa" w:w="1074"/>
           </w:tcPr>
           <w:p>
             <w:pPr>
@@ -7011,7 +7027,7 @@
         </w:tc>
         <w:tc>
           <w:tcPr>
-            <w:tcW w:type="dxa" w:w="2065"/>
+            <w:tcW w:type="dxa" w:w="2051"/>
           </w:tcPr>
           <w:p>
             <w:pPr>
@@ -7025,7 +7041,7 @@
         </w:tc>
         <w:tc>
           <w:tcPr>
-            <w:tcW w:type="dxa" w:w="2221"/>
+            <w:tcW w:type="dxa" w:w="2275"/>
           </w:tcPr>
           <w:p>
             <w:pPr>
@@ -7044,7 +7060,7 @@
         </w:trPr>
         <w:tc>
           <w:tcPr>
-            <w:tcW w:type="dxa" w:w="1114"/>
+            <w:tcW w:type="dxa" w:w="1074"/>
           </w:tcPr>
           <w:p>
             <w:pPr>
@@ -7058,7 +7074,7 @@
         </w:tc>
         <w:tc>
           <w:tcPr>
-            <w:tcW w:type="dxa" w:w="2065"/>
+            <w:tcW w:type="dxa" w:w="2051"/>
           </w:tcPr>
           <w:p>
             <w:pPr>
@@ -7072,7 +7088,7 @@
         </w:tc>
         <w:tc>
           <w:tcPr>
-            <w:tcW w:type="dxa" w:w="2221"/>
+            <w:tcW w:type="dxa" w:w="2275"/>
           </w:tcPr>
           <w:p>
             <w:pPr>
@@ -7091,7 +7107,7 @@
         </w:trPr>
         <w:tc>
           <w:tcPr>
-            <w:tcW w:type="dxa" w:w="1114"/>
+            <w:tcW w:type="dxa" w:w="1074"/>
           </w:tcPr>
           <w:p>
             <w:pPr>
@@ -7105,7 +7121,7 @@
         </w:tc>
         <w:tc>
           <w:tcPr>
-            <w:tcW w:type="dxa" w:w="2065"/>
+            <w:tcW w:type="dxa" w:w="2051"/>
           </w:tcPr>
           <w:p>
             <w:pPr>
@@ -7119,7 +7135,7 @@
         </w:tc>
         <w:tc>
           <w:tcPr>
-            <w:tcW w:type="dxa" w:w="2221"/>
+            <w:tcW w:type="dxa" w:w="2275"/>
           </w:tcPr>
           <w:p>
             <w:pPr>
@@ -7167,14 +7183,14 @@
         </w:tblBorders>
         <w:tblLayout w:type="fixed"/>
         <w:tblCellMar>
-          <w:left w:w="73" w:type="dxa"/>
-          <w:right w:w="73" w:type="dxa"/>
+          <w:left w:w="69" w:type="dxa"/>
+          <w:right w:w="69" w:type="dxa"/>
         </w:tblCellMar>
         <w:tblLook w:firstColumn="1" w:firstRow="1" w:lastColumn="0" w:lastRow="0" w:noHBand="0" w:noVBand="1" w:val="04A0"/>
       </w:tblPr>
       <w:tblGrid>
-        <w:gridCol w:w="1525"/>
-        <w:gridCol w:w="3875"/>
+        <w:gridCol w:w="1486"/>
+        <w:gridCol w:w="3914"/>
       </w:tblGrid>
       <w:tr>
         <w:trPr>
@@ -7183,7 +7199,7 @@
         </w:trPr>
         <w:tc>
           <w:tcPr>
-            <w:tcW w:type="dxa" w:w="1525"/>
+            <w:tcW w:type="dxa" w:w="1486"/>
           </w:tcPr>
           <w:p>
             <w:pPr>
@@ -7198,7 +7214,7 @@
         </w:tc>
         <w:tc>
           <w:tcPr>
-            <w:tcW w:type="dxa" w:w="3875"/>
+            <w:tcW w:type="dxa" w:w="3914"/>
           </w:tcPr>
           <w:p>
             <w:pPr>
@@ -7219,7 +7235,7 @@
         </w:trPr>
         <w:tc>
           <w:tcPr>
-            <w:tcW w:type="dxa" w:w="1525"/>
+            <w:tcW w:type="dxa" w:w="1486"/>
           </w:tcPr>
           <w:p>
             <w:pPr>
@@ -7233,7 +7249,7 @@
         </w:tc>
         <w:tc>
           <w:tcPr>
-            <w:tcW w:type="dxa" w:w="3875"/>
+            <w:tcW w:type="dxa" w:w="3914"/>
           </w:tcPr>
           <w:p>
             <w:pPr>
@@ -7252,7 +7268,7 @@
         </w:trPr>
         <w:tc>
           <w:tcPr>
-            <w:tcW w:type="dxa" w:w="1525"/>
+            <w:tcW w:type="dxa" w:w="1486"/>
           </w:tcPr>
           <w:p>
             <w:pPr>
@@ -7266,7 +7282,7 @@
         </w:tc>
         <w:tc>
           <w:tcPr>
-            <w:tcW w:type="dxa" w:w="3875"/>
+            <w:tcW w:type="dxa" w:w="3914"/>
           </w:tcPr>
           <w:p>
             <w:pPr>
@@ -7285,7 +7301,7 @@
         </w:trPr>
         <w:tc>
           <w:tcPr>
-            <w:tcW w:type="dxa" w:w="1525"/>
+            <w:tcW w:type="dxa" w:w="1486"/>
           </w:tcPr>
           <w:p>
             <w:pPr>
@@ -7299,7 +7315,7 @@
         </w:tc>
         <w:tc>
           <w:tcPr>
-            <w:tcW w:type="dxa" w:w="3875"/>
+            <w:tcW w:type="dxa" w:w="3914"/>
           </w:tcPr>
           <w:p>
             <w:pPr>
@@ -7318,7 +7334,7 @@
         </w:trPr>
         <w:tc>
           <w:tcPr>
-            <w:tcW w:type="dxa" w:w="1525"/>
+            <w:tcW w:type="dxa" w:w="1486"/>
           </w:tcPr>
           <w:p>
             <w:pPr>
@@ -7332,7 +7348,7 @@
         </w:tc>
         <w:tc>
           <w:tcPr>
-            <w:tcW w:type="dxa" w:w="3875"/>
+            <w:tcW w:type="dxa" w:w="3914"/>
           </w:tcPr>
           <w:p>
             <w:pPr>
@@ -7380,14 +7396,14 @@
         </w:tblBorders>
         <w:tblLayout w:type="fixed"/>
         <w:tblCellMar>
-          <w:left w:w="73" w:type="dxa"/>
-          <w:right w:w="73" w:type="dxa"/>
+          <w:left w:w="69" w:type="dxa"/>
+          <w:right w:w="69" w:type="dxa"/>
         </w:tblCellMar>
         <w:tblLook w:firstColumn="1" w:firstRow="1" w:lastColumn="0" w:lastRow="0" w:noHBand="0" w:noVBand="1" w:val="04A0"/>
       </w:tblPr>
       <w:tblGrid>
-        <w:gridCol w:w="2155"/>
-        <w:gridCol w:w="3245"/>
+        <w:gridCol w:w="2108"/>
+        <w:gridCol w:w="3292"/>
       </w:tblGrid>
       <w:tr>
         <w:trPr>
@@ -7396,7 +7412,7 @@
         </w:trPr>
         <w:tc>
           <w:tcPr>
-            <w:tcW w:type="dxa" w:w="2155"/>
+            <w:tcW w:type="dxa" w:w="2108"/>
           </w:tcPr>
           <w:p>
             <w:pPr>
@@ -7412,7 +7428,7 @@
         </w:tc>
         <w:tc>
           <w:tcPr>
-            <w:tcW w:type="dxa" w:w="3245"/>
+            <w:tcW w:type="dxa" w:w="3292"/>
           </w:tcPr>
           <w:p>
             <w:pPr>
@@ -7433,7 +7449,7 @@
         </w:trPr>
         <w:tc>
           <w:tcPr>
-            <w:tcW w:type="dxa" w:w="2155"/>
+            <w:tcW w:type="dxa" w:w="2108"/>
           </w:tcPr>
           <w:p>
             <w:pPr>
@@ -7447,7 +7463,7 @@
         </w:tc>
         <w:tc>
           <w:tcPr>
-            <w:tcW w:type="dxa" w:w="3245"/>
+            <w:tcW w:type="dxa" w:w="3292"/>
           </w:tcPr>
           <w:p>
             <w:pPr>
@@ -7466,7 +7482,7 @@
         </w:trPr>
         <w:tc>
           <w:tcPr>
-            <w:tcW w:type="dxa" w:w="2155"/>
+            <w:tcW w:type="dxa" w:w="2108"/>
           </w:tcPr>
           <w:p>
             <w:pPr>
@@ -7480,7 +7496,7 @@
         </w:tc>
         <w:tc>
           <w:tcPr>
-            <w:tcW w:type="dxa" w:w="3245"/>
+            <w:tcW w:type="dxa" w:w="3292"/>
           </w:tcPr>
           <w:p>
             <w:pPr>
@@ -7499,7 +7515,7 @@
         </w:trPr>
         <w:tc>
           <w:tcPr>
-            <w:tcW w:type="dxa" w:w="2155"/>
+            <w:tcW w:type="dxa" w:w="2108"/>
           </w:tcPr>
           <w:p>
             <w:pPr>
@@ -7513,7 +7529,7 @@
         </w:tc>
         <w:tc>
           <w:tcPr>
-            <w:tcW w:type="dxa" w:w="3245"/>
+            <w:tcW w:type="dxa" w:w="3292"/>
           </w:tcPr>
           <w:p>
             <w:pPr>
@@ -7532,7 +7548,7 @@
         </w:trPr>
         <w:tc>
           <w:tcPr>
-            <w:tcW w:type="dxa" w:w="2155"/>
+            <w:tcW w:type="dxa" w:w="2108"/>
           </w:tcPr>
           <w:p>
             <w:pPr>
@@ -7546,7 +7562,7 @@
         </w:tc>
         <w:tc>
           <w:tcPr>
-            <w:tcW w:type="dxa" w:w="3245"/>
+            <w:tcW w:type="dxa" w:w="3292"/>
           </w:tcPr>
           <w:p>
             <w:pPr>
@@ -7565,7 +7581,7 @@
         </w:trPr>
         <w:tc>
           <w:tcPr>
-            <w:tcW w:type="dxa" w:w="2155"/>
+            <w:tcW w:type="dxa" w:w="2108"/>
           </w:tcPr>
           <w:p>
             <w:pPr>
@@ -7579,7 +7595,7 @@
         </w:tc>
         <w:tc>
           <w:tcPr>
-            <w:tcW w:type="dxa" w:w="3245"/>
+            <w:tcW w:type="dxa" w:w="3292"/>
           </w:tcPr>
           <w:p>
             <w:pPr>
@@ -7587,7 +7603,7 @@
             </w:pPr>
             <w:r>
               <w:rPr/>
-              <w:t>minerals, uses energy vs water, no energy (25.2.19–20)</w:t>
+              <w:t>uses energy (how roots concentrate minerals) vs no energy (water) (25.2.19–20)</w:t>
             </w:r>
           </w:p>
         </w:tc>
@@ -7598,7 +7614,7 @@
         </w:trPr>
         <w:tc>
           <w:tcPr>
-            <w:tcW w:type="dxa" w:w="2155"/>
+            <w:tcW w:type="dxa" w:w="2108"/>
           </w:tcPr>
           <w:p>
             <w:pPr>
@@ -7612,7 +7628,7 @@
         </w:tc>
         <w:tc>
           <w:tcPr>
-            <w:tcW w:type="dxa" w:w="3245"/>
+            <w:tcW w:type="dxa" w:w="3292"/>
           </w:tcPr>
           <w:p>
             <w:pPr>
@@ -7631,7 +7647,7 @@
         </w:trPr>
         <w:tc>
           <w:tcPr>
-            <w:tcW w:type="dxa" w:w="2155"/>
+            <w:tcW w:type="dxa" w:w="2108"/>
           </w:tcPr>
           <w:p>
             <w:pPr>
@@ -7645,7 +7661,7 @@
         </w:tc>
         <w:tc>
           <w:tcPr>
-            <w:tcW w:type="dxa" w:w="3245"/>
+            <w:tcW w:type="dxa" w:w="3292"/>
           </w:tcPr>
           <w:p>
             <w:pPr>
@@ -7664,7 +7680,7 @@
         </w:trPr>
         <w:tc>
           <w:tcPr>
-            <w:tcW w:type="dxa" w:w="2155"/>
+            <w:tcW w:type="dxa" w:w="2108"/>
           </w:tcPr>
           <w:p>
             <w:pPr>
@@ -7678,7 +7694,7 @@
         </w:tc>
         <w:tc>
           <w:tcPr>
-            <w:tcW w:type="dxa" w:w="3245"/>
+            <w:tcW w:type="dxa" w:w="3292"/>
           </w:tcPr>
           <w:p>
             <w:pPr>
@@ -7697,7 +7713,7 @@
         </w:trPr>
         <w:tc>
           <w:tcPr>
-            <w:tcW w:type="dxa" w:w="2155"/>
+            <w:tcW w:type="dxa" w:w="2108"/>
           </w:tcPr>
           <w:p>
             <w:pPr>
@@ -7711,7 +7727,7 @@
         </w:tc>
         <w:tc>
           <w:tcPr>
-            <w:tcW w:type="dxa" w:w="3245"/>
+            <w:tcW w:type="dxa" w:w="3292"/>
           </w:tcPr>
           <w:p>
             <w:pPr>
@@ -7730,7 +7746,7 @@
         </w:trPr>
         <w:tc>
           <w:tcPr>
-            <w:tcW w:type="dxa" w:w="2155"/>
+            <w:tcW w:type="dxa" w:w="2108"/>
           </w:tcPr>
           <w:p>
             <w:pPr>
@@ -7744,7 +7760,7 @@
         </w:tc>
         <w:tc>
           <w:tcPr>
-            <w:tcW w:type="dxa" w:w="3245"/>
+            <w:tcW w:type="dxa" w:w="3292"/>
           </w:tcPr>
           <w:p>
             <w:pPr>
@@ -7763,7 +7779,7 @@
         </w:trPr>
         <w:tc>
           <w:tcPr>
-            <w:tcW w:type="dxa" w:w="2155"/>
+            <w:tcW w:type="dxa" w:w="2108"/>
           </w:tcPr>
           <w:p>
             <w:pPr>
@@ -7777,7 +7793,7 @@
         </w:tc>
         <w:tc>
           <w:tcPr>
-            <w:tcW w:type="dxa" w:w="3245"/>
+            <w:tcW w:type="dxa" w:w="3292"/>
           </w:tcPr>
           <w:p>
             <w:pPr>
@@ -7796,7 +7812,7 @@
         </w:trPr>
         <w:tc>
           <w:tcPr>
-            <w:tcW w:type="dxa" w:w="2155"/>
+            <w:tcW w:type="dxa" w:w="2108"/>
           </w:tcPr>
           <w:p>
             <w:pPr>
@@ -7810,7 +7826,7 @@
         </w:tc>
         <w:tc>
           <w:tcPr>
-            <w:tcW w:type="dxa" w:w="3245"/>
+            <w:tcW w:type="dxa" w:w="3292"/>
           </w:tcPr>
           <w:p>
             <w:pPr>
@@ -7829,7 +7845,7 @@
         </w:trPr>
         <w:tc>
           <w:tcPr>
-            <w:tcW w:type="dxa" w:w="2155"/>
+            <w:tcW w:type="dxa" w:w="2108"/>
           </w:tcPr>
           <w:p>
             <w:pPr>
@@ -7843,7 +7859,7 @@
         </w:tc>
         <w:tc>
           <w:tcPr>
-            <w:tcW w:type="dxa" w:w="3245"/>
+            <w:tcW w:type="dxa" w:w="3292"/>
           </w:tcPr>
           <w:p>
             <w:pPr>
@@ -8036,14 +8052,14 @@
         </w:tblBorders>
         <w:tblLayout w:type="fixed"/>
         <w:tblCellMar>
-          <w:left w:w="73" w:type="dxa"/>
-          <w:right w:w="73" w:type="dxa"/>
+          <w:left w:w="69" w:type="dxa"/>
+          <w:right w:w="69" w:type="dxa"/>
         </w:tblCellMar>
         <w:tblLook w:firstColumn="1" w:firstRow="1" w:lastColumn="0" w:lastRow="0" w:noHBand="0" w:noVBand="1" w:val="04A0"/>
       </w:tblPr>
       <w:tblGrid>
-        <w:gridCol w:w="1951"/>
-        <w:gridCol w:w="3449"/>
+        <w:gridCol w:w="1905"/>
+        <w:gridCol w:w="3495"/>
       </w:tblGrid>
       <w:tr>
         <w:trPr>
@@ -8052,7 +8068,7 @@
         </w:trPr>
         <w:tc>
           <w:tcPr>
-            <w:tcW w:type="dxa" w:w="1951"/>
+            <w:tcW w:type="dxa" w:w="1905"/>
           </w:tcPr>
           <w:p>
             <w:pPr>
@@ -8068,7 +8084,7 @@
         </w:tc>
         <w:tc>
           <w:tcPr>
-            <w:tcW w:type="dxa" w:w="3449"/>
+            <w:tcW w:type="dxa" w:w="3495"/>
           </w:tcPr>
           <w:p>
             <w:pPr>
@@ -8089,7 +8105,7 @@
         </w:trPr>
         <w:tc>
           <w:tcPr>
-            <w:tcW w:type="dxa" w:w="1951"/>
+            <w:tcW w:type="dxa" w:w="1905"/>
           </w:tcPr>
           <w:p>
             <w:pPr>
@@ -8103,7 +8119,7 @@
         </w:tc>
         <w:tc>
           <w:tcPr>
-            <w:tcW w:type="dxa" w:w="3449"/>
+            <w:tcW w:type="dxa" w:w="3495"/>
           </w:tcPr>
           <w:p>
             <w:pPr>
@@ -8122,7 +8138,7 @@
         </w:trPr>
         <w:tc>
           <w:tcPr>
-            <w:tcW w:type="dxa" w:w="1951"/>
+            <w:tcW w:type="dxa" w:w="1905"/>
           </w:tcPr>
           <w:p>
             <w:pPr>
@@ -8136,7 +8152,7 @@
         </w:tc>
         <w:tc>
           <w:tcPr>
-            <w:tcW w:type="dxa" w:w="3449"/>
+            <w:tcW w:type="dxa" w:w="3495"/>
           </w:tcPr>
           <w:p>
             <w:pPr>
@@ -8155,7 +8171,7 @@
         </w:trPr>
         <w:tc>
           <w:tcPr>
-            <w:tcW w:type="dxa" w:w="1951"/>
+            <w:tcW w:type="dxa" w:w="1905"/>
           </w:tcPr>
           <w:p>
             <w:pPr>
@@ -8169,7 +8185,7 @@
         </w:tc>
         <w:tc>
           <w:tcPr>
-            <w:tcW w:type="dxa" w:w="3449"/>
+            <w:tcW w:type="dxa" w:w="3495"/>
           </w:tcPr>
           <w:p>
             <w:pPr>
@@ -8188,7 +8204,7 @@
         </w:trPr>
         <w:tc>
           <w:tcPr>
-            <w:tcW w:type="dxa" w:w="1951"/>
+            <w:tcW w:type="dxa" w:w="1905"/>
           </w:tcPr>
           <w:p>
             <w:pPr>
@@ -8202,7 +8218,7 @@
         </w:tc>
         <w:tc>
           <w:tcPr>
-            <w:tcW w:type="dxa" w:w="3449"/>
+            <w:tcW w:type="dxa" w:w="3495"/>
           </w:tcPr>
           <w:p>
             <w:pPr>
@@ -8221,7 +8237,7 @@
         </w:trPr>
         <w:tc>
           <w:tcPr>
-            <w:tcW w:type="dxa" w:w="1951"/>
+            <w:tcW w:type="dxa" w:w="1905"/>
           </w:tcPr>
           <w:p>
             <w:pPr>
@@ -8235,7 +8251,7 @@
         </w:tc>
         <w:tc>
           <w:tcPr>
-            <w:tcW w:type="dxa" w:w="3449"/>
+            <w:tcW w:type="dxa" w:w="3495"/>
           </w:tcPr>
           <w:p>
             <w:pPr>
@@ -8302,79 +8318,79 @@
     </w:pPr>
     <w:r>
       <w:rPr>
-        <w:sz w:val="18"/>
+        <w:sz w:val="17"/>
       </w:rPr>
     </w:r>
     <w:r>
       <w:rPr>
-        <w:sz w:val="16"/>
+        <w:sz w:val="15"/>
       </w:rPr>
       <w:t>BIO II printed notes: Ch 25 (main)</w:t>
       <w:tab/>
     </w:r>
     <w:r>
       <w:rPr>
-        <w:sz w:val="18"/>
+        <w:sz w:val="17"/>
       </w:rPr>
       <w:fldChar w:fldCharType="begin"/>
     </w:r>
     <w:r>
       <w:rPr>
-        <w:sz w:val="18"/>
+        <w:sz w:val="17"/>
       </w:rPr>
       <w:instrText xml:space="preserve"> STYLEREF "Slide code" </w:instrText>
     </w:r>
     <w:r>
       <w:rPr>
-        <w:sz w:val="18"/>
+        <w:sz w:val="17"/>
       </w:rPr>
       <w:fldChar w:fldCharType="separate"/>
     </w:r>
     <w:r>
       <w:rPr>
-        <w:sz w:val="18"/>
+        <w:sz w:val="17"/>
       </w:rPr>
       <w:t/>
     </w:r>
     <w:r>
       <w:rPr>
-        <w:sz w:val="18"/>
+        <w:sz w:val="17"/>
       </w:rPr>
       <w:fldChar w:fldCharType="end"/>
     </w:r>
     <w:r>
       <w:rPr>
-        <w:sz w:val="18"/>
+        <w:sz w:val="17"/>
       </w:rPr>
       <w:t xml:space="preserve"> – </w:t>
     </w:r>
     <w:r>
       <w:rPr>
-        <w:sz w:val="18"/>
+        <w:sz w:val="17"/>
       </w:rPr>
       <w:fldChar w:fldCharType="begin"/>
     </w:r>
     <w:r>
       <w:rPr>
-        <w:sz w:val="18"/>
+        <w:sz w:val="17"/>
       </w:rPr>
       <w:instrText xml:space="preserve"> STYLEREF "Slide code" \l </w:instrText>
     </w:r>
     <w:r>
       <w:rPr>
-        <w:sz w:val="18"/>
+        <w:sz w:val="17"/>
       </w:rPr>
       <w:fldChar w:fldCharType="separate"/>
     </w:r>
     <w:r>
       <w:rPr>
-        <w:sz w:val="18"/>
+        <w:sz w:val="17"/>
       </w:rPr>
       <w:t/>
     </w:r>
     <w:r>
       <w:rPr>
-        <w:sz w:val="18"/>
+        <w:sz w:val="17"/>
       </w:rPr>
       <w:fldChar w:fldCharType="end"/>
     </w:r>
@@ -8562,7 +8578,7 @@
       <w:lvlText w:val="•"/>
       <w:lvlJc w:val="left"/>
       <w:pPr>
-        <w:ind w:left="183" w:hanging="183"/>
+        <w:ind w:left="172" w:hanging="172"/>
       </w:pPr>
       <w:rPr>
         <w:rFonts w:ascii="Arial Narrow" w:hAnsi="Arial Narrow" w:cs="Arial Narrow"/>
@@ -8574,7 +8590,7 @@
       <w:lvlText w:val="–"/>
       <w:lvlJc w:val="left"/>
       <w:pPr>
-        <w:ind w:left="379" w:hanging="183"/>
+        <w:ind w:left="356" w:hanging="172"/>
       </w:pPr>
       <w:rPr>
         <w:rFonts w:ascii="Arial Narrow" w:hAnsi="Arial Narrow" w:cs="Arial Narrow"/>
@@ -8586,7 +8602,7 @@
       <w:lvlText w:val="–"/>
       <w:lvlJc w:val="left"/>
       <w:pPr>
-        <w:ind w:left="575" w:hanging="183"/>
+        <w:ind w:left="540" w:hanging="172"/>
       </w:pPr>
       <w:rPr>
         <w:rFonts w:ascii="Arial Narrow" w:hAnsi="Arial Narrow" w:cs="Arial Narrow"/>
@@ -8598,7 +8614,7 @@
       <w:lvlText w:val="–"/>
       <w:lvlJc w:val="left"/>
       <w:pPr>
-        <w:ind w:left="771" w:hanging="183"/>
+        <w:ind w:left="724" w:hanging="172"/>
       </w:pPr>
       <w:rPr>
         <w:rFonts w:ascii="Arial Narrow" w:hAnsi="Arial Narrow" w:cs="Arial Narrow"/>
@@ -8610,7 +8626,7 @@
       <w:lvlText w:val="–"/>
       <w:lvlJc w:val="left"/>
       <w:pPr>
-        <w:ind w:left="967" w:hanging="183"/>
+        <w:ind w:left="908" w:hanging="172"/>
       </w:pPr>
       <w:rPr>
         <w:rFonts w:ascii="Arial Narrow" w:hAnsi="Arial Narrow" w:cs="Arial Narrow"/>
@@ -8622,7 +8638,7 @@
       <w:lvlText w:val="–"/>
       <w:lvlJc w:val="left"/>
       <w:pPr>
-        <w:ind w:left="1163" w:hanging="183"/>
+        <w:ind w:left="1092" w:hanging="172"/>
       </w:pPr>
       <w:rPr>
         <w:rFonts w:ascii="Arial Narrow" w:hAnsi="Arial Narrow" w:cs="Arial Narrow"/>
@@ -8634,7 +8650,7 @@
       <w:lvlText w:val="–"/>
       <w:lvlJc w:val="left"/>
       <w:pPr>
-        <w:ind w:left="1359" w:hanging="183"/>
+        <w:ind w:left="1276" w:hanging="172"/>
       </w:pPr>
       <w:rPr>
         <w:rFonts w:ascii="Arial Narrow" w:hAnsi="Arial Narrow" w:cs="Arial Narrow"/>
@@ -8646,7 +8662,7 @@
       <w:lvlText w:val="–"/>
       <w:lvlJc w:val="left"/>
       <w:pPr>
-        <w:ind w:left="1555" w:hanging="183"/>
+        <w:ind w:left="1460" w:hanging="172"/>
       </w:pPr>
       <w:rPr>
         <w:rFonts w:ascii="Arial Narrow" w:hAnsi="Arial Narrow" w:cs="Arial Narrow"/>
@@ -8658,7 +8674,7 @@
       <w:lvlText w:val="–"/>
       <w:lvlJc w:val="left"/>
       <w:pPr>
-        <w:ind w:left="1751" w:hanging="183"/>
+        <w:ind w:left="1644" w:hanging="172"/>
       </w:pPr>
       <w:rPr>
         <w:rFonts w:ascii="Arial Narrow" w:hAnsi="Arial Narrow" w:cs="Arial Narrow"/>
@@ -8863,7 +8879,7 @@
     </w:pPr>
     <w:rPr>
       <w:rFonts w:ascii="Arial Narrow" w:hAnsi="Arial Narrow" w:eastAsia="Arial Narrow"/>
-      <w:sz w:val="24"/>
+      <w:sz w:val="23"/>
     </w:rPr>
   </w:style>
   <w:style w:type="paragraph" w:styleId="Header">
@@ -20551,11 +20567,11 @@
     <w:name w:val="Notes title"/>
     <w:basedOn w:val="Normal"/>
     <w:pPr>
-      <w:spacing w:before="0" w:after="49"/>
+      <w:spacing w:before="0" w:after="46"/>
     </w:pPr>
     <w:rPr>
       <w:b/>
-      <w:sz w:val="30"/>
+      <w:sz w:val="29"/>
     </w:rPr>
   </w:style>
   <w:style w:type="paragraph" w:customStyle="1" w:styleId="Howto">
@@ -20583,7 +20599,7 @@
         <w:right w:val="single" w:sz="4" w:space="2" w:color="auto"/>
       </w:pBdr>
       <w:spacing w:before="0" w:after="0"/>
-      <w:ind w:left="245" w:hanging="245"/>
+      <w:ind w:left="230" w:hanging="230"/>
     </w:pPr>
     <w:rPr/>
   </w:style>
@@ -20592,7 +20608,7 @@
     <w:basedOn w:val="Normal"/>
     <w:pPr>
       <w:keepNext/>
-      <w:spacing w:before="86" w:after="0"/>
+      <w:spacing w:before="80" w:after="0"/>
     </w:pPr>
     <w:rPr>
       <w:b/>
@@ -20603,7 +20619,7 @@
     <w:basedOn w:val="Normal"/>
     <w:pPr>
       <w:spacing w:before="0" w:after="0"/>
-      <w:ind w:left="183" w:hanging="183"/>
+      <w:ind w:left="172" w:hanging="172"/>
     </w:pPr>
     <w:rPr/>
   </w:style>
@@ -20612,11 +20628,11 @@
     <w:basedOn w:val="Normal"/>
     <w:pPr>
       <w:keepNext/>
-      <w:spacing w:before="122" w:after="61"/>
+      <w:spacing w:before="115" w:after="57"/>
     </w:pPr>
     <w:rPr>
       <w:b/>
-      <w:sz w:val="33"/>
+      <w:sz w:val="32"/>
     </w:rPr>
   </w:style>
   <w:style w:type="paragraph" w:customStyle="1" w:styleId="Sectionheading">
@@ -20624,18 +20640,18 @@
     <w:basedOn w:val="Normal"/>
     <w:pPr>
       <w:keepNext/>
-      <w:spacing w:before="110" w:after="24"/>
+      <w:spacing w:before="103" w:after="23"/>
     </w:pPr>
     <w:rPr>
       <w:b/>
-      <w:sz w:val="28"/>
+      <w:sz w:val="27"/>
     </w:rPr>
   </w:style>
   <w:style w:type="paragraph" w:customStyle="1" w:styleId="Pointer">
     <w:name w:val="Pointer"/>
     <w:basedOn w:val="Normal"/>
     <w:pPr>
-      <w:spacing w:before="0" w:after="24"/>
+      <w:spacing w:before="0" w:after="23"/>
     </w:pPr>
     <w:rPr>
       <w:i/>
@@ -20646,7 +20662,7 @@
     <w:basedOn w:val="Normal"/>
     <w:pPr>
       <w:keepNext/>
-      <w:spacing w:before="73" w:after="0"/>
+      <w:spacing w:before="69" w:after="0"/>
     </w:pPr>
     <w:rPr/>
   </w:style>
@@ -20663,7 +20679,7 @@
     <w:basedOn w:val="Normal"/>
     <w:pPr>
       <w:spacing w:before="0" w:after="0"/>
-      <w:ind w:left="183" w:hanging="183"/>
+      <w:ind w:left="172" w:hanging="172"/>
     </w:pPr>
     <w:rPr/>
   </w:style>
@@ -20672,7 +20688,7 @@
     <w:basedOn w:val="Normal"/>
     <w:pPr>
       <w:spacing w:before="0" w:after="0"/>
-      <w:ind w:left="183" w:hanging="183"/>
+      <w:ind w:left="172" w:hanging="172"/>
     </w:pPr>
     <w:rPr/>
   </w:style>
@@ -20680,7 +20696,7 @@
     <w:name w:val="Table text"/>
     <w:basedOn w:val="Normal"/>
     <w:pPr>
-      <w:spacing w:before="0" w:after="29"/>
+      <w:spacing w:before="0" w:after="28"/>
     </w:pPr>
     <w:rPr/>
   </w:style>
@@ -20689,11 +20705,11 @@
     <w:basedOn w:val="Normal"/>
     <w:pPr>
       <w:keepNext/>
-      <w:spacing w:before="98" w:after="49"/>
+      <w:spacing w:before="92" w:after="46"/>
     </w:pPr>
     <w:rPr>
       <w:b/>
-      <w:sz w:val="33"/>
+      <w:sz w:val="32"/>
     </w:rPr>
   </w:style>
   <w:style w:type="paragraph" w:customStyle="1" w:styleId="Tabletitle">
@@ -20701,7 +20717,7 @@
     <w:basedOn w:val="Normal"/>
     <w:pPr>
       <w:keepNext/>
-      <w:spacing w:before="110" w:after="0"/>
+      <w:spacing w:before="103" w:after="0"/>
     </w:pPr>
     <w:rPr/>
   </w:style>
@@ -20710,11 +20726,11 @@
     <w:basedOn w:val="Normal"/>
     <w:pPr>
       <w:keepNext/>
-      <w:spacing w:before="98" w:after="24"/>
+      <w:spacing w:before="92" w:after="23"/>
     </w:pPr>
     <w:rPr>
       <w:b/>
-      <w:sz w:val="25"/>
+      <w:sz w:val="24"/>
     </w:rPr>
   </w:style>
   <w:style w:type="paragraph" w:customStyle="1" w:styleId="Entry">
@@ -20722,7 +20738,7 @@
     <w:basedOn w:val="Normal"/>
     <w:pPr>
       <w:spacing w:before="0" w:after="0"/>
-      <w:ind w:left="183" w:hanging="183"/>
+      <w:ind w:left="172" w:hanging="172"/>
     </w:pPr>
     <w:rPr/>
   </w:style>
@@ -20731,11 +20747,11 @@
     <w:basedOn w:val="Normal"/>
     <w:pPr>
       <w:keepNext/>
-      <w:spacing w:before="49" w:after="37"/>
+      <w:spacing w:before="46" w:after="34"/>
     </w:pPr>
     <w:rPr>
       <w:b/>
-      <w:sz w:val="30"/>
+      <w:sz w:val="29"/>
     </w:rPr>
   </w:style>
   <w:style w:type="paragraph" w:customStyle="1" w:styleId="Guidepart">
@@ -20743,11 +20759,11 @@
     <w:basedOn w:val="Normal"/>
     <w:pPr>
       <w:keepNext/>
-      <w:spacing w:before="98" w:after="24"/>
+      <w:spacing w:before="92" w:after="23"/>
     </w:pPr>
     <w:rPr>
       <w:b/>
-      <w:sz w:val="27"/>
+      <w:sz w:val="26"/>
     </w:rPr>
   </w:style>
   <w:style w:type="paragraph" w:customStyle="1" w:styleId="Guidesubheading">
@@ -20755,7 +20771,7 @@
     <w:basedOn w:val="Normal"/>
     <w:pPr>
       <w:keepNext/>
-      <w:spacing w:before="61" w:after="0"/>
+      <w:spacing w:before="57" w:after="0"/>
     </w:pPr>
     <w:rPr>
       <w:b/>
@@ -20765,7 +20781,7 @@
     <w:name w:val="Guide text"/>
     <w:basedOn w:val="Normal"/>
     <w:pPr>
-      <w:spacing w:before="0" w:after="61"/>
+      <w:spacing w:before="0" w:after="57"/>
     </w:pPr>
     <w:rPr/>
   </w:style>

--- a/Printed Exam Notes/Ch 25 Printed Notes.docx
+++ b/Printed Exam Notes/Ch 25 Printed Notes.docx
@@ -2591,7 +2591,7 @@
       </w:r>
       <w:r>
         <w:rPr/>
-        <w:t>(a) The tomato plant shows the following mineral deficiencies with their impact on leaves: Zinc (Z n) deficiency produces brown spots between the veins; nitrogen (N) deficiency produces light yellow leaves; magnesium deficiency produces yellowing between the veins and leaves are raised and bumpy; potassium (K) deficiency produces brown spots at the tip; and copper (C u) deficiency produces curled leaves. A normal green leaf is also labeled for reference. (b) The close-up shows a pack of lawn starter fertilizer which is applied when seeding, sodding, or reseeding. An enlarged view shows the back label with NPK (nitrogen phosphorus potassium) value as 18 24 6. Nitrogen is for lush, green plant growth; phosphorus is for strong root development; and potassium is for overall plant vigor. The ingredients are also listed in the label.</w:t>
+        <w:t>(a) The tomato plant shows the following mineral deficiencies with their impact on leaves: Zinc (Zn) deficiency produces brown spots between the veins; nitrogen (N) deficiency produces light yellow leaves; magnesium deficiency produces yellowing between the veins and leaves are raised and bumpy; potassium (K) deficiency produces brown spots at the tip; and copper (Cu) deficiency produces curled leaves. A normal green leaf is also labeled for reference. (b) The close-up shows a pack of lawn starter fertilizer which is applied when seeding, sodding, or reseeding. An enlarged view shows the back label with NPK (nitrogen phosphorus potassium) value as 18 24 6. Nitrogen is for lush, green plant growth; phosphorus is for strong root development; and potassium is for overall plant vigor. The ingredients are also listed in the label.</w:t>
       </w:r>
     </w:p>
     <w:p>
@@ -3135,7 +3135,7 @@
       </w:r>
       <w:r>
         <w:rPr/>
-        <w:t>The enlarged view shows a root hair extending into the soil from the epidermis of the primary root. The soil contains different sized soil particles with air space in between enclosed in a film of water. Potassium (K plus) and calcium (C a 2 plus) ions are bound to negatively charged soil particles. Cation exchange shows the root hair absorbing K plus and C a 2 plus from soil particles while releasing H plus in the soil.</w:t>
+        <w:t>The enlarged view shows a root hair extending into the soil from the epidermis of the primary root. The soil contains different sized soil particles with air space in between enclosed in a film of water. Potassium (K+) and calcium (Ca2+) ions are bound to negatively charged soil particles. Cation exchange shows the root hair absorbing K+ and Ca2+ from soil particles while releasing H+ in the soil.</w:t>
       </w:r>
     </w:p>
     <w:p>
@@ -3995,7 +3995,7 @@
       </w:r>
       <w:r>
         <w:rPr/>
-        <w:t>(a) The micrograph at 300 times magnification shows plus-shaped xylem is surrounded by phloem which is encircled by pericycle and then endodermis. A thick layer of cortex surrounds the vascular cylinder. An enlarged view shows following layers from inside out: vascular cylinder, pericycle, endodermis and Casparian strip, and cortex. Root hair arise from the outermost epidermis. Pathway A shows water and minerals passing between the cell walls of epidermis and cortex to enter the endodermis and Casparian strip. Pathway B shows water and minerals passing through the root hair into the cells of epidermis and cortex to enter the endodermis and Casparian strip. (b) An enlarged view from the endodermis shows a bilayer plasma membrane with three channel proteins. Water is present outside the endodermal cell. Step 1. An ATP-driven pump transports H plus out of the endodermal cell while breaking own ATP into ADP plus P inside the cell. Step 2. The electrochemical gradient causes K plus to enter the endodermal cell by way of a channel protein. Step 3. Negatively charged ions (N O3 minus) are transported along with H plus into cell.</w:t>
+        <w:t>(a) The micrograph at 300 times magnification shows plus-shaped xylem is surrounded by phloem which is encircled by pericycle and then endodermis. A thick layer of cortex surrounds the vascular cylinder. An enlarged view shows following layers from inside out: vascular cylinder, pericycle, endodermis and Casparian strip, and cortex. Root hair arise from the outermost epidermis. Pathway A shows water and minerals passing between the cell walls of epidermis and cortex to enter the endodermis and Casparian strip. Pathway B shows water and minerals passing through the root hair into the cells of epidermis and cortex to enter the endodermis and Casparian strip. (b) An enlarged view from the endodermis shows a bilayer plasma membrane with three channel proteins. Water is present outside the endodermal cell. Step 1. An ATP-driven pump transports H+ out of the endodermal cell while breaking down ATP into ADP + P inside the cell. Step 2. The electrochemical gradient causes K+ to enter the endodermal cell by way of a channel protein. Step 3. Negatively charged ions (NO3−) are transported along with H+ into cell.</w:t>
       </w:r>
     </w:p>
     <w:p>
@@ -5390,7 +5390,7 @@
       </w:r>
       <w:r>
         <w:rPr/>
-        <w:t>(a) The micrograph at 343 times magnification shows an open stoma. The illustration shows two bean-shaped guard cells containing a nucleus, chloroplasts, and vacuoles. The guard cells are attached near the top and bottom forming an open small lip-mouth, labeled stoma. The guard cells swell as water (H2O) and K plus ions enter the vacuoles and H plus ions move out of the guard cells. (b) The micrograph at 370 times magnification shows a closed stoma. The illustration shows the guard cells are thinner due to shrunk vacuoles as water and K plus leave the cells. Several K plus ions are present outside.</w:t>
+        <w:t>(a) The micrograph at 343 times magnification shows an open stoma. The illustration shows two bean-shaped guard cells containing a nucleus, chloroplasts, and vacuoles. The guard cells are attached near the top and bottom forming an open small lip-mouth, labeled stoma. The guard cells swell as water (H2O) and K+ ions enter the vacuoles and H+ ions move out of the guard cells. (b) The micrograph at 370 times magnification shows a closed stoma. The illustration shows the guard cells are thinner due to shrunk vacuoles as water and K+ leave the cells. Several K+ ions are present outside.</w:t>
       </w:r>
     </w:p>
     <w:p>
@@ -5571,7 +5571,7 @@
       </w:r>
       <w:r>
         <w:rPr/>
-        <w:t>The bilayer plasma membrane shows two embedded transport proteins. An ATP-driven pump on the left transports H plus from the sieve-tube cell to the mesophyll cell while breaking down ATP into ADP plus P inside the sieve-tube cell. The sucrose-Hydrogen co-transport protein transports H plus and sucrose molecules together from the mesophyll cell to the sieve-tube cell.</w:t>
+        <w:t>The bilayer plasma membrane shows two embedded transport proteins. An ATP-driven pump on the left transports H+ from the sieve-tube cell to the mesophyll cell while breaking down ATP into ADP + P inside the sieve-tube cell. The sucrose-Hydrogen co-transport protein transports H+ and sucrose molecules together from the mesophyll cell to the sieve-tube cell.</w:t>
       </w:r>
     </w:p>
     <w:p>

--- a/Printed Exam Notes/Ch 25 Printed Notes.docx
+++ b/Printed Exam Notes/Ch 25 Printed Notes.docx
@@ -8,73 +8,7 @@
       </w:pPr>
       <w:r>
         <w:rPr/>
-        <w:t>BIO II printed notes: Ch 25 (main)</w:t>
-      </w:r>
-    </w:p>
-    <w:p>
-      <w:pPr>
-        <w:pStyle w:val="Howto"/>
-      </w:pPr>
-      <w:r>
-        <w:rPr>
-          <w:b/>
-        </w:rPr>
-        <w:t>How to use these notes in the exam</w:t>
-      </w:r>
-    </w:p>
-    <w:p>
-      <w:pPr>
-        <w:pStyle w:val="Howtostep"/>
-      </w:pPr>
-      <w:r>
-        <w:rPr/>
-        <w:t>1.</w:t>
-        <w:tab/>
-        <w:t>Find the key term or the clue (a description) in the question.</w:t>
-      </w:r>
-    </w:p>
-    <w:p>
-      <w:pPr>
-        <w:pStyle w:val="Howtostep"/>
-      </w:pPr>
-      <w:r>
-        <w:rPr/>
-        <w:t>2.</w:t>
-        <w:tab/>
-        <w:t>Look it up in this chapter's Index file: the term index (term → slide) or the clue index (description → answer).</w:t>
-      </w:r>
-    </w:p>
-    <w:p>
-      <w:pPr>
-        <w:pStyle w:val="Howtostep"/>
-      </w:pPr>
-      <w:r>
-        <w:rPr/>
-        <w:t>3.</w:t>
-        <w:tab/>
-        <w:t>Go to that slide here; slides are in order, and every page header shows its slide codes.</w:t>
-      </w:r>
-    </w:p>
-    <w:p>
-      <w:pPr>
-        <w:pStyle w:val="Howtostep"/>
-      </w:pPr>
-      <w:r>
-        <w:rPr/>
-        <w:t>4.</w:t>
-        <w:tab/>
-        <w:t>Check the look-alike table: the believable wrong answer is usually the look-alike from the same slide.</w:t>
-      </w:r>
-    </w:p>
-    <w:p>
-      <w:pPr>
-        <w:pStyle w:val="Howtostep"/>
-      </w:pPr>
-      <w:r>
-        <w:rPr/>
-        <w:t>5.</w:t>
-        <w:tab/>
-        <w:t>Rule out answers with absolute words (only, all, always, exclusively, must, every): wrong every time on Unit 1.</w:t>
+        <w:t>Ch. 25: Flowering Plants: Nutrition and Transport</w:t>
       </w:r>
     </w:p>
     <w:p>
@@ -91,2089 +25,18 @@
     </w:p>
     <w:p>
       <w:pPr>
-        <w:pStyle w:val="Mapsection"/>
+        <w:pStyle w:val="Sectionheading"/>
       </w:pPr>
       <w:r>
         <w:rPr/>
-        <w:t>Contents</w:t>
+        <w:t>25.1 Plant Nutrition and Soil</w:t>
       </w:r>
     </w:p>
     <w:p>
       <w:pPr>
-        <w:pStyle w:val="Mapsection"/>
-      </w:pPr>
-      <w:r>
-        <w:rPr/>
-        <w:t>Quick guide</w:t>
-      </w:r>
-    </w:p>
-    <w:p>
-      <w:pPr>
-        <w:pStyle w:val="Mapentry"/>
-        <w:tabs>
-          <w:tab w:pos="5400" w:val="right"/>
-        </w:tabs>
-      </w:pPr>
-      <w:r>
-        <w:rPr/>
-        <w:t>The big picture</w:t>
-        <w:tab/>
-      </w:r>
-      <w:r>
-        <w:fldChar w:fldCharType="begin"/>
-      </w:r>
-      <w:r>
-        <w:instrText xml:space="preserve"> PAGEREF g250 \h </w:instrText>
-      </w:r>
-      <w:r>
-        <w:fldChar w:fldCharType="separate"/>
-      </w:r>
-      <w:r>
-        <w:t>1</w:t>
-      </w:r>
-      <w:r>
-        <w:fldChar w:fldCharType="end"/>
-      </w:r>
-    </w:p>
-    <w:p>
-      <w:pPr>
-        <w:pStyle w:val="Mapentry"/>
-        <w:tabs>
-          <w:tab w:pos="5400" w:val="right"/>
-        </w:tabs>
-      </w:pPr>
-      <w:r>
-        <w:rPr/>
-        <w:t>25.1 Plant Nutrition and Soil</w:t>
-        <w:tab/>
-      </w:r>
-      <w:r>
-        <w:fldChar w:fldCharType="begin"/>
-      </w:r>
-      <w:r>
-        <w:instrText xml:space="preserve"> PAGEREF g251 \h </w:instrText>
-      </w:r>
-      <w:r>
-        <w:fldChar w:fldCharType="separate"/>
-      </w:r>
-      <w:r>
-        <w:t>1</w:t>
-      </w:r>
-      <w:r>
-        <w:fldChar w:fldCharType="end"/>
-      </w:r>
-    </w:p>
-    <w:p>
-      <w:pPr>
-        <w:pStyle w:val="Mapentry"/>
-        <w:tabs>
-          <w:tab w:pos="5400" w:val="right"/>
-        </w:tabs>
-      </w:pPr>
-      <w:r>
-        <w:rPr/>
-        <w:t>25.2 Water and Mineral Uptake</w:t>
-        <w:tab/>
-      </w:r>
-      <w:r>
-        <w:fldChar w:fldCharType="begin"/>
-      </w:r>
-      <w:r>
-        <w:instrText xml:space="preserve"> PAGEREF g252 \h </w:instrText>
-      </w:r>
-      <w:r>
-        <w:fldChar w:fldCharType="separate"/>
-      </w:r>
-      <w:r>
-        <w:t>2</w:t>
-      </w:r>
-      <w:r>
-        <w:fldChar w:fldCharType="end"/>
-      </w:r>
-    </w:p>
-    <w:p>
-      <w:pPr>
-        <w:pStyle w:val="Mapentry"/>
-        <w:tabs>
-          <w:tab w:pos="5400" w:val="right"/>
-        </w:tabs>
-      </w:pPr>
-      <w:r>
-        <w:rPr/>
-        <w:t>25.3 Transport Mechanisms in Plants</w:t>
-        <w:tab/>
-      </w:r>
-      <w:r>
-        <w:fldChar w:fldCharType="begin"/>
-      </w:r>
-      <w:r>
-        <w:instrText xml:space="preserve"> PAGEREF g253 \h </w:instrText>
-      </w:r>
-      <w:r>
-        <w:fldChar w:fldCharType="separate"/>
-      </w:r>
-      <w:r>
-        <w:t>2</w:t>
-      </w:r>
-      <w:r>
-        <w:fldChar w:fldCharType="end"/>
-      </w:r>
-    </w:p>
-    <w:p>
-      <w:pPr>
-        <w:pStyle w:val="Mapentry"/>
-        <w:tabs>
-          <w:tab w:pos="5400" w:val="right"/>
-        </w:tabs>
-      </w:pPr>
-      <w:r>
-        <w:rPr/>
-        <w:t>Look these up, don't memorize</w:t>
-        <w:tab/>
-      </w:r>
-      <w:r>
-        <w:fldChar w:fldCharType="begin"/>
-      </w:r>
-      <w:r>
-        <w:instrText xml:space="preserve"> PAGEREF g259 \h </w:instrText>
-      </w:r>
-      <w:r>
-        <w:fldChar w:fldCharType="separate"/>
-      </w:r>
-      <w:r>
-        <w:t>3</w:t>
-      </w:r>
-      <w:r>
-        <w:fldChar w:fldCharType="end"/>
-      </w:r>
-    </w:p>
-    <w:p>
-      <w:pPr>
-        <w:pStyle w:val="Mapsection"/>
-      </w:pPr>
-      <w:r>
-        <w:rPr/>
-        <w:t>25.1 Plant Nutrition and Soil</w:t>
-      </w:r>
-    </w:p>
-    <w:p>
-      <w:pPr>
-        <w:pStyle w:val="Mapentry"/>
-        <w:tabs>
-          <w:tab w:pos="5400" w:val="right"/>
-        </w:tabs>
-      </w:pPr>
-      <w:r>
-        <w:rPr/>
-        <w:t>25.1.3 Plant Nutrition and Soil</w:t>
-        <w:tab/>
-      </w:r>
-      <w:r>
-        <w:fldChar w:fldCharType="begin"/>
-      </w:r>
-      <w:r>
-        <w:instrText xml:space="preserve"> PAGEREF s251003 \h </w:instrText>
-      </w:r>
-      <w:r>
-        <w:fldChar w:fldCharType="separate"/>
-      </w:r>
-      <w:r>
-        <w:t>3</w:t>
-      </w:r>
-      <w:r>
-        <w:fldChar w:fldCharType="end"/>
-      </w:r>
-    </w:p>
-    <w:p>
-      <w:pPr>
-        <w:pStyle w:val="Mapentry"/>
-        <w:tabs>
-          <w:tab w:pos="5400" w:val="right"/>
-        </w:tabs>
-      </w:pPr>
-      <w:r>
-        <w:rPr/>
-        <w:t>25.1.4 Essential Inorganic Nutrients</w:t>
-        <w:tab/>
-      </w:r>
-      <w:r>
-        <w:fldChar w:fldCharType="begin"/>
-      </w:r>
-      <w:r>
-        <w:instrText xml:space="preserve"> PAGEREF s251004 \h </w:instrText>
-      </w:r>
-      <w:r>
-        <w:fldChar w:fldCharType="separate"/>
-      </w:r>
-      <w:r>
-        <w:t>3</w:t>
-      </w:r>
-      <w:r>
-        <w:fldChar w:fldCharType="end"/>
-      </w:r>
-    </w:p>
-    <w:p>
-      <w:pPr>
-        <w:pStyle w:val="Mapentry"/>
-        <w:tabs>
-          <w:tab w:pos="5400" w:val="right"/>
-        </w:tabs>
-      </w:pPr>
-      <w:r>
-        <w:rPr/>
-        <w:t>25.1.5 Overview of Plant Nutrition</w:t>
-        <w:tab/>
-      </w:r>
-      <w:r>
-        <w:fldChar w:fldCharType="begin"/>
-      </w:r>
-      <w:r>
-        <w:instrText xml:space="preserve"> PAGEREF s251005 \h </w:instrText>
-      </w:r>
-      <w:r>
-        <w:fldChar w:fldCharType="separate"/>
-      </w:r>
-      <w:r>
-        <w:t>3</w:t>
-      </w:r>
-      <w:r>
-        <w:fldChar w:fldCharType="end"/>
-      </w:r>
-    </w:p>
-    <w:p>
-      <w:pPr>
-        <w:pStyle w:val="Mapentry"/>
-        <w:tabs>
-          <w:tab w:pos="5400" w:val="right"/>
-        </w:tabs>
-      </w:pPr>
-      <w:r>
-        <w:rPr/>
-        <w:t>25.1.6 Determination of Essential Nutrients</w:t>
-        <w:tab/>
-      </w:r>
-      <w:r>
-        <w:fldChar w:fldCharType="begin"/>
-      </w:r>
-      <w:r>
-        <w:instrText xml:space="preserve"> PAGEREF s251006 \h </w:instrText>
-      </w:r>
-      <w:r>
-        <w:fldChar w:fldCharType="separate"/>
-      </w:r>
-      <w:r>
-        <w:t>3</w:t>
-      </w:r>
-      <w:r>
-        <w:fldChar w:fldCharType="end"/>
-      </w:r>
-    </w:p>
-    <w:p>
-      <w:pPr>
-        <w:pStyle w:val="Mapentry"/>
-        <w:tabs>
-          <w:tab w:pos="5400" w:val="right"/>
-        </w:tabs>
-      </w:pPr>
-      <w:r>
-        <w:rPr/>
-        <w:t>25.1.7 Hydroponics</w:t>
-        <w:tab/>
-      </w:r>
-      <w:r>
-        <w:fldChar w:fldCharType="begin"/>
-      </w:r>
-      <w:r>
-        <w:instrText xml:space="preserve"> PAGEREF s251007 \h </w:instrText>
-      </w:r>
-      <w:r>
-        <w:fldChar w:fldCharType="separate"/>
-      </w:r>
-      <w:r>
-        <w:t>3</w:t>
-      </w:r>
-      <w:r>
-        <w:fldChar w:fldCharType="end"/>
-      </w:r>
-    </w:p>
-    <w:p>
-      <w:pPr>
-        <w:pStyle w:val="Mapentry"/>
-        <w:tabs>
-          <w:tab w:pos="5400" w:val="right"/>
-        </w:tabs>
-      </w:pPr>
-      <w:r>
-        <w:rPr/>
-        <w:t>25.1.8 Nutrient Deficiencies and Fertilizer</w:t>
-        <w:tab/>
-      </w:r>
-      <w:r>
-        <w:fldChar w:fldCharType="begin"/>
-      </w:r>
-      <w:r>
-        <w:instrText xml:space="preserve"> PAGEREF s251008 \h </w:instrText>
-      </w:r>
-      <w:r>
-        <w:fldChar w:fldCharType="separate"/>
-      </w:r>
-      <w:r>
-        <w:t>3</w:t>
-      </w:r>
-      <w:r>
-        <w:fldChar w:fldCharType="end"/>
-      </w:r>
-    </w:p>
-    <w:p>
-      <w:pPr>
-        <w:pStyle w:val="Mapentry"/>
-        <w:tabs>
-          <w:tab w:pos="5400" w:val="right"/>
-        </w:tabs>
-      </w:pPr>
-      <w:r>
-        <w:rPr/>
-        <w:t>25.1.9 Soil</w:t>
-        <w:tab/>
-      </w:r>
-      <w:r>
-        <w:fldChar w:fldCharType="begin"/>
-      </w:r>
-      <w:r>
-        <w:instrText xml:space="preserve"> PAGEREF s251009 \h </w:instrText>
-      </w:r>
-      <w:r>
-        <w:fldChar w:fldCharType="separate"/>
-      </w:r>
-      <w:r>
-        <w:t>4</w:t>
-      </w:r>
-      <w:r>
-        <w:fldChar w:fldCharType="end"/>
-      </w:r>
-    </w:p>
-    <w:p>
-      <w:pPr>
-        <w:pStyle w:val="Mapentry"/>
-        <w:tabs>
-          <w:tab w:pos="5400" w:val="right"/>
-        </w:tabs>
-      </w:pPr>
-      <w:r>
-        <w:rPr/>
-        <w:t>25.1.10 Soil Particles</w:t>
-        <w:tab/>
-      </w:r>
-      <w:r>
-        <w:fldChar w:fldCharType="begin"/>
-      </w:r>
-      <w:r>
-        <w:instrText xml:space="preserve"> PAGEREF s251010 \h </w:instrText>
-      </w:r>
-      <w:r>
-        <w:fldChar w:fldCharType="separate"/>
-      </w:r>
-      <w:r>
-        <w:t>4</w:t>
-      </w:r>
-      <w:r>
-        <w:fldChar w:fldCharType="end"/>
-      </w:r>
-    </w:p>
-    <w:p>
-      <w:pPr>
-        <w:pStyle w:val="Mapentry"/>
-        <w:tabs>
-          <w:tab w:pos="5400" w:val="right"/>
-        </w:tabs>
-      </w:pPr>
-      <w:r>
-        <w:rPr/>
-        <w:t>25.1.11 Humus</w:t>
-        <w:tab/>
-      </w:r>
-      <w:r>
-        <w:fldChar w:fldCharType="begin"/>
-      </w:r>
-      <w:r>
-        <w:instrText xml:space="preserve"> PAGEREF s251011 \h </w:instrText>
-      </w:r>
-      <w:r>
-        <w:fldChar w:fldCharType="separate"/>
-      </w:r>
-      <w:r>
-        <w:t>4</w:t>
-      </w:r>
-      <w:r>
-        <w:fldChar w:fldCharType="end"/>
-      </w:r>
-    </w:p>
-    <w:p>
-      <w:pPr>
-        <w:pStyle w:val="Mapentry"/>
-        <w:tabs>
-          <w:tab w:pos="5400" w:val="right"/>
-        </w:tabs>
-      </w:pPr>
-      <w:r>
-        <w:rPr/>
-        <w:t>25.1.12 Healthy Soil</w:t>
-        <w:tab/>
-      </w:r>
-      <w:r>
-        <w:fldChar w:fldCharType="begin"/>
-      </w:r>
-      <w:r>
-        <w:instrText xml:space="preserve"> PAGEREF s251012 \h </w:instrText>
-      </w:r>
-      <w:r>
-        <w:fldChar w:fldCharType="separate"/>
-      </w:r>
-      <w:r>
-        <w:t>4</w:t>
-      </w:r>
-      <w:r>
-        <w:fldChar w:fldCharType="end"/>
-      </w:r>
-    </w:p>
-    <w:p>
-      <w:pPr>
-        <w:pStyle w:val="Mapentry"/>
-        <w:tabs>
-          <w:tab w:pos="5400" w:val="right"/>
-        </w:tabs>
-      </w:pPr>
-      <w:r>
-        <w:rPr/>
-        <w:t>25.1.13 Components of Healthy Soil</w:t>
-        <w:tab/>
-      </w:r>
-      <w:r>
-        <w:fldChar w:fldCharType="begin"/>
-      </w:r>
-      <w:r>
-        <w:instrText xml:space="preserve"> PAGEREF s251013 \h </w:instrText>
-      </w:r>
-      <w:r>
-        <w:fldChar w:fldCharType="separate"/>
-      </w:r>
-      <w:r>
-        <w:t>4</w:t>
-      </w:r>
-      <w:r>
-        <w:fldChar w:fldCharType="end"/>
-      </w:r>
-    </w:p>
-    <w:p>
-      <w:pPr>
-        <w:pStyle w:val="Mapentry"/>
-        <w:tabs>
-          <w:tab w:pos="5400" w:val="right"/>
-        </w:tabs>
-      </w:pPr>
-      <w:r>
-        <w:rPr/>
-        <w:t>25.1.14 Living Organisms</w:t>
-        <w:tab/>
-      </w:r>
-      <w:r>
-        <w:fldChar w:fldCharType="begin"/>
-      </w:r>
-      <w:r>
-        <w:instrText xml:space="preserve"> PAGEREF s251014 \h </w:instrText>
-      </w:r>
-      <w:r>
-        <w:fldChar w:fldCharType="separate"/>
-      </w:r>
-      <w:r>
-        <w:t>4</w:t>
-      </w:r>
-      <w:r>
-        <w:fldChar w:fldCharType="end"/>
-      </w:r>
-    </w:p>
-    <w:p>
-      <w:pPr>
-        <w:pStyle w:val="Mapentry"/>
-        <w:tabs>
-          <w:tab w:pos="5400" w:val="right"/>
-        </w:tabs>
-      </w:pPr>
-      <w:r>
-        <w:rPr/>
-        <w:t>25.1.15 Soil Profiles</w:t>
-        <w:tab/>
-      </w:r>
-      <w:r>
-        <w:fldChar w:fldCharType="begin"/>
-      </w:r>
-      <w:r>
-        <w:instrText xml:space="preserve"> PAGEREF s251015 \h </w:instrText>
-      </w:r>
-      <w:r>
-        <w:fldChar w:fldCharType="separate"/>
-      </w:r>
-      <w:r>
-        <w:t>4</w:t>
-      </w:r>
-      <w:r>
-        <w:fldChar w:fldCharType="end"/>
-      </w:r>
-    </w:p>
-    <w:p>
-      <w:pPr>
-        <w:pStyle w:val="Mapentry"/>
-        <w:tabs>
-          <w:tab w:pos="5400" w:val="right"/>
-        </w:tabs>
-      </w:pPr>
-      <w:r>
-        <w:rPr/>
-        <w:t>25.1.16 Simplified Soil Profile</w:t>
-        <w:tab/>
-      </w:r>
-      <w:r>
-        <w:fldChar w:fldCharType="begin"/>
-      </w:r>
-      <w:r>
-        <w:instrText xml:space="preserve"> PAGEREF s251016 \h </w:instrText>
-      </w:r>
-      <w:r>
-        <w:fldChar w:fldCharType="separate"/>
-      </w:r>
-      <w:r>
-        <w:t>4</w:t>
-      </w:r>
-      <w:r>
-        <w:fldChar w:fldCharType="end"/>
-      </w:r>
-    </w:p>
-    <w:p>
-      <w:pPr>
-        <w:pStyle w:val="Mapentry"/>
-        <w:tabs>
-          <w:tab w:pos="5400" w:val="right"/>
-        </w:tabs>
-      </w:pPr>
-      <w:r>
-        <w:rPr/>
-        <w:t>25.1.17 Soil Erosion</w:t>
-        <w:tab/>
-      </w:r>
-      <w:r>
-        <w:fldChar w:fldCharType="begin"/>
-      </w:r>
-      <w:r>
-        <w:instrText xml:space="preserve"> PAGEREF s251017 \h </w:instrText>
-      </w:r>
-      <w:r>
-        <w:fldChar w:fldCharType="separate"/>
-      </w:r>
-      <w:r>
-        <w:t>4</w:t>
-      </w:r>
-      <w:r>
-        <w:fldChar w:fldCharType="end"/>
-      </w:r>
-    </w:p>
-    <w:p>
-      <w:pPr>
-        <w:pStyle w:val="Mapentry"/>
-        <w:tabs>
-          <w:tab w:pos="5400" w:val="right"/>
-        </w:tabs>
-      </w:pPr>
-      <w:r>
-        <w:rPr/>
-        <w:t>25.1.18 Mitigation Strategies for Soil Erosion</w:t>
-        <w:tab/>
-      </w:r>
-      <w:r>
-        <w:fldChar w:fldCharType="begin"/>
-      </w:r>
-      <w:r>
-        <w:instrText xml:space="preserve"> PAGEREF s251018 \h </w:instrText>
-      </w:r>
-      <w:r>
-        <w:fldChar w:fldCharType="separate"/>
-      </w:r>
-      <w:r>
-        <w:t>5</w:t>
-      </w:r>
-      <w:r>
-        <w:fldChar w:fldCharType="end"/>
-      </w:r>
-    </w:p>
-    <w:p>
-      <w:pPr>
-        <w:pStyle w:val="Mapsection"/>
-      </w:pPr>
-      <w:r>
-        <w:rPr/>
-        <w:t>25.2 Water and Mineral Uptake</w:t>
-      </w:r>
-    </w:p>
-    <w:p>
-      <w:pPr>
-        <w:pStyle w:val="Mapentry"/>
-        <w:tabs>
-          <w:tab w:pos="5400" w:val="right"/>
-        </w:tabs>
-      </w:pPr>
-      <w:r>
-        <w:rPr/>
-        <w:t>25.2.19 Water and Mineral Uptake</w:t>
-        <w:tab/>
-      </w:r>
-      <w:r>
-        <w:fldChar w:fldCharType="begin"/>
-      </w:r>
-      <w:r>
-        <w:instrText xml:space="preserve"> PAGEREF s252019 \h </w:instrText>
-      </w:r>
-      <w:r>
-        <w:fldChar w:fldCharType="separate"/>
-      </w:r>
-      <w:r>
-        <w:t>5</w:t>
-      </w:r>
-      <w:r>
-        <w:fldChar w:fldCharType="end"/>
-      </w:r>
-    </w:p>
-    <w:p>
-      <w:pPr>
-        <w:pStyle w:val="Mapentry"/>
-        <w:tabs>
-          <w:tab w:pos="5400" w:val="right"/>
-        </w:tabs>
-      </w:pPr>
-      <w:r>
-        <w:rPr/>
-        <w:t>25.2.20 Mineral Uptake</w:t>
-        <w:tab/>
-      </w:r>
-      <w:r>
-        <w:fldChar w:fldCharType="begin"/>
-      </w:r>
-      <w:r>
-        <w:instrText xml:space="preserve"> PAGEREF s252020 \h </w:instrText>
-      </w:r>
-      <w:r>
-        <w:fldChar w:fldCharType="separate"/>
-      </w:r>
-      <w:r>
-        <w:t>5</w:t>
-      </w:r>
-      <w:r>
-        <w:fldChar w:fldCharType="end"/>
-      </w:r>
-    </w:p>
-    <w:p>
-      <w:pPr>
-        <w:pStyle w:val="Mapentry"/>
-        <w:tabs>
-          <w:tab w:pos="5400" w:val="right"/>
-        </w:tabs>
-      </w:pPr>
-      <w:r>
-        <w:rPr/>
-        <w:t>25.2.21 Proton Pump</w:t>
-        <w:tab/>
-      </w:r>
-      <w:r>
-        <w:fldChar w:fldCharType="begin"/>
-      </w:r>
-      <w:r>
-        <w:instrText xml:space="preserve"> PAGEREF s252021 \h </w:instrText>
-      </w:r>
-      <w:r>
-        <w:fldChar w:fldCharType="separate"/>
-      </w:r>
-      <w:r>
-        <w:t>5</w:t>
-      </w:r>
-      <w:r>
-        <w:fldChar w:fldCharType="end"/>
-      </w:r>
-    </w:p>
-    <w:p>
-      <w:pPr>
-        <w:pStyle w:val="Mapentry"/>
-        <w:tabs>
-          <w:tab w:pos="5400" w:val="right"/>
-        </w:tabs>
-      </w:pPr>
-      <w:r>
-        <w:rPr/>
-        <w:t>25.2.22–23 Water and Mineral Uptake</w:t>
-        <w:tab/>
-      </w:r>
-      <w:r>
-        <w:fldChar w:fldCharType="begin"/>
-      </w:r>
-      <w:r>
-        <w:instrText xml:space="preserve"> PAGEREF s252022 \h </w:instrText>
-      </w:r>
-      <w:r>
-        <w:fldChar w:fldCharType="separate"/>
-      </w:r>
-      <w:r>
-        <w:t>5</w:t>
-      </w:r>
-      <w:r>
-        <w:fldChar w:fldCharType="end"/>
-      </w:r>
-    </w:p>
-    <w:p>
-      <w:pPr>
-        <w:pStyle w:val="Mapentry"/>
-        <w:tabs>
-          <w:tab w:pos="5400" w:val="right"/>
-        </w:tabs>
-      </w:pPr>
-      <w:r>
-        <w:rPr/>
-        <w:t>25.2.24 Adaptations of Roots for Mineral Uptake</w:t>
-        <w:tab/>
-      </w:r>
-      <w:r>
-        <w:fldChar w:fldCharType="begin"/>
-      </w:r>
-      <w:r>
-        <w:instrText xml:space="preserve"> PAGEREF s252024 \h </w:instrText>
-      </w:r>
-      <w:r>
-        <w:fldChar w:fldCharType="separate"/>
-      </w:r>
-      <w:r>
-        <w:t>5</w:t>
-      </w:r>
-      <w:r>
-        <w:fldChar w:fldCharType="end"/>
-      </w:r>
-    </w:p>
-    <w:p>
-      <w:pPr>
-        <w:pStyle w:val="Mapentry"/>
-        <w:tabs>
-          <w:tab w:pos="5400" w:val="right"/>
-        </w:tabs>
-      </w:pPr>
-      <w:r>
-        <w:rPr/>
-        <w:t>25.2.25 Root Nodules</w:t>
-        <w:tab/>
-      </w:r>
-      <w:r>
-        <w:fldChar w:fldCharType="begin"/>
-      </w:r>
-      <w:r>
-        <w:instrText xml:space="preserve"> PAGEREF s252025 \h </w:instrText>
-      </w:r>
-      <w:r>
-        <w:fldChar w:fldCharType="separate"/>
-      </w:r>
-      <w:r>
-        <w:t>5</w:t>
-      </w:r>
-      <w:r>
-        <w:fldChar w:fldCharType="end"/>
-      </w:r>
-    </w:p>
-    <w:p>
-      <w:pPr>
-        <w:pStyle w:val="Mapentry"/>
-        <w:tabs>
-          <w:tab w:pos="5400" w:val="right"/>
-        </w:tabs>
-      </w:pPr>
-      <w:r>
-        <w:rPr/>
-        <w:t>25.2.26 Mycorrhizae</w:t>
-        <w:tab/>
-      </w:r>
-      <w:r>
-        <w:fldChar w:fldCharType="begin"/>
-      </w:r>
-      <w:r>
-        <w:instrText xml:space="preserve"> PAGEREF s252026 \h </w:instrText>
-      </w:r>
-      <w:r>
-        <w:fldChar w:fldCharType="separate"/>
-      </w:r>
-      <w:r>
-        <w:t>5</w:t>
-      </w:r>
-      <w:r>
-        <w:fldChar w:fldCharType="end"/>
-      </w:r>
-    </w:p>
-    <w:p>
-      <w:pPr>
-        <w:pStyle w:val="Mapentry"/>
-        <w:tabs>
-          <w:tab w:pos="5400" w:val="right"/>
-        </w:tabs>
-      </w:pPr>
-      <w:r>
-        <w:rPr/>
-        <w:t>25.2.27 Other Ways Plants Acquire Nutrients</w:t>
-        <w:tab/>
-      </w:r>
-      <w:r>
-        <w:fldChar w:fldCharType="begin"/>
-      </w:r>
-      <w:r>
-        <w:instrText xml:space="preserve"> PAGEREF s252027 \h </w:instrText>
-      </w:r>
-      <w:r>
-        <w:fldChar w:fldCharType="separate"/>
-      </w:r>
-      <w:r>
-        <w:t>5</w:t>
-      </w:r>
-      <w:r>
-        <w:fldChar w:fldCharType="end"/>
-      </w:r>
-    </w:p>
-    <w:p>
-      <w:pPr>
-        <w:pStyle w:val="Mapsection"/>
-      </w:pPr>
-      <w:r>
-        <w:rPr/>
-        <w:t>25.3 Transport Mechanisms in Plants</w:t>
-      </w:r>
-    </w:p>
-    <w:p>
-      <w:pPr>
-        <w:pStyle w:val="Mapentry"/>
-        <w:tabs>
-          <w:tab w:pos="5400" w:val="right"/>
-        </w:tabs>
-      </w:pPr>
-      <w:r>
-        <w:rPr/>
-        <w:t>25.3.28 Transport Mechanisms in Plants</w:t>
-        <w:tab/>
-      </w:r>
-      <w:r>
-        <w:fldChar w:fldCharType="begin"/>
-      </w:r>
-      <w:r>
-        <w:instrText xml:space="preserve"> PAGEREF s253028 \h </w:instrText>
-      </w:r>
-      <w:r>
-        <w:fldChar w:fldCharType="separate"/>
-      </w:r>
-      <w:r>
-        <w:t>5</w:t>
-      </w:r>
-      <w:r>
-        <w:fldChar w:fldCharType="end"/>
-      </w:r>
-    </w:p>
-    <w:p>
-      <w:pPr>
-        <w:pStyle w:val="Mapentry"/>
-        <w:tabs>
-          <w:tab w:pos="5400" w:val="right"/>
-        </w:tabs>
-      </w:pPr>
-      <w:r>
-        <w:rPr/>
-        <w:t>25.3.29 Reviewing Xylem and Phloem Structure</w:t>
-        <w:tab/>
-      </w:r>
-      <w:r>
-        <w:fldChar w:fldCharType="begin"/>
-      </w:r>
-      <w:r>
-        <w:instrText xml:space="preserve"> PAGEREF s253029 \h </w:instrText>
-      </w:r>
-      <w:r>
-        <w:fldChar w:fldCharType="separate"/>
-      </w:r>
-      <w:r>
-        <w:t>6</w:t>
-      </w:r>
-      <w:r>
-        <w:fldChar w:fldCharType="end"/>
-      </w:r>
-    </w:p>
-    <w:p>
-      <w:pPr>
-        <w:pStyle w:val="Mapentry"/>
-        <w:tabs>
-          <w:tab w:pos="5400" w:val="right"/>
-        </w:tabs>
-      </w:pPr>
-      <w:r>
-        <w:rPr/>
-        <w:t>25.3.30 Organization of Conducting Cells in Xylem and Phloem</w:t>
-        <w:tab/>
-      </w:r>
-      <w:r>
-        <w:fldChar w:fldCharType="begin"/>
-      </w:r>
-      <w:r>
-        <w:instrText xml:space="preserve"> PAGEREF s253030 \h </w:instrText>
-      </w:r>
-      <w:r>
-        <w:fldChar w:fldCharType="separate"/>
-      </w:r>
-      <w:r>
-        <w:t>6</w:t>
-      </w:r>
-      <w:r>
-        <w:fldChar w:fldCharType="end"/>
-      </w:r>
-    </w:p>
-    <w:p>
-      <w:pPr>
-        <w:pStyle w:val="Mapentry"/>
-        <w:tabs>
-          <w:tab w:pos="5400" w:val="right"/>
-        </w:tabs>
-      </w:pPr>
-      <w:r>
-        <w:rPr/>
-        <w:t>25.3.31 The Role of Water Potential</w:t>
-        <w:tab/>
-      </w:r>
-      <w:r>
-        <w:fldChar w:fldCharType="begin"/>
-      </w:r>
-      <w:r>
-        <w:instrText xml:space="preserve"> PAGEREF s253031 \h </w:instrText>
-      </w:r>
-      <w:r>
-        <w:fldChar w:fldCharType="separate"/>
-      </w:r>
-      <w:r>
-        <w:t>6</w:t>
-      </w:r>
-      <w:r>
-        <w:fldChar w:fldCharType="end"/>
-      </w:r>
-    </w:p>
-    <w:p>
-      <w:pPr>
-        <w:pStyle w:val="Mapentry"/>
-        <w:tabs>
-          <w:tab w:pos="5400" w:val="right"/>
-        </w:tabs>
-      </w:pPr>
-      <w:r>
-        <w:rPr/>
-        <w:t>25.3.32 Plant Transport and Water Potential</w:t>
-        <w:tab/>
-      </w:r>
-      <w:r>
-        <w:fldChar w:fldCharType="begin"/>
-      </w:r>
-      <w:r>
-        <w:instrText xml:space="preserve"> PAGEREF s253032 \h </w:instrText>
-      </w:r>
-      <w:r>
-        <w:fldChar w:fldCharType="separate"/>
-      </w:r>
-      <w:r>
-        <w:t>6</w:t>
-      </w:r>
-      <w:r>
-        <w:fldChar w:fldCharType="end"/>
-      </w:r>
-    </w:p>
-    <w:p>
-      <w:pPr>
-        <w:pStyle w:val="Mapentry"/>
-        <w:tabs>
-          <w:tab w:pos="5400" w:val="right"/>
-        </w:tabs>
-      </w:pPr>
-      <w:r>
-        <w:rPr/>
-        <w:t>25.3.33 The Concept of Water Potential</w:t>
-        <w:tab/>
-      </w:r>
-      <w:r>
-        <w:fldChar w:fldCharType="begin"/>
-      </w:r>
-      <w:r>
-        <w:instrText xml:space="preserve"> PAGEREF s253033 \h </w:instrText>
-      </w:r>
-      <w:r>
-        <w:fldChar w:fldCharType="separate"/>
-      </w:r>
-      <w:r>
-        <w:t>6</w:t>
-      </w:r>
-      <w:r>
-        <w:fldChar w:fldCharType="end"/>
-      </w:r>
-    </w:p>
-    <w:p>
-      <w:pPr>
-        <w:pStyle w:val="Mapentry"/>
-        <w:tabs>
-          <w:tab w:pos="5400" w:val="right"/>
-        </w:tabs>
-      </w:pPr>
-      <w:r>
-        <w:rPr/>
-        <w:t>25.3.34 Water Potential and Turgor Pressure</w:t>
-        <w:tab/>
-      </w:r>
-      <w:r>
-        <w:fldChar w:fldCharType="begin"/>
-      </w:r>
-      <w:r>
-        <w:instrText xml:space="preserve"> PAGEREF s253034 \h </w:instrText>
-      </w:r>
-      <w:r>
-        <w:fldChar w:fldCharType="separate"/>
-      </w:r>
-      <w:r>
-        <w:t>6</w:t>
-      </w:r>
-      <w:r>
-        <w:fldChar w:fldCharType="end"/>
-      </w:r>
-    </w:p>
-    <w:p>
-      <w:pPr>
-        <w:pStyle w:val="Mapentry"/>
-        <w:tabs>
-          <w:tab w:pos="5400" w:val="right"/>
-        </w:tabs>
-      </w:pPr>
-      <w:r>
-        <w:rPr/>
-        <w:t>25.3.35 Water Transport</w:t>
-        <w:tab/>
-      </w:r>
-      <w:r>
-        <w:fldChar w:fldCharType="begin"/>
-      </w:r>
-      <w:r>
-        <w:instrText xml:space="preserve"> PAGEREF s253035 \h </w:instrText>
-      </w:r>
-      <w:r>
-        <w:fldChar w:fldCharType="separate"/>
-      </w:r>
-      <w:r>
-        <w:t>6</w:t>
-      </w:r>
-      <w:r>
-        <w:fldChar w:fldCharType="end"/>
-      </w:r>
-    </w:p>
-    <w:p>
-      <w:pPr>
-        <w:pStyle w:val="Mapentry"/>
-        <w:tabs>
-          <w:tab w:pos="5400" w:val="right"/>
-        </w:tabs>
-      </w:pPr>
-      <w:r>
-        <w:rPr/>
-        <w:t>25.3.36 Root Pressure and Guttation</w:t>
-        <w:tab/>
-      </w:r>
-      <w:r>
-        <w:fldChar w:fldCharType="begin"/>
-      </w:r>
-      <w:r>
-        <w:instrText xml:space="preserve"> PAGEREF s253036 \h </w:instrText>
-      </w:r>
-      <w:r>
-        <w:fldChar w:fldCharType="separate"/>
-      </w:r>
-      <w:r>
-        <w:t>6</w:t>
-      </w:r>
-      <w:r>
-        <w:fldChar w:fldCharType="end"/>
-      </w:r>
-    </w:p>
-    <w:p>
-      <w:pPr>
-        <w:pStyle w:val="Mapentry"/>
-        <w:tabs>
-          <w:tab w:pos="5400" w:val="right"/>
-        </w:tabs>
-      </w:pPr>
-      <w:r>
-        <w:rPr/>
-        <w:t>25.3.37 Xylem Transport Cohesion-Tension Model</w:t>
-        <w:tab/>
-      </w:r>
-      <w:r>
-        <w:fldChar w:fldCharType="begin"/>
-      </w:r>
-      <w:r>
-        <w:instrText xml:space="preserve"> PAGEREF s253037 \h </w:instrText>
-      </w:r>
-      <w:r>
-        <w:fldChar w:fldCharType="separate"/>
-      </w:r>
-      <w:r>
-        <w:t>6</w:t>
-      </w:r>
-      <w:r>
-        <w:fldChar w:fldCharType="end"/>
-      </w:r>
-    </w:p>
-    <w:p>
-      <w:pPr>
-        <w:pStyle w:val="Mapentry"/>
-        <w:tabs>
-          <w:tab w:pos="5400" w:val="right"/>
-        </w:tabs>
-      </w:pPr>
-      <w:r>
-        <w:rPr/>
-        <w:t>25.3.38 Cohesion-Tension Model of Xylem Transport</w:t>
-        <w:tab/>
-      </w:r>
-      <w:r>
-        <w:fldChar w:fldCharType="begin"/>
-      </w:r>
-      <w:r>
-        <w:instrText xml:space="preserve"> PAGEREF s253038 \h </w:instrText>
-      </w:r>
-      <w:r>
-        <w:fldChar w:fldCharType="separate"/>
-      </w:r>
-      <w:r>
-        <w:t>6</w:t>
-      </w:r>
-      <w:r>
-        <w:fldChar w:fldCharType="end"/>
-      </w:r>
-    </w:p>
-    <w:p>
-      <w:pPr>
-        <w:pStyle w:val="Mapentry"/>
-        <w:tabs>
-          <w:tab w:pos="5400" w:val="right"/>
-        </w:tabs>
-      </w:pPr>
-      <w:r>
-        <w:rPr/>
-        <w:t>25.3.39 Tension in Leaves, Stems, and Roots</w:t>
-        <w:tab/>
-      </w:r>
-      <w:r>
-        <w:fldChar w:fldCharType="begin"/>
-      </w:r>
-      <w:r>
-        <w:instrText xml:space="preserve"> PAGEREF s253039 \h </w:instrText>
-      </w:r>
-      <w:r>
-        <w:fldChar w:fldCharType="separate"/>
-      </w:r>
-      <w:r>
-        <w:t>7</w:t>
-      </w:r>
-      <w:r>
-        <w:fldChar w:fldCharType="end"/>
-      </w:r>
-    </w:p>
-    <w:p>
-      <w:pPr>
-        <w:pStyle w:val="Mapentry"/>
-        <w:tabs>
-          <w:tab w:pos="5400" w:val="right"/>
-        </w:tabs>
-      </w:pPr>
-      <w:r>
-        <w:rPr/>
-        <w:t>25.3.40 Plant-Transpired Mist Rising from a Tropical Forest</w:t>
-        <w:tab/>
-      </w:r>
-      <w:r>
-        <w:fldChar w:fldCharType="begin"/>
-      </w:r>
-      <w:r>
-        <w:instrText xml:space="preserve"> PAGEREF s253040 \h </w:instrText>
-      </w:r>
-      <w:r>
-        <w:fldChar w:fldCharType="separate"/>
-      </w:r>
-      <w:r>
-        <w:t>7</w:t>
-      </w:r>
-      <w:r>
-        <w:fldChar w:fldCharType="end"/>
-      </w:r>
-    </w:p>
-    <w:p>
-      <w:pPr>
-        <w:pStyle w:val="Mapentry"/>
-        <w:tabs>
-          <w:tab w:pos="5400" w:val="right"/>
-        </w:tabs>
-      </w:pPr>
-      <w:r>
-        <w:rPr/>
-        <w:t>25.3.41 Stomata Opening and Closing</w:t>
-        <w:tab/>
-      </w:r>
-      <w:r>
-        <w:fldChar w:fldCharType="begin"/>
-      </w:r>
-      <w:r>
-        <w:instrText xml:space="preserve"> PAGEREF s253041 \h </w:instrText>
-      </w:r>
-      <w:r>
-        <w:fldChar w:fldCharType="separate"/>
-      </w:r>
-      <w:r>
-        <w:t>7</w:t>
-      </w:r>
-      <w:r>
-        <w:fldChar w:fldCharType="end"/>
-      </w:r>
-    </w:p>
-    <w:p>
-      <w:pPr>
-        <w:pStyle w:val="Mapentry"/>
-        <w:tabs>
-          <w:tab w:pos="5400" w:val="right"/>
-        </w:tabs>
-      </w:pPr>
-      <w:r>
-        <w:rPr/>
-        <w:t>25.3.42 Opening and Closing of Stomata</w:t>
-        <w:tab/>
-      </w:r>
-      <w:r>
-        <w:fldChar w:fldCharType="begin"/>
-      </w:r>
-      <w:r>
-        <w:instrText xml:space="preserve"> PAGEREF s253042 \h </w:instrText>
-      </w:r>
-      <w:r>
-        <w:fldChar w:fldCharType="separate"/>
-      </w:r>
-      <w:r>
-        <w:t>7</w:t>
-      </w:r>
-      <w:r>
-        <w:fldChar w:fldCharType="end"/>
-      </w:r>
-    </w:p>
-    <w:p>
-      <w:pPr>
-        <w:pStyle w:val="Mapentry"/>
-        <w:tabs>
-          <w:tab w:pos="5400" w:val="right"/>
-        </w:tabs>
-      </w:pPr>
-      <w:r>
-        <w:rPr/>
-        <w:t>25.3.43 Role of Phloem</w:t>
-        <w:tab/>
-      </w:r>
-      <w:r>
-        <w:fldChar w:fldCharType="begin"/>
-      </w:r>
-      <w:r>
-        <w:instrText xml:space="preserve"> PAGEREF s253043 \h </w:instrText>
-      </w:r>
-      <w:r>
-        <w:fldChar w:fldCharType="separate"/>
-      </w:r>
-      <w:r>
-        <w:t>7</w:t>
-      </w:r>
-      <w:r>
-        <w:fldChar w:fldCharType="end"/>
-      </w:r>
-    </w:p>
-    <w:p>
-      <w:pPr>
-        <w:pStyle w:val="Mapentry"/>
-        <w:tabs>
-          <w:tab w:pos="5400" w:val="right"/>
-        </w:tabs>
-      </w:pPr>
-      <w:r>
-        <w:rPr/>
-        <w:t>25.3.44 The Movement of Phloem from Source to Sink</w:t>
-        <w:tab/>
-      </w:r>
-      <w:r>
-        <w:fldChar w:fldCharType="begin"/>
-      </w:r>
-      <w:r>
-        <w:instrText xml:space="preserve"> PAGEREF s253044 \h </w:instrText>
-      </w:r>
-      <w:r>
-        <w:fldChar w:fldCharType="separate"/>
-      </w:r>
-      <w:r>
-        <w:t>7</w:t>
-      </w:r>
-      <w:r>
-        <w:fldChar w:fldCharType="end"/>
-      </w:r>
-    </w:p>
-    <w:p>
-      <w:pPr>
-        <w:pStyle w:val="Mapentry"/>
-        <w:tabs>
-          <w:tab w:pos="5400" w:val="right"/>
-        </w:tabs>
-      </w:pPr>
-      <w:r>
-        <w:rPr/>
-        <w:t>25.3.45 Sucrose Loading Is Dependent on a H+ Ion Gradient</w:t>
-        <w:tab/>
-      </w:r>
-      <w:r>
-        <w:fldChar w:fldCharType="begin"/>
-      </w:r>
-      <w:r>
-        <w:instrText xml:space="preserve"> PAGEREF s253045 \h </w:instrText>
-      </w:r>
-      <w:r>
-        <w:fldChar w:fldCharType="separate"/>
-      </w:r>
-      <w:r>
-        <w:t>7</w:t>
-      </w:r>
-      <w:r>
-        <w:fldChar w:fldCharType="end"/>
-      </w:r>
-    </w:p>
-    <w:p>
-      <w:pPr>
-        <w:pStyle w:val="Mapentry"/>
-        <w:tabs>
-          <w:tab w:pos="5400" w:val="right"/>
-        </w:tabs>
-      </w:pPr>
-      <w:r>
-        <w:rPr/>
-        <w:t>25.3.46 Phloem Transport and Pressure-Flow Model</w:t>
-        <w:tab/>
-      </w:r>
-      <w:r>
-        <w:fldChar w:fldCharType="begin"/>
-      </w:r>
-      <w:r>
-        <w:instrText xml:space="preserve"> PAGEREF s253046 \h </w:instrText>
-      </w:r>
-      <w:r>
-        <w:fldChar w:fldCharType="separate"/>
-      </w:r>
-      <w:r>
-        <w:t>7</w:t>
-      </w:r>
-      <w:r>
-        <w:fldChar w:fldCharType="end"/>
-      </w:r>
-    </w:p>
-    <w:p>
-      <w:pPr>
-        <w:pStyle w:val="Mapentry"/>
-        <w:tabs>
-          <w:tab w:pos="5400" w:val="right"/>
-        </w:tabs>
-      </w:pPr>
-      <w:r>
-        <w:rPr/>
-        <w:t>25.3.47 Pressure-Flow Model of Phloem Transport</w:t>
-        <w:tab/>
-      </w:r>
-      <w:r>
-        <w:fldChar w:fldCharType="begin"/>
-      </w:r>
-      <w:r>
-        <w:instrText xml:space="preserve"> PAGEREF s253047 \h </w:instrText>
-      </w:r>
-      <w:r>
-        <w:fldChar w:fldCharType="separate"/>
-      </w:r>
-      <w:r>
-        <w:t>7</w:t>
-      </w:r>
-      <w:r>
-        <w:fldChar w:fldCharType="end"/>
-      </w:r>
-    </w:p>
-    <w:p>
-      <w:pPr>
-        <w:pStyle w:val="Mapentry"/>
-        <w:tabs>
-          <w:tab w:pos="5400" w:val="right"/>
-        </w:tabs>
-      </w:pPr>
-      <w:r>
-        <w:rPr/>
-        <w:t>25.3.48 Acquiring Phloem Sap</w:t>
-        <w:tab/>
-      </w:r>
-      <w:r>
-        <w:fldChar w:fldCharType="begin"/>
-      </w:r>
-      <w:r>
-        <w:instrText xml:space="preserve"> PAGEREF s253048 \h </w:instrText>
-      </w:r>
-      <w:r>
-        <w:fldChar w:fldCharType="separate"/>
-      </w:r>
-      <w:r>
-        <w:t>7</w:t>
-      </w:r>
-      <w:r>
-        <w:fldChar w:fldCharType="end"/>
-      </w:r>
-    </w:p>
-    <w:p>
-      <w:pPr>
-        <w:pStyle w:val="Mapsection"/>
-      </w:pPr>
-      <w:r>
-        <w:rPr/>
-        <w:t>Lookup tables</w:t>
-      </w:r>
-    </w:p>
-    <w:p>
-      <w:pPr>
-        <w:pStyle w:val="Mapentry"/>
-        <w:tabs>
-          <w:tab w:pos="5400" w:val="right"/>
-        </w:tabs>
-      </w:pPr>
-      <w:r>
-        <w:rPr/>
-        <w:t>Comparison tables</w:t>
-        <w:tab/>
-      </w:r>
-      <w:r>
-        <w:fldChar w:fldCharType="begin"/>
-      </w:r>
-      <w:r>
-        <w:instrText xml:space="preserve"> PAGEREF lk25LkTables \h </w:instrText>
-      </w:r>
-      <w:r>
-        <w:fldChar w:fldCharType="separate"/>
-      </w:r>
-      <w:r>
-        <w:t>8</w:t>
-      </w:r>
-      <w:r>
-        <w:fldChar w:fldCharType="end"/>
-      </w:r>
-    </w:p>
-    <w:p>
-      <w:pPr>
-        <w:pStyle w:val="Mapentry"/>
-        <w:tabs>
-          <w:tab w:pos="5400" w:val="right"/>
-        </w:tabs>
-      </w:pPr>
-      <w:r>
-        <w:rPr/>
-        <w:t>Sequences</w:t>
-        <w:tab/>
-      </w:r>
-      <w:r>
-        <w:fldChar w:fldCharType="begin"/>
-      </w:r>
-      <w:r>
-        <w:instrText xml:space="preserve"> PAGEREF lk25LkSeq \h </w:instrText>
-      </w:r>
-      <w:r>
-        <w:fldChar w:fldCharType="separate"/>
-      </w:r>
-      <w:r>
-        <w:t>9</w:t>
-      </w:r>
-      <w:r>
-        <w:fldChar w:fldCharType="end"/>
-      </w:r>
-    </w:p>
-    <w:p>
-      <w:pPr>
-        <w:pStyle w:val="Mapentry"/>
-        <w:tabs>
-          <w:tab w:pos="5400" w:val="right"/>
-        </w:tabs>
-      </w:pPr>
-      <w:r>
-        <w:rPr/>
-        <w:t>Uses</w:t>
-        <w:tab/>
-      </w:r>
-      <w:r>
-        <w:fldChar w:fldCharType="begin"/>
-      </w:r>
-      <w:r>
-        <w:instrText xml:space="preserve"> PAGEREF lk25LkUses \h </w:instrText>
-      </w:r>
-      <w:r>
-        <w:fldChar w:fldCharType="separate"/>
-      </w:r>
-      <w:r>
-        <w:t>9</w:t>
-      </w:r>
-      <w:r>
-        <w:fldChar w:fldCharType="end"/>
-      </w:r>
-    </w:p>
-    <w:p>
-      <w:pPr>
-        <w:pStyle w:val="Mapsection"/>
-      </w:pPr>
-      <w:r>
-        <w:rPr/>
-        <w:t>Indexes: see Ch 25 in the index file (clue index, glossary, term index)</w:t>
-      </w:r>
-    </w:p>
-    <w:p>
-      <w:pPr>
-        <w:pStyle w:val="Chapterheading"/>
-      </w:pPr>
-      <w:r>
-        <w:rPr/>
-        <w:t>Chapter 25: Flowering Plants: Nutrition and Transport</w:t>
-      </w:r>
-    </w:p>
-    <w:p>
-      <w:pPr>
-        <w:pStyle w:val="Guideheading"/>
-      </w:pPr>
-      <w:bookmarkStart w:id="1" w:name="g250"/>
-      <w:r>
-        <w:rPr>
-          <w:rStyle w:val="Slidecode"/>
-        </w:rPr>
-        <w:t>Quick guide: the big picture</w:t>
-      </w:r>
-      <w:bookmarkEnd w:id="1"/>
-    </w:p>
-    <w:p>
-      <w:pPr>
-        <w:pStyle w:val="Guidetext"/>
-      </w:pPr>
-      <w:r>
-        <w:rPr/>
-        <w:t>Ch 25 is about how a plant feeds itself and moves materials around. A plant builds most of its body from carbon dioxide and water; everything else comes from the soil as minerals (25.1.3). Water and minerals travel up in the xylem, and sugar travels in the phloem to wherever it's needed (25.3.28, 25.3.29).</w:t>
-      </w:r>
-    </w:p>
-    <w:p>
-      <w:pPr>
-        <w:pStyle w:val="Guidetext"/>
-      </w:pPr>
-      <w:r>
-        <w:rPr/>
-        <w:t>Most of the chapter is about how things move. Water moves passively (the plant spends no energy), from higher to lower water potential (25.3.31, 25.3.37). Minerals and sugar are moved actively: a pump uses ATP to push hydrogen ions (H+) out of a cell, and the H+ gradient then drives minerals and sugar across the membrane (25.2.21, 25.3.45).</w:t>
-      </w:r>
-    </w:p>
-    <w:p>
-      <w:pPr>
-        <w:pStyle w:val="Guidepart"/>
-      </w:pPr>
-      <w:bookmarkStart w:id="2" w:name="g251"/>
-      <w:r>
-        <w:rPr>
-          <w:rStyle w:val="Slidecode"/>
-        </w:rPr>
-        <w:t>25.1 Plant Nutrition and Soil</w:t>
-      </w:r>
-      <w:r>
-        <w:rPr/>
-        <w:t xml:space="preserve"> (slides 3–18)</w:t>
-      </w:r>
-      <w:bookmarkEnd w:id="2"/>
-    </w:p>
-    <w:p>
-      <w:pPr>
-        <w:pStyle w:val="Guidetext"/>
-      </w:pPr>
-      <w:r>
-        <w:rPr/>
-        <w:t>About 95% of a plant's dry weight is carbon, hydrogen and oxygen, the elements of organic compounds such as carbohydrates. Carbon dioxide supplies the carbon, and water supplies the hydrogen and oxygen (25.1.3). Carbon dioxide itself is inorganic; the slide's “(organic compound)” is a slip (25.1.3). Everything else is absorbed by the roots as minerals: inorganic substances, usually of two or more elements (25.1.3).</w:t>
-      </w:r>
-    </w:p>
-    <w:p>
-      <w:pPr>
-        <w:pStyle w:val="Guidetext"/>
-      </w:pPr>
-      <w:r>
-        <w:rPr/>
-        <w:t>Leaves take in carbon dioxide and release oxygen and water; roots take in water, oxygen and minerals and release carbon dioxide, because root cells carry on cellular respiration (25.1.5). That's why roots need air in the soil: overwatering fills the air spaces and kills the plant (textbook).</w:t>
-      </w:r>
-    </w:p>
-    <w:p>
-      <w:pPr>
-        <w:pStyle w:val="Guidetext"/>
-      </w:pPr>
-      <w:r>
-        <w:rPr/>
-        <w:t>A nutrient is essential if it has an identifiable role, no other nutrient can substitute for it, and a deficiency causes the plant to die (25.1.4). Macronutrients are needed in larger amounts: C, H, O, N, P, K, S, Ca, Mg; the slide leaves out nitrogen (N), which the textbook includes (25.1.4). Micronutrients are needed in smaller amounts: Fe, B, Mn, Cu, Zn, Cl, Mo (25.1.4).</w:t>
-      </w:r>
-    </w:p>
-    <w:p>
-      <w:pPr>
-        <w:pStyle w:val="Guidetext"/>
-      </w:pPr>
-      <w:r>
-        <w:rPr/>
-        <w:t>Hydroponics, growing plants in water with dissolved nutrients, showed that plants grow well if supplied with sunlight, water and minerals; leaving one nutrient out and watching growth suffer shows it's essential (25.1.6, 25.1.7). Deficiencies cause stunted growth and other symptoms, such as light yellow leaves without nitrogen (25.1.6, 25.1.8). A fertilizer's NPK ratio is its percentage by weight of nitrogen, phosphorus and potassium (25.1.6, 25.1.8).</w:t>
-      </w:r>
-    </w:p>
-    <w:p>
-      <w:pPr>
-        <w:pStyle w:val="Guidesubheading"/>
-      </w:pPr>
-      <w:r>
-        <w:rPr/>
-        <w:t>Soil</w:t>
-      </w:r>
-    </w:p>
-    <w:p>
-      <w:pPr>
-        <w:pStyle w:val="Guidebullet"/>
-        <w:numPr>
-          <w:ilvl w:val="0"/>
-          <w:numId w:val="90"/>
-        </w:numPr>
-      </w:pPr>
-      <w:r>
-        <w:rPr/>
-        <w:t>Soil is a mixture of mineral particles, decaying organic material, living organisms, air and water (25.1.9).</w:t>
-      </w:r>
-    </w:p>
-    <w:p>
-      <w:pPr>
-        <w:pStyle w:val="Guidebullet"/>
-        <w:numPr>
-          <w:ilvl w:val="0"/>
-          <w:numId w:val="90"/>
-        </w:numPr>
-      </w:pPr>
-      <w:r>
-        <w:rPr/>
-        <w:t>It forms by weathering of rock: mechanical (wind, rain, ice, rock grinding on rock) or chemical (acid rain, degradation by lichens and mosses) (25.1.9).</w:t>
-      </w:r>
-    </w:p>
-    <w:p>
-      <w:pPr>
-        <w:pStyle w:val="Guidebullet"/>
-        <w:numPr>
-          <w:ilvl w:val="0"/>
-          <w:numId w:val="90"/>
-        </w:numPr>
-      </w:pPr>
-      <w:r>
-        <w:rPr/>
-        <w:t>Particles: sand is largest, and water drains readily between the grains; silt is in between; clay is smallest, with small spaces that fill with water. Loam combines sand's aeration with the mineral retention of silt and clay (25.1.10).</w:t>
-      </w:r>
-    </w:p>
-    <w:p>
-      <w:pPr>
-        <w:pStyle w:val="Guidebullet"/>
-        <w:numPr>
-          <w:ilvl w:val="0"/>
-          <w:numId w:val="90"/>
-        </w:numPr>
-      </w:pPr>
-      <w:r>
-        <w:rPr/>
-        <w:t>Humus (decaying organic material) decreases runoff (rain running off the surface), prevents leaching (minerals being washed away), makes soil more acidic and holds positively charged minerals; bacteria and fungi break it down and return its nutrients to plants (25.1.11).</w:t>
-      </w:r>
-    </w:p>
-    <w:p>
-      <w:pPr>
-        <w:pStyle w:val="Guidebullet"/>
-        <w:numPr>
-          <w:ilvl w:val="0"/>
-          <w:numId w:val="90"/>
-        </w:numPr>
-      </w:pPr>
-      <w:r>
-        <w:rPr/>
-        <w:t>Living organisms: plant roots open the soil down to the bedrock, earthworms and ants mix and aerate it, microorganisms decompose humus, and soil bacteria make nitrogen available to plants (25.1.14).</w:t>
-      </w:r>
-    </w:p>
-    <w:p>
-      <w:pPr>
-        <w:pStyle w:val="Guidetext"/>
-      </w:pPr>
-      <w:r>
-        <w:rPr/>
-        <w:t>Cation exchange (25.1.12, 25.1.13): cations are positive ions. Clay and humus are negatively charged, so they hold positive mineral ions such as calcium (Ca2+) and potassium (K+), which keeps them from leaching away. A root hair releases hydrogen ions (H+), which take their place, freeing the minerals for the root to take up. Cation exchange capacity (CEC) is how many negative sites a soil has to hold them; sandy soil has a lower CEC.</w:t>
-      </w:r>
-    </w:p>
-    <w:p>
-      <w:pPr>
-        <w:pStyle w:val="Guidetext"/>
-      </w:pPr>
-      <w:r>
-        <w:rPr/>
-        <w:t>A soil profile is a vertical section from the surface down to unaltered rock, in layers called horizons (25.1.15, 25.1.16): A, the topsoil, with litter and the most humus; B, the subsoil, where minerals leached from above accumulate; C, the weathered parent material (bedrock). The profile varies with the parent rock and the climate.</w:t>
-      </w:r>
-    </w:p>
-    <w:p>
-      <w:pPr>
-        <w:pStyle w:val="Guidetext"/>
-      </w:pPr>
-      <w:r>
-        <w:rPr/>
-        <w:t>Erosion is water or wind carrying soil away; plowing, overgrazing, clearing land and stronger coastal storms make it worse. Crop rotation, reduced tillage and companion crops reduce farmland erosion, and trees prevent coastal erosion (25.1.17, 25.1.18).</w:t>
-      </w:r>
-    </w:p>
-    <w:p>
-      <w:pPr>
-        <w:pStyle w:val="Guidetext"/>
-      </w:pPr>
-      <w:r>
-        <w:rPr/>
-        <w:t>Traps: macro vs micro (amount needed, not importance); sand (drains) vs clay (holds water); A vs B vs C horizon; leaching vs cation exchange (25.1.4, 25.1.10, 25.1.12, 25.1.15).</w:t>
-      </w:r>
-    </w:p>
-    <w:p>
-      <w:pPr>
-        <w:pStyle w:val="Guidepart"/>
-      </w:pPr>
-      <w:bookmarkStart w:id="3" w:name="g252"/>
-      <w:r>
-        <w:rPr>
-          <w:rStyle w:val="Slidecode"/>
-        </w:rPr>
-        <w:t>25.2 Water and Mineral Uptake</w:t>
-      </w:r>
-      <w:r>
-        <w:rPr/>
-        <w:t xml:space="preserve"> (slides 19–27)</w:t>
-      </w:r>
-      <w:bookmarkEnd w:id="3"/>
-    </w:p>
-    <w:p>
-      <w:pPr>
-        <w:pStyle w:val="Guidetext"/>
-      </w:pPr>
-      <w:r>
-        <w:rPr/>
-        <w:t>Water and minerals enter the root by the same two pathways (25.2.19, 25.2.23): pathway A, between the porous cell walls until the Casparian strip of the endodermis blocks the way and forces them into the endodermal cells; pathway B, into root hairs and then from cell to cell through plasmodesmata (cytoplasmic strands connecting neighboring cells). Either way, everything reaching the xylem has passed through the endodermal cells.</w:t>
-      </w:r>
-    </w:p>
-    <w:p>
-      <w:pPr>
-        <w:pStyle w:val="Guidetext"/>
-      </w:pPr>
-      <w:r>
-        <w:rPr/>
-        <w:t>Water enters root cells passively, by osmosis, when there is more water outside the root than inside; the slide words this as the root's osmotic pressure being lower than the soil's (25.2.19). Minerals are different: plant cells spend energy to take them up actively and concentrate them, and the Casparian strip stops them leaking back out, so root xylem holds far more minerals than the soil (25.2.19, 25.2.20).</w:t>
-      </w:r>
-    </w:p>
-    <w:p>
-      <w:pPr>
-        <w:pStyle w:val="Guidesubheading"/>
-      </w:pPr>
-      <w:r>
-        <w:rPr/>
-        <w:t>Order of mineral uptake across the membrane</w:t>
-      </w:r>
-    </w:p>
-    <w:p>
-      <w:pPr>
-        <w:pStyle w:val="Guidebullet"/>
-        <w:numPr>
-          <w:ilvl w:val="0"/>
-          <w:numId w:val="90"/>
-        </w:numPr>
-      </w:pPr>
-      <w:r>
-        <w:rPr/>
-        <w:t>1. A proton pump in the plasma membrane uses ATP to pump hydrogen ions (H+) out of the cell (25.2.21, 25.2.23).</w:t>
-      </w:r>
-    </w:p>
-    <w:p>
-      <w:pPr>
-        <w:pStyle w:val="Guidebullet"/>
-        <w:numPr>
-          <w:ilvl w:val="0"/>
-          <w:numId w:val="90"/>
-        </w:numPr>
-      </w:pPr>
-      <w:r>
-        <w:rPr/>
-        <w:t>2. The outside now has more H+ and more positive charge than the inside (an electrochemical gradient). This draws positive ions such as potassium (K+) into the cell through channel proteins (25.2.21, 25.2.23).</w:t>
-      </w:r>
-    </w:p>
-    <w:p>
-      <w:pPr>
-        <w:pStyle w:val="Guidebullet"/>
-        <w:numPr>
-          <w:ilvl w:val="0"/>
-          <w:numId w:val="90"/>
-        </w:numPr>
-      </w:pPr>
-      <w:r>
-        <w:rPr/>
-        <w:t>3. Negative mineral ions such as nitrate (NO3−) and phosphate (HPO4²−) come in together with H+ through carrier proteins; this needs no extra energy, because H+ is moving down its gradient (25.2.21, 25.2.23).</w:t>
-      </w:r>
-    </w:p>
-    <w:p>
-      <w:pPr>
-        <w:pStyle w:val="Guidebullet"/>
-        <w:numPr>
-          <w:ilvl w:val="0"/>
-          <w:numId w:val="90"/>
-        </w:numPr>
-      </w:pPr>
-      <w:r>
-        <w:rPr/>
-        <w:t>Using a gradient this way is chemiosmosis. The minerals then move into the xylem and up to the leaves (25.2.21).</w:t>
-      </w:r>
-    </w:p>
-    <w:p>
-      <w:pPr>
-        <w:pStyle w:val="Guidetext"/>
-      </w:pPr>
-      <w:r>
-        <w:rPr/>
-        <w:t>Mutualisms for nutrients (25.2.24, 25.2.25, 25.2.26): Rhizobium bacteria in root nodules fix atmospheric nitrogen, and the host plant gives them carbohydrates. In mycorrhizae, a fungus living with the roots increases the surface area for water and mineral uptake and breaks down organic matter, and the root gives the fungus sugars and amino acids; plants with mycorrhizae grow better.</w:t>
-      </w:r>
-    </w:p>
-    <w:p>
-      <w:pPr>
-        <w:pStyle w:val="Guidetext"/>
-      </w:pPr>
-      <w:r>
-        <w:rPr/>
-        <w:t>Other ways to get nutrients (25.2.24, 25.2.27): parasitic plants such as dodder wrap around a host plant and tap its xylem and phloem; carnivorous plants such as the sundew trap prey on sticky hairs that release digestive enzymes.</w:t>
-      </w:r>
-    </w:p>
-    <w:p>
-      <w:pPr>
-        <w:pStyle w:val="Guidetext"/>
-      </w:pPr>
-      <w:r>
-        <w:rPr/>
-        <w:t>Traps: proton pump (H+ out, uses ATP) vs channel protein (K+ in) vs carrier protein (negative ions in with H+); nodules (bacteria, nitrogen) vs mycorrhizae (fungus, surface area); water enters passively vs minerals actively (25.2.20, 25.2.21, 25.2.24).</w:t>
-      </w:r>
-    </w:p>
-    <w:p>
-      <w:pPr>
-        <w:pStyle w:val="Guidepart"/>
-      </w:pPr>
-      <w:bookmarkStart w:id="4" w:name="g253"/>
-      <w:r>
-        <w:rPr>
-          <w:rStyle w:val="Slidecode"/>
-        </w:rPr>
-        <w:t>25.3 Transport Mechanisms in Plants</w:t>
-      </w:r>
-      <w:r>
-        <w:rPr/>
-        <w:t xml:space="preserve"> (slides 28–48)</w:t>
-      </w:r>
-      <w:bookmarkEnd w:id="4"/>
-    </w:p>
-    <w:p>
-      <w:pPr>
-        <w:pStyle w:val="Guidetext"/>
-      </w:pPr>
-      <w:r>
-        <w:rPr/>
-        <w:t>Xylem carries water and minerals from the bottom of the plant to the top, through tracheids and vessel elements. Phloem carries sucrose and other organic materials in any direction, through sieve-tube members, whose end walls are sieve plates crossed by plasmodesmata; companion cells supply them with proteins (25.3.28, 25.3.29, 25.3.30).</w:t>
-      </w:r>
-    </w:p>
-    <w:p>
-      <w:pPr>
-        <w:pStyle w:val="Guidetext"/>
-      </w:pPr>
-      <w:r>
-        <w:rPr/>
-        <w:t>Water potential is the energy of water; water moves passively from higher to lower water potential (25.3.31). Two things set it. Pressure potential is the effect of pressure: the higher the pressure, the higher the water potential (25.3.33). Osmotic potential is the effect of solutes (dissolved substances): the more solute, the lower the water potential, so water moves toward the side with more solute (25.3.33). Water potential falls from soil to root to stem to leaf, so water flows that way (25.3.32).</w:t>
-      </w:r>
-    </w:p>
-    <w:p>
-      <w:pPr>
-        <w:pStyle w:val="Guidetext"/>
-      </w:pPr>
-      <w:r>
-        <w:rPr/>
-        <w:t>Turgor pressure is the pressure that builds up inside a cell as water enters by osmosis. Turgid cells keep the plant firm; a wilted plant's cells have lost turgor, and water flows back in until the water potential is equal inside and out (25.3.33, 25.3.34).</w:t>
-      </w:r>
-    </w:p>
-    <w:p>
-      <w:pPr>
-        <w:pStyle w:val="Guidetext"/>
-      </w:pPr>
-      <w:r>
-        <w:rPr/>
-        <w:t>Root pressure: minerals concentrated in the root draw water in, creating a positive pressure that pushes xylem sap upward. It can force water droplets out of vein endings along leaf edges, which is guttation (25.3.35, 25.3.36). Root pressure alone can't lift water to the top of a tall tree (textbook).</w:t>
-      </w:r>
-    </w:p>
-    <w:p>
-      <w:pPr>
-        <w:pStyle w:val="Guidetext"/>
-      </w:pPr>
-      <w:r>
-        <w:rPr/>
-        <w:t>The cohesion-tension model (25.3.37, 25.3.38, 25.3.39) explains how water rises, passively, all the way up. Transpiration, water evaporating from the leaves through the stomata, creates tension that pulls on the water in the xylem. Cohesion, water molecules clinging to each other by hydrogen bonds, keeps the column unbroken from leaf to root, and adhesion, water sticking to the vessel walls, holds it in place. Water lost in the leaf is replaced from the leaf veins, the stem's column is pulled upward, and water enters the root xylem by osmosis.</w:t>
-      </w:r>
-    </w:p>
-    <w:p>
-      <w:pPr>
-        <w:pStyle w:val="Guidetext"/>
-      </w:pPr>
-      <w:r>
-        <w:rPr/>
-        <w:t>Stomata (25.3.41, 25.3.42): each stoma is bordered by two guard cells. To open, K+ is actively transported into the guard cells (H+ is pumped out, so H+ builds up outside), water follows by osmosis, turgor rises and the stoma opens. When K+ and then water leave, the stoma closes. Light regulates them, and ABA (abscisic acid) can close them. While stomata are closed, the waxy cuticle prevents water loss (25.3.39), but carbon dioxide can't enter, so photosynthesis slows (textbook).</w:t>
-      </w:r>
-    </w:p>
-    <w:p>
-      <w:pPr>
-        <w:pStyle w:val="Guidetext"/>
-      </w:pPr>
-      <w:r>
-        <w:rPr/>
-        <w:t>Phloem moves sap from source to sink (25.3.43, 25.3.44): a source is where sugar is made or comes from (older leaves); a sink is where it's unloaded (roots, young leaves). Evidence: girdling a tree below the leaves makes the bark swell just above the cut, where sugar accumulates; radioactive tracers confirm that phloem carries organic nutrients; and aphids, whose mouthparts tap the sieve tubes, are used to collect phloem sap (25.3.43, 25.3.48).</w:t>
-      </w:r>
-    </w:p>
-    <w:p>
-      <w:pPr>
-        <w:pStyle w:val="Guidetext"/>
-      </w:pPr>
-      <w:r>
-        <w:rPr/>
-        <w:t>The pressure-flow model (25.3.45, 25.3.46, 25.3.47): at the source, an ATP-driven pump pushes H+ out, and sucrose is loaded into the sieve tubes together with H+ (co-transport). Water follows by osmosis, creating high positive pressure, which pushes the sap toward the sink. At the sink, sugar is unloaded and used for cellular respiration or stored, and the water returns to the xylem.</w:t>
-      </w:r>
-    </w:p>
-    <w:p>
-      <w:pPr>
-        <w:pStyle w:val="Guidetext"/>
-      </w:pPr>
-      <w:r>
-        <w:rPr/>
-        <w:t>Traps: cohesion (water to water) vs adhesion (water to walls); transpiration (pull from the top) vs root pressure (push from below); pressure potential vs osmotic potential; xylem (one way, up, pulled, no energy) vs phloem (any direction, pushed, active loading); source vs sink; stomata open when K+ enters, close when it leaves (25.3.29, 25.3.33, 25.3.35, 25.3.37, 25.3.41, 25.3.43).</w:t>
-      </w:r>
-    </w:p>
-    <w:p>
-      <w:pPr>
-        <w:pStyle w:val="Guidepart"/>
-      </w:pPr>
-      <w:bookmarkStart w:id="5" w:name="g259"/>
-      <w:r>
-        <w:rPr/>
-        <w:t>Look these up, don't memorize</w:t>
-      </w:r>
-      <w:bookmarkEnd w:id="5"/>
-    </w:p>
-    <w:p>
-      <w:pPr>
-        <w:pStyle w:val="Guidebullet"/>
-        <w:numPr>
-          <w:ilvl w:val="0"/>
-          <w:numId w:val="90"/>
-        </w:numPr>
-      </w:pPr>
-      <w:r>
-        <w:rPr/>
-        <w:t>Macronutrients and micronutrients: the Essential nutrients table (with N added).</w:t>
-      </w:r>
-    </w:p>
-    <w:p>
-      <w:pPr>
-        <w:pStyle w:val="Guidebullet"/>
-        <w:numPr>
-          <w:ilvl w:val="0"/>
-          <w:numId w:val="90"/>
-        </w:numPr>
-      </w:pPr>
-      <w:r>
-        <w:rPr/>
-        <w:t>Soil particles, humus and horizons: the Soil and Soil profile tables.</w:t>
-      </w:r>
-    </w:p>
-    <w:p>
-      <w:pPr>
-        <w:pStyle w:val="Guidebullet"/>
-        <w:numPr>
-          <w:ilvl w:val="0"/>
-          <w:numId w:val="90"/>
-        </w:numPr>
-      </w:pPr>
-      <w:r>
-        <w:rPr/>
-        <w:t>Mineral uptake, water's path, cohesion-tension, stomata and pressure flow, step by step: the Sequences.</w:t>
-      </w:r>
-    </w:p>
-    <w:p>
-      <w:pPr>
-        <w:pStyle w:val="Guidebullet"/>
-        <w:numPr>
-          <w:ilvl w:val="0"/>
-          <w:numId w:val="90"/>
-        </w:numPr>
-      </w:pPr>
-      <w:r>
-        <w:rPr/>
-        <w:t>Xylem vs phloem and water potential: their tables.</w:t>
-      </w:r>
-    </w:p>
-    <w:p>
-      <w:pPr>
-        <w:pStyle w:val="Guidebullet"/>
-        <w:numPr>
-          <w:ilvl w:val="0"/>
-          <w:numId w:val="90"/>
-        </w:numPr>
-      </w:pPr>
-      <w:r>
-        <w:rPr/>
-        <w:t>Exact numbers (particle sizes, 10-20% humus, 10,000 times, erosion statistics): don't memorize them.</w:t>
-      </w:r>
-    </w:p>
-    <w:p>
-      <w:pPr>
-        <w:pStyle w:val="Sectionheading"/>
-      </w:pPr>
-      <w:r>
-        <w:rPr/>
-        <w:t>25.1 Plant Nutrition and Soil</w:t>
-      </w:r>
-    </w:p>
-    <w:p>
-      <w:pPr>
-        <w:pStyle w:val="Pointer"/>
-      </w:pPr>
-      <w:r>
-        <w:rPr/>
-        <w:t xml:space="preserve">Quick guide for this section: page </w:t>
-      </w:r>
-      <w:r>
-        <w:fldChar w:fldCharType="begin"/>
-      </w:r>
-      <w:r>
-        <w:instrText xml:space="preserve"> PAGEREF g251 \h </w:instrText>
-      </w:r>
-      <w:r>
-        <w:fldChar w:fldCharType="separate"/>
-      </w:r>
-      <w:r>
-        <w:t>1</w:t>
-      </w:r>
-      <w:r>
-        <w:fldChar w:fldCharType="end"/>
-      </w:r>
-    </w:p>
-    <w:p>
-      <w:pPr>
         <w:pStyle w:val="Slideheading"/>
       </w:pPr>
-      <w:bookmarkStart w:id="6" w:name="s251003"/>
+      <w:bookmarkStart w:id="1" w:name="s251003"/>
       <w:r>
         <w:rPr>
           <w:rStyle w:val="Slidecode"/>
@@ -2181,7 +44,7 @@
         </w:rPr>
         <w:t>25.1.3</w:t>
       </w:r>
-      <w:bookmarkEnd w:id="6"/>
+      <w:bookmarkEnd w:id="1"/>
     </w:p>
     <w:p>
       <w:pPr>
@@ -2268,7 +131,7 @@
       <w:pPr>
         <w:pStyle w:val="Slideheading"/>
       </w:pPr>
-      <w:bookmarkStart w:id="7" w:name="s251004"/>
+      <w:bookmarkStart w:id="2" w:name="s251004"/>
       <w:r>
         <w:rPr>
           <w:rStyle w:val="Slidecode"/>
@@ -2282,7 +145,7 @@
         </w:rPr>
         <w:t xml:space="preserve"> Essential Inorganic Nutrients</w:t>
       </w:r>
-      <w:bookmarkEnd w:id="7"/>
+      <w:bookmarkEnd w:id="2"/>
     </w:p>
     <w:p>
       <w:pPr>
@@ -2395,7 +258,7 @@
       <w:pPr>
         <w:pStyle w:val="Slideheading"/>
       </w:pPr>
-      <w:bookmarkStart w:id="8" w:name="s251005"/>
+      <w:bookmarkStart w:id="3" w:name="s251005"/>
       <w:r>
         <w:rPr>
           <w:rStyle w:val="Slidecode"/>
@@ -2409,7 +272,7 @@
         </w:rPr>
         <w:t xml:space="preserve"> Overview of Plant Nutrition</w:t>
       </w:r>
-      <w:bookmarkEnd w:id="8"/>
+      <w:bookmarkEnd w:id="3"/>
     </w:p>
     <w:p>
       <w:pPr>
@@ -2430,7 +293,7 @@
       <w:pPr>
         <w:pStyle w:val="Slideheading"/>
       </w:pPr>
-      <w:bookmarkStart w:id="9" w:name="s251006"/>
+      <w:bookmarkStart w:id="4" w:name="s251006"/>
       <w:r>
         <w:rPr>
           <w:rStyle w:val="Slidecode"/>
@@ -2444,7 +307,7 @@
         </w:rPr>
         <w:t xml:space="preserve"> Determination of Essential Nutrients</w:t>
       </w:r>
-      <w:bookmarkEnd w:id="9"/>
+      <w:bookmarkEnd w:id="4"/>
     </w:p>
     <w:p>
       <w:pPr>
@@ -2528,7 +391,7 @@
       <w:pPr>
         <w:pStyle w:val="Slideheading"/>
       </w:pPr>
-      <w:bookmarkStart w:id="10" w:name="s251007"/>
+      <w:bookmarkStart w:id="5" w:name="s251007"/>
       <w:r>
         <w:rPr>
           <w:rStyle w:val="Slidecode"/>
@@ -2542,7 +405,7 @@
         </w:rPr>
         <w:t xml:space="preserve"> Hydroponics</w:t>
       </w:r>
-      <w:bookmarkEnd w:id="10"/>
+      <w:bookmarkEnd w:id="5"/>
     </w:p>
     <w:p>
       <w:pPr>
@@ -2563,7 +426,7 @@
       <w:pPr>
         <w:pStyle w:val="Slideheading"/>
       </w:pPr>
-      <w:bookmarkStart w:id="11" w:name="s251008"/>
+      <w:bookmarkStart w:id="6" w:name="s251008"/>
       <w:r>
         <w:rPr>
           <w:rStyle w:val="Slidecode"/>
@@ -2577,7 +440,7 @@
         </w:rPr>
         <w:t xml:space="preserve"> Nutrient Deficiencies and Fertilizer</w:t>
       </w:r>
-      <w:bookmarkEnd w:id="11"/>
+      <w:bookmarkEnd w:id="6"/>
     </w:p>
     <w:p>
       <w:pPr>
@@ -2598,7 +461,7 @@
       <w:pPr>
         <w:pStyle w:val="Slideheading"/>
       </w:pPr>
-      <w:bookmarkStart w:id="12" w:name="s251009"/>
+      <w:bookmarkStart w:id="7" w:name="s251009"/>
       <w:r>
         <w:rPr>
           <w:rStyle w:val="Slidecode"/>
@@ -2612,7 +475,7 @@
         </w:rPr>
         <w:t xml:space="preserve"> Soil</w:t>
       </w:r>
-      <w:bookmarkEnd w:id="12"/>
+      <w:bookmarkEnd w:id="7"/>
     </w:p>
     <w:p>
       <w:pPr>
@@ -2735,7 +598,7 @@
       <w:pPr>
         <w:pStyle w:val="Slideheading"/>
       </w:pPr>
-      <w:bookmarkStart w:id="13" w:name="s251010"/>
+      <w:bookmarkStart w:id="8" w:name="s251010"/>
       <w:r>
         <w:rPr>
           <w:rStyle w:val="Slidecode"/>
@@ -2749,7 +612,7 @@
         </w:rPr>
         <w:t xml:space="preserve"> Soil Particles</w:t>
       </w:r>
-      <w:bookmarkEnd w:id="13"/>
+      <w:bookmarkEnd w:id="8"/>
     </w:p>
     <w:p>
       <w:pPr>
@@ -2898,7 +761,7 @@
       <w:pPr>
         <w:pStyle w:val="Slideheading"/>
       </w:pPr>
-      <w:bookmarkStart w:id="14" w:name="s251011"/>
+      <w:bookmarkStart w:id="9" w:name="s251011"/>
       <w:r>
         <w:rPr>
           <w:rStyle w:val="Slidecode"/>
@@ -2912,7 +775,7 @@
         </w:rPr>
         <w:t xml:space="preserve"> Humus</w:t>
       </w:r>
-      <w:bookmarkEnd w:id="14"/>
+      <w:bookmarkEnd w:id="9"/>
     </w:p>
     <w:p>
       <w:pPr>
@@ -3009,7 +872,7 @@
       <w:pPr>
         <w:pStyle w:val="Slideheading"/>
       </w:pPr>
-      <w:bookmarkStart w:id="15" w:name="s251012"/>
+      <w:bookmarkStart w:id="10" w:name="s251012"/>
       <w:r>
         <w:rPr>
           <w:rStyle w:val="Slidecode"/>
@@ -3023,7 +886,7 @@
         </w:rPr>
         <w:t xml:space="preserve"> Healthy Soil</w:t>
       </w:r>
-      <w:bookmarkEnd w:id="15"/>
+      <w:bookmarkEnd w:id="10"/>
     </w:p>
     <w:p>
       <w:pPr>
@@ -3107,7 +970,7 @@
       <w:pPr>
         <w:pStyle w:val="Slideheading"/>
       </w:pPr>
-      <w:bookmarkStart w:id="16" w:name="s251013"/>
+      <w:bookmarkStart w:id="11" w:name="s251013"/>
       <w:r>
         <w:rPr>
           <w:rStyle w:val="Slidecode"/>
@@ -3121,7 +984,7 @@
         </w:rPr>
         <w:t xml:space="preserve"> Components of Healthy Soil</w:t>
       </w:r>
-      <w:bookmarkEnd w:id="16"/>
+      <w:bookmarkEnd w:id="11"/>
     </w:p>
     <w:p>
       <w:pPr>
@@ -3142,7 +1005,7 @@
       <w:pPr>
         <w:pStyle w:val="Slideheading"/>
       </w:pPr>
-      <w:bookmarkStart w:id="17" w:name="s251014"/>
+      <w:bookmarkStart w:id="12" w:name="s251014"/>
       <w:r>
         <w:rPr>
           <w:rStyle w:val="Slidecode"/>
@@ -3156,7 +1019,7 @@
         </w:rPr>
         <w:t xml:space="preserve"> Living Organisms</w:t>
       </w:r>
-      <w:bookmarkEnd w:id="17"/>
+      <w:bookmarkEnd w:id="12"/>
     </w:p>
     <w:p>
       <w:pPr>
@@ -3279,7 +1142,7 @@
       <w:pPr>
         <w:pStyle w:val="Slideheading"/>
       </w:pPr>
-      <w:bookmarkStart w:id="18" w:name="s251015"/>
+      <w:bookmarkStart w:id="13" w:name="s251015"/>
       <w:r>
         <w:rPr>
           <w:rStyle w:val="Slidecode"/>
@@ -3293,7 +1156,7 @@
         </w:rPr>
         <w:t xml:space="preserve"> Soil Profiles</w:t>
       </w:r>
-      <w:bookmarkEnd w:id="18"/>
+      <w:bookmarkEnd w:id="13"/>
     </w:p>
     <w:p>
       <w:pPr>
@@ -3377,7 +1240,7 @@
       <w:pPr>
         <w:pStyle w:val="Slideheading"/>
       </w:pPr>
-      <w:bookmarkStart w:id="19" w:name="s251016"/>
+      <w:bookmarkStart w:id="14" w:name="s251016"/>
       <w:r>
         <w:rPr>
           <w:rStyle w:val="Slidecode"/>
@@ -3391,7 +1254,7 @@
         </w:rPr>
         <w:t xml:space="preserve"> Simplified Soil Profile</w:t>
       </w:r>
-      <w:bookmarkEnd w:id="19"/>
+      <w:bookmarkEnd w:id="14"/>
     </w:p>
     <w:p>
       <w:pPr>
@@ -3464,7 +1327,7 @@
       <w:pPr>
         <w:pStyle w:val="Slideheading"/>
       </w:pPr>
-      <w:bookmarkStart w:id="20" w:name="s251017"/>
+      <w:bookmarkStart w:id="15" w:name="s251017"/>
       <w:r>
         <w:rPr>
           <w:rStyle w:val="Slidecode"/>
@@ -3478,7 +1341,7 @@
         </w:rPr>
         <w:t xml:space="preserve"> Soil Erosion</w:t>
       </w:r>
-      <w:bookmarkEnd w:id="20"/>
+      <w:bookmarkEnd w:id="15"/>
     </w:p>
     <w:p>
       <w:pPr>
@@ -3575,7 +1438,7 @@
       <w:pPr>
         <w:pStyle w:val="Slideheading"/>
       </w:pPr>
-      <w:bookmarkStart w:id="21" w:name="s251018"/>
+      <w:bookmarkStart w:id="16" w:name="s251018"/>
       <w:r>
         <w:rPr>
           <w:rStyle w:val="Slidecode"/>
@@ -3589,7 +1452,7 @@
         </w:rPr>
         <w:t xml:space="preserve"> Mitigation Strategies for Soil Erosion</w:t>
       </w:r>
-      <w:bookmarkEnd w:id="21"/>
+      <w:bookmarkEnd w:id="16"/>
     </w:p>
     <w:p>
       <w:pPr>
@@ -3641,33 +1504,9 @@
     </w:p>
     <w:p>
       <w:pPr>
-        <w:pStyle w:val="Pointer"/>
-      </w:pPr>
-      <w:r>
-        <w:rPr/>
-        <w:t xml:space="preserve">Quick guide for this section: page </w:t>
-      </w:r>
-      <w:r>
-        <w:fldChar w:fldCharType="begin"/>
-      </w:r>
-      <w:r>
-        <w:instrText xml:space="preserve"> PAGEREF g252 \h </w:instrText>
-      </w:r>
-      <w:r>
-        <w:fldChar w:fldCharType="separate"/>
-      </w:r>
-      <w:r>
-        <w:t>2</w:t>
-      </w:r>
-      <w:r>
-        <w:fldChar w:fldCharType="end"/>
-      </w:r>
-    </w:p>
-    <w:p>
-      <w:pPr>
         <w:pStyle w:val="Slideheading"/>
       </w:pPr>
-      <w:bookmarkStart w:id="22" w:name="s252019"/>
+      <w:bookmarkStart w:id="17" w:name="s252019"/>
       <w:r>
         <w:rPr>
           <w:rStyle w:val="Slidecode"/>
@@ -3675,7 +1514,7 @@
         </w:rPr>
         <w:t>25.2.19</w:t>
       </w:r>
-      <w:bookmarkEnd w:id="22"/>
+      <w:bookmarkEnd w:id="17"/>
     </w:p>
     <w:p>
       <w:pPr>
@@ -3762,7 +1601,7 @@
       <w:pPr>
         <w:pStyle w:val="Slideheading"/>
       </w:pPr>
-      <w:bookmarkStart w:id="23" w:name="s252020"/>
+      <w:bookmarkStart w:id="18" w:name="s252020"/>
       <w:r>
         <w:rPr>
           <w:rStyle w:val="Slidecode"/>
@@ -3776,7 +1615,7 @@
         </w:rPr>
         <w:t xml:space="preserve"> Mineral Uptake</w:t>
       </w:r>
-      <w:bookmarkEnd w:id="23"/>
+      <w:bookmarkEnd w:id="18"/>
     </w:p>
     <w:p>
       <w:pPr>
@@ -3834,7 +1673,7 @@
       <w:pPr>
         <w:pStyle w:val="Slideheading"/>
       </w:pPr>
-      <w:bookmarkStart w:id="24" w:name="s252021"/>
+      <w:bookmarkStart w:id="19" w:name="s252021"/>
       <w:r>
         <w:rPr>
           <w:rStyle w:val="Slidecode"/>
@@ -3848,7 +1687,7 @@
         </w:rPr>
         <w:t xml:space="preserve"> Proton Pump</w:t>
       </w:r>
-      <w:bookmarkEnd w:id="24"/>
+      <w:bookmarkEnd w:id="19"/>
     </w:p>
     <w:p>
       <w:pPr>
@@ -3932,7 +1771,7 @@
       <w:pPr>
         <w:pStyle w:val="Slideheading"/>
       </w:pPr>
-      <w:bookmarkStart w:id="25" w:name="s252022"/>
+      <w:bookmarkStart w:id="20" w:name="s252022"/>
       <w:r>
         <w:rPr>
           <w:rStyle w:val="Slidecode"/>
@@ -3946,7 +1785,7 @@
         </w:rPr>
         <w:t xml:space="preserve"> Water and Mineral Uptake 1</w:t>
       </w:r>
-      <w:bookmarkEnd w:id="25"/>
+      <w:bookmarkEnd w:id="20"/>
     </w:p>
     <w:p>
       <w:pPr>
@@ -3967,7 +1806,7 @@
       <w:pPr>
         <w:pStyle w:val="Slideheading"/>
       </w:pPr>
-      <w:bookmarkStart w:id="26" w:name="s252023"/>
+      <w:bookmarkStart w:id="21" w:name="s252023"/>
       <w:r>
         <w:rPr>
           <w:rStyle w:val="Slidecode"/>
@@ -3981,7 +1820,7 @@
         </w:rPr>
         <w:t xml:space="preserve"> Water and Mineral Uptake 2</w:t>
       </w:r>
-      <w:bookmarkEnd w:id="26"/>
+      <w:bookmarkEnd w:id="21"/>
     </w:p>
     <w:p>
       <w:pPr>
@@ -4002,7 +1841,7 @@
       <w:pPr>
         <w:pStyle w:val="Slideheading"/>
       </w:pPr>
-      <w:bookmarkStart w:id="27" w:name="s252024"/>
+      <w:bookmarkStart w:id="22" w:name="s252024"/>
       <w:r>
         <w:rPr>
           <w:rStyle w:val="Slidecode"/>
@@ -4016,7 +1855,7 @@
         </w:rPr>
         <w:t xml:space="preserve"> Adaptations of Roots for Mineral Uptake</w:t>
       </w:r>
-      <w:bookmarkEnd w:id="27"/>
+      <w:bookmarkEnd w:id="22"/>
     </w:p>
     <w:p>
       <w:pPr>
@@ -4139,7 +1978,7 @@
       <w:pPr>
         <w:pStyle w:val="Slideheading"/>
       </w:pPr>
-      <w:bookmarkStart w:id="28" w:name="s252025"/>
+      <w:bookmarkStart w:id="23" w:name="s252025"/>
       <w:r>
         <w:rPr>
           <w:rStyle w:val="Slidecode"/>
@@ -4153,7 +1992,7 @@
         </w:rPr>
         <w:t xml:space="preserve"> Root Nodules</w:t>
       </w:r>
-      <w:bookmarkEnd w:id="28"/>
+      <w:bookmarkEnd w:id="23"/>
     </w:p>
     <w:p>
       <w:pPr>
@@ -4174,7 +2013,7 @@
       <w:pPr>
         <w:pStyle w:val="Slideheading"/>
       </w:pPr>
-      <w:bookmarkStart w:id="29" w:name="s252026"/>
+      <w:bookmarkStart w:id="24" w:name="s252026"/>
       <w:r>
         <w:rPr>
           <w:rStyle w:val="Slidecode"/>
@@ -4188,7 +2027,7 @@
         </w:rPr>
         <w:t xml:space="preserve"> Mycorrhizae</w:t>
       </w:r>
-      <w:bookmarkEnd w:id="29"/>
+      <w:bookmarkEnd w:id="24"/>
     </w:p>
     <w:p>
       <w:pPr>
@@ -4209,7 +2048,7 @@
       <w:pPr>
         <w:pStyle w:val="Slideheading"/>
       </w:pPr>
-      <w:bookmarkStart w:id="30" w:name="s252027"/>
+      <w:bookmarkStart w:id="25" w:name="s252027"/>
       <w:r>
         <w:rPr>
           <w:rStyle w:val="Slidecode"/>
@@ -4223,7 +2062,7 @@
         </w:rPr>
         <w:t xml:space="preserve"> Other Ways Plants Acquire Nutrients</w:t>
       </w:r>
-      <w:bookmarkEnd w:id="30"/>
+      <w:bookmarkEnd w:id="25"/>
     </w:p>
     <w:p>
       <w:pPr>
@@ -4251,33 +2090,9 @@
     </w:p>
     <w:p>
       <w:pPr>
-        <w:pStyle w:val="Pointer"/>
-      </w:pPr>
-      <w:r>
-        <w:rPr/>
-        <w:t xml:space="preserve">Quick guide for this section: page </w:t>
-      </w:r>
-      <w:r>
-        <w:fldChar w:fldCharType="begin"/>
-      </w:r>
-      <w:r>
-        <w:instrText xml:space="preserve"> PAGEREF g253 \h </w:instrText>
-      </w:r>
-      <w:r>
-        <w:fldChar w:fldCharType="separate"/>
-      </w:r>
-      <w:r>
-        <w:t>2</w:t>
-      </w:r>
-      <w:r>
-        <w:fldChar w:fldCharType="end"/>
-      </w:r>
-    </w:p>
-    <w:p>
-      <w:pPr>
         <w:pStyle w:val="Slideheading"/>
       </w:pPr>
-      <w:bookmarkStart w:id="31" w:name="s253028"/>
+      <w:bookmarkStart w:id="26" w:name="s253028"/>
       <w:r>
         <w:rPr>
           <w:rStyle w:val="Slidecode"/>
@@ -4285,7 +2100,7 @@
         </w:rPr>
         <w:t>25.3.28</w:t>
       </w:r>
-      <w:bookmarkEnd w:id="31"/>
+      <w:bookmarkEnd w:id="26"/>
     </w:p>
     <w:p>
       <w:pPr>
@@ -4434,7 +2249,7 @@
       <w:pPr>
         <w:pStyle w:val="Slideheading"/>
       </w:pPr>
-      <w:bookmarkStart w:id="32" w:name="s253029"/>
+      <w:bookmarkStart w:id="27" w:name="s253029"/>
       <w:r>
         <w:rPr>
           <w:rStyle w:val="Slidecode"/>
@@ -4448,7 +2263,7 @@
         </w:rPr>
         <w:t xml:space="preserve"> Reviewing Xylem and Phloem Structure</w:t>
       </w:r>
-      <w:bookmarkEnd w:id="32"/>
+      <w:bookmarkEnd w:id="27"/>
     </w:p>
     <w:p>
       <w:pPr>
@@ -4493,7 +2308,7 @@
       <w:pPr>
         <w:pStyle w:val="Slideheading"/>
       </w:pPr>
-      <w:bookmarkStart w:id="33" w:name="s253030"/>
+      <w:bookmarkStart w:id="28" w:name="s253030"/>
       <w:r>
         <w:rPr>
           <w:rStyle w:val="Slidecode"/>
@@ -4507,7 +2322,7 @@
         </w:rPr>
         <w:t xml:space="preserve"> Organization of Conducting Cells in Xylem and Phloem</w:t>
       </w:r>
-      <w:bookmarkEnd w:id="33"/>
+      <w:bookmarkEnd w:id="28"/>
     </w:p>
     <w:p>
       <w:pPr>
@@ -4544,7 +2359,7 @@
       <w:pPr>
         <w:pStyle w:val="Slideheading"/>
       </w:pPr>
-      <w:bookmarkStart w:id="34" w:name="s253031"/>
+      <w:bookmarkStart w:id="29" w:name="s253031"/>
       <w:r>
         <w:rPr>
           <w:rStyle w:val="Slidecode"/>
@@ -4558,7 +2373,7 @@
         </w:rPr>
         <w:t xml:space="preserve"> The Role of Water Potential</w:t>
       </w:r>
-      <w:bookmarkEnd w:id="34"/>
+      <w:bookmarkEnd w:id="29"/>
     </w:p>
     <w:p>
       <w:pPr>
@@ -4642,7 +2457,7 @@
       <w:pPr>
         <w:pStyle w:val="Slideheading"/>
       </w:pPr>
-      <w:bookmarkStart w:id="35" w:name="s253032"/>
+      <w:bookmarkStart w:id="30" w:name="s253032"/>
       <w:r>
         <w:rPr>
           <w:rStyle w:val="Slidecode"/>
@@ -4656,7 +2471,7 @@
         </w:rPr>
         <w:t xml:space="preserve"> Plant Transport and Water Potential</w:t>
       </w:r>
-      <w:bookmarkEnd w:id="35"/>
+      <w:bookmarkEnd w:id="30"/>
     </w:p>
     <w:p>
       <w:pPr>
@@ -4677,7 +2492,7 @@
       <w:pPr>
         <w:pStyle w:val="Slideheading"/>
       </w:pPr>
-      <w:bookmarkStart w:id="36" w:name="s253033"/>
+      <w:bookmarkStart w:id="31" w:name="s253033"/>
       <w:r>
         <w:rPr>
           <w:rStyle w:val="Slidecode"/>
@@ -4691,7 +2506,7 @@
         </w:rPr>
         <w:t xml:space="preserve"> The Concept of Water Potential</w:t>
       </w:r>
-      <w:bookmarkEnd w:id="36"/>
+      <w:bookmarkEnd w:id="31"/>
     </w:p>
     <w:p>
       <w:pPr>
@@ -4788,7 +2603,7 @@
       <w:pPr>
         <w:pStyle w:val="Slideheading"/>
       </w:pPr>
-      <w:bookmarkStart w:id="37" w:name="s253034"/>
+      <w:bookmarkStart w:id="32" w:name="s253034"/>
       <w:r>
         <w:rPr>
           <w:rStyle w:val="Slidecode"/>
@@ -4802,7 +2617,7 @@
         </w:rPr>
         <w:t xml:space="preserve"> Water Potential and Turgor Pressure</w:t>
       </w:r>
-      <w:bookmarkEnd w:id="37"/>
+      <w:bookmarkEnd w:id="32"/>
     </w:p>
     <w:p>
       <w:pPr>
@@ -4839,7 +2654,7 @@
       <w:pPr>
         <w:pStyle w:val="Slideheading"/>
       </w:pPr>
-      <w:bookmarkStart w:id="38" w:name="s253035"/>
+      <w:bookmarkStart w:id="33" w:name="s253035"/>
       <w:r>
         <w:rPr>
           <w:rStyle w:val="Slidecode"/>
@@ -4853,7 +2668,7 @@
         </w:rPr>
         <w:t xml:space="preserve"> Water Transport</w:t>
       </w:r>
-      <w:bookmarkEnd w:id="38"/>
+      <w:bookmarkEnd w:id="33"/>
     </w:p>
     <w:p>
       <w:pPr>
@@ -4950,7 +2765,7 @@
       <w:pPr>
         <w:pStyle w:val="Slideheading"/>
       </w:pPr>
-      <w:bookmarkStart w:id="39" w:name="s253036"/>
+      <w:bookmarkStart w:id="34" w:name="s253036"/>
       <w:r>
         <w:rPr>
           <w:rStyle w:val="Slidecode"/>
@@ -4964,7 +2779,7 @@
         </w:rPr>
         <w:t xml:space="preserve"> Root Pressure and Guttation</w:t>
       </w:r>
-      <w:bookmarkEnd w:id="39"/>
+      <w:bookmarkEnd w:id="34"/>
     </w:p>
     <w:p>
       <w:pPr>
@@ -4985,7 +2800,7 @@
       <w:pPr>
         <w:pStyle w:val="Slideheading"/>
       </w:pPr>
-      <w:bookmarkStart w:id="40" w:name="s253037"/>
+      <w:bookmarkStart w:id="35" w:name="s253037"/>
       <w:r>
         <w:rPr>
           <w:rStyle w:val="Slidecode"/>
@@ -4999,7 +2814,7 @@
         </w:rPr>
         <w:t xml:space="preserve"> Xylem Transport Cohesion-Tension Model</w:t>
       </w:r>
-      <w:bookmarkEnd w:id="40"/>
+      <w:bookmarkEnd w:id="35"/>
     </w:p>
     <w:p>
       <w:pPr>
@@ -5057,7 +2872,7 @@
       <w:pPr>
         <w:pStyle w:val="Slideheading"/>
       </w:pPr>
-      <w:bookmarkStart w:id="41" w:name="s253038"/>
+      <w:bookmarkStart w:id="36" w:name="s253038"/>
       <w:r>
         <w:rPr>
           <w:rStyle w:val="Slidecode"/>
@@ -5071,7 +2886,7 @@
         </w:rPr>
         <w:t xml:space="preserve"> Cohesion-Tension Model of Xylem Transport</w:t>
       </w:r>
-      <w:bookmarkEnd w:id="41"/>
+      <w:bookmarkEnd w:id="36"/>
     </w:p>
     <w:p>
       <w:pPr>
@@ -5092,7 +2907,7 @@
       <w:pPr>
         <w:pStyle w:val="Slideheading"/>
       </w:pPr>
-      <w:bookmarkStart w:id="42" w:name="s253039"/>
+      <w:bookmarkStart w:id="37" w:name="s253039"/>
       <w:r>
         <w:rPr>
           <w:rStyle w:val="Slidecode"/>
@@ -5106,7 +2921,7 @@
         </w:rPr>
         <w:t xml:space="preserve"> Tension in Leaves, Stems, and Roots</w:t>
       </w:r>
-      <w:bookmarkEnd w:id="42"/>
+      <w:bookmarkEnd w:id="37"/>
     </w:p>
     <w:p>
       <w:pPr>
@@ -5229,7 +3044,7 @@
       <w:pPr>
         <w:pStyle w:val="Slideheading"/>
       </w:pPr>
-      <w:bookmarkStart w:id="43" w:name="s253040"/>
+      <w:bookmarkStart w:id="38" w:name="s253040"/>
       <w:r>
         <w:rPr>
           <w:rStyle w:val="Slidecode"/>
@@ -5243,7 +3058,7 @@
         </w:rPr>
         <w:t xml:space="preserve"> Plant-Transpired Mist Rising from a Tropical Forest</w:t>
       </w:r>
-      <w:bookmarkEnd w:id="43"/>
+      <w:bookmarkEnd w:id="38"/>
     </w:p>
     <w:p>
       <w:pPr>
@@ -5264,7 +3079,7 @@
       <w:pPr>
         <w:pStyle w:val="Slideheading"/>
       </w:pPr>
-      <w:bookmarkStart w:id="44" w:name="s253041"/>
+      <w:bookmarkStart w:id="39" w:name="s253041"/>
       <w:r>
         <w:rPr>
           <w:rStyle w:val="Slidecode"/>
@@ -5278,7 +3093,7 @@
         </w:rPr>
         <w:t xml:space="preserve"> Stomata Opening and Closing</w:t>
       </w:r>
-      <w:bookmarkEnd w:id="44"/>
+      <w:bookmarkEnd w:id="39"/>
     </w:p>
     <w:p>
       <w:pPr>
@@ -5362,7 +3177,7 @@
       <w:pPr>
         <w:pStyle w:val="Slideheading"/>
       </w:pPr>
-      <w:bookmarkStart w:id="45" w:name="s253042"/>
+      <w:bookmarkStart w:id="40" w:name="s253042"/>
       <w:r>
         <w:rPr>
           <w:rStyle w:val="Slidecode"/>
@@ -5376,7 +3191,7 @@
         </w:rPr>
         <w:t xml:space="preserve"> Opening and Closing of Stomata</w:t>
       </w:r>
-      <w:bookmarkEnd w:id="45"/>
+      <w:bookmarkEnd w:id="40"/>
     </w:p>
     <w:p>
       <w:pPr>
@@ -5397,7 +3212,7 @@
       <w:pPr>
         <w:pStyle w:val="Slideheading"/>
       </w:pPr>
-      <w:bookmarkStart w:id="46" w:name="s253043"/>
+      <w:bookmarkStart w:id="41" w:name="s253043"/>
       <w:r>
         <w:rPr>
           <w:rStyle w:val="Slidecode"/>
@@ -5411,7 +3226,7 @@
         </w:rPr>
         <w:t xml:space="preserve"> Role of Phloem</w:t>
       </w:r>
-      <w:bookmarkEnd w:id="46"/>
+      <w:bookmarkEnd w:id="41"/>
     </w:p>
     <w:p>
       <w:pPr>
@@ -5508,7 +3323,7 @@
       <w:pPr>
         <w:pStyle w:val="Slideheading"/>
       </w:pPr>
-      <w:bookmarkStart w:id="47" w:name="s253044"/>
+      <w:bookmarkStart w:id="42" w:name="s253044"/>
       <w:r>
         <w:rPr>
           <w:rStyle w:val="Slidecode"/>
@@ -5522,7 +3337,7 @@
         </w:rPr>
         <w:t xml:space="preserve"> The Movement of Phloem from Source to Sink</w:t>
       </w:r>
-      <w:bookmarkEnd w:id="47"/>
+      <w:bookmarkEnd w:id="42"/>
     </w:p>
     <w:p>
       <w:pPr>
@@ -5543,7 +3358,7 @@
       <w:pPr>
         <w:pStyle w:val="Slideheading"/>
       </w:pPr>
-      <w:bookmarkStart w:id="48" w:name="s253045"/>
+      <w:bookmarkStart w:id="43" w:name="s253045"/>
       <w:r>
         <w:rPr>
           <w:rStyle w:val="Slidecode"/>
@@ -5557,7 +3372,7 @@
         </w:rPr>
         <w:t xml:space="preserve"> Sucrose Loading Is Dependent on a H+ Ion Gradient</w:t>
       </w:r>
-      <w:bookmarkEnd w:id="48"/>
+      <w:bookmarkEnd w:id="43"/>
     </w:p>
     <w:p>
       <w:pPr>
@@ -5578,7 +3393,7 @@
       <w:pPr>
         <w:pStyle w:val="Slideheading"/>
       </w:pPr>
-      <w:bookmarkStart w:id="49" w:name="s253046"/>
+      <w:bookmarkStart w:id="44" w:name="s253046"/>
       <w:r>
         <w:rPr>
           <w:rStyle w:val="Slidecode"/>
@@ -5592,7 +3407,7 @@
         </w:rPr>
         <w:t xml:space="preserve"> Phloem Transport and Pressure-Flow Model</w:t>
       </w:r>
-      <w:bookmarkEnd w:id="49"/>
+      <w:bookmarkEnd w:id="44"/>
     </w:p>
     <w:p>
       <w:pPr>
@@ -5689,7 +3504,7 @@
       <w:pPr>
         <w:pStyle w:val="Slideheading"/>
       </w:pPr>
-      <w:bookmarkStart w:id="50" w:name="s253047"/>
+      <w:bookmarkStart w:id="45" w:name="s253047"/>
       <w:r>
         <w:rPr>
           <w:rStyle w:val="Slidecode"/>
@@ -5703,7 +3518,7 @@
         </w:rPr>
         <w:t xml:space="preserve"> Pressure-Flow Model of Phloem Transport</w:t>
       </w:r>
-      <w:bookmarkEnd w:id="50"/>
+      <w:bookmarkEnd w:id="45"/>
     </w:p>
     <w:p>
       <w:pPr>
@@ -5724,7 +3539,7 @@
       <w:pPr>
         <w:pStyle w:val="Slideheading"/>
       </w:pPr>
-      <w:bookmarkStart w:id="51" w:name="s253048"/>
+      <w:bookmarkStart w:id="46" w:name="s253048"/>
       <w:r>
         <w:rPr>
           <w:rStyle w:val="Slidecode"/>
@@ -5738,7 +3553,7 @@
         </w:rPr>
         <w:t xml:space="preserve"> Acquiring Phloem Sap</w:t>
       </w:r>
-      <w:bookmarkEnd w:id="51"/>
+      <w:bookmarkEnd w:id="46"/>
     </w:p>
     <w:p>
       <w:pPr>
@@ -5759,14 +3574,14 @@
       <w:pPr>
         <w:pStyle w:val="Lookupheading"/>
       </w:pPr>
-      <w:bookmarkStart w:id="52" w:name="lk25LkTables"/>
+      <w:bookmarkStart w:id="47" w:name="lk25LkTables"/>
       <w:r>
         <w:rPr>
           <w:rStyle w:val="Slidecode"/>
         </w:rPr>
         <w:t>Comparison tables</w:t>
       </w:r>
-      <w:bookmarkEnd w:id="52"/>
+      <w:bookmarkEnd w:id="47"/>
     </w:p>
     <w:p>
       <w:pPr>
@@ -7882,14 +5697,14 @@
       <w:pPr>
         <w:pStyle w:val="Lookupheading"/>
       </w:pPr>
-      <w:bookmarkStart w:id="53" w:name="lk25LkSeq"/>
+      <w:bookmarkStart w:id="48" w:name="lk25LkSeq"/>
       <w:r>
         <w:rPr>
           <w:rStyle w:val="Slidecode"/>
         </w:rPr>
         <w:t>Sequences</w:t>
       </w:r>
-      <w:bookmarkEnd w:id="53"/>
+      <w:bookmarkEnd w:id="48"/>
     </w:p>
     <w:p>
       <w:pPr>
@@ -8015,14 +5830,14 @@
       <w:pPr>
         <w:pStyle w:val="Lookupheading"/>
       </w:pPr>
-      <w:bookmarkStart w:id="54" w:name="lk25LkUses"/>
+      <w:bookmarkStart w:id="49" w:name="lk25LkUses"/>
       <w:r>
         <w:rPr>
           <w:rStyle w:val="Slidecode"/>
         </w:rPr>
         <w:t>Uses</w:t>
       </w:r>
-      <w:bookmarkEnd w:id="54"/>
+      <w:bookmarkEnd w:id="49"/>
     </w:p>
     <w:p>
       <w:pPr>
@@ -8325,7 +6140,7 @@
       <w:rPr>
         <w:sz w:val="15"/>
       </w:rPr>
-      <w:t>BIO II printed notes: Ch 25 (main)</w:t>
+      <w:t>Ch. 25: Flowering Plants: Nutrition and Transport</w:t>
       <w:tab/>
     </w:r>
     <w:r>
@@ -20645,16 +18460,6 @@
     <w:rPr>
       <w:b/>
       <w:sz w:val="27"/>
-    </w:rPr>
-  </w:style>
-  <w:style w:type="paragraph" w:customStyle="1" w:styleId="Pointer">
-    <w:name w:val="Pointer"/>
-    <w:basedOn w:val="Normal"/>
-    <w:pPr>
-      <w:spacing w:before="0" w:after="23"/>
-    </w:pPr>
-    <w:rPr>
-      <w:i/>
     </w:rPr>
   </w:style>
   <w:style w:type="paragraph" w:customStyle="1" w:styleId="Slideheading">

--- a/Printed Exam Notes/Ch 25 Printed Notes.docx
+++ b/Printed Exam Notes/Ch 25 Printed Notes.docx
@@ -6,19 +6,26 @@
       <w:pPr>
         <w:pStyle w:val="Notestitle"/>
       </w:pPr>
+      <w:bookmarkStart w:id="1" w:name="t25"/>
       <w:r>
         <w:rPr/>
         <w:t>Ch. 25: Flowering Plants: Nutrition and Transport</w:t>
       </w:r>
+      <w:bookmarkEnd w:id="1"/>
     </w:p>
     <w:p>
       <w:pPr>
         <w:sectPr>
           <w:headerReference w:type="default" r:id="rId9"/>
-          <w:footerReference w:type="default" r:id="rId10"/>
+          <w:headerReference w:type="first" r:id="rId10"/>
+          <w:footerReference w:type="default" r:id="rId11"/>
+          <w:footerReference w:type="first" r:id="rId12"/>
+          <w:type w:val="oddPage"/>
           <w:pgSz w:w="12240" w:h="15840"/>
           <w:pgMar w:top="792" w:right="576" w:bottom="720" w:left="576" w:header="432" w:footer="360" w:gutter="0"/>
+          <w:pgNumType w:start="21"/>
           <w:cols w:space="720"/>
+          <w:titlePg/>
           <w:docGrid w:linePitch="360"/>
         </w:sectPr>
       </w:pPr>
@@ -36,7 +43,7 @@
       <w:pPr>
         <w:pStyle w:val="Slideheading"/>
       </w:pPr>
-      <w:bookmarkStart w:id="1" w:name="s251003"/>
+      <w:bookmarkStart w:id="2" w:name="s251003"/>
       <w:r>
         <w:rPr>
           <w:rStyle w:val="Slidecode"/>
@@ -44,7 +51,7 @@
         </w:rPr>
         <w:t>25.1.3</w:t>
       </w:r>
-      <w:bookmarkEnd w:id="1"/>
+      <w:bookmarkEnd w:id="2"/>
     </w:p>
     <w:p>
       <w:pPr>
@@ -131,7 +138,7 @@
       <w:pPr>
         <w:pStyle w:val="Slideheading"/>
       </w:pPr>
-      <w:bookmarkStart w:id="2" w:name="s251004"/>
+      <w:bookmarkStart w:id="3" w:name="s251004"/>
       <w:r>
         <w:rPr>
           <w:rStyle w:val="Slidecode"/>
@@ -145,7 +152,7 @@
         </w:rPr>
         <w:t xml:space="preserve"> Essential Inorganic Nutrients</w:t>
       </w:r>
-      <w:bookmarkEnd w:id="2"/>
+      <w:bookmarkEnd w:id="3"/>
     </w:p>
     <w:p>
       <w:pPr>
@@ -258,7 +265,7 @@
       <w:pPr>
         <w:pStyle w:val="Slideheading"/>
       </w:pPr>
-      <w:bookmarkStart w:id="3" w:name="s251005"/>
+      <w:bookmarkStart w:id="4" w:name="s251005"/>
       <w:r>
         <w:rPr>
           <w:rStyle w:val="Slidecode"/>
@@ -272,7 +279,7 @@
         </w:rPr>
         <w:t xml:space="preserve"> Overview of Plant Nutrition</w:t>
       </w:r>
-      <w:bookmarkEnd w:id="3"/>
+      <w:bookmarkEnd w:id="4"/>
     </w:p>
     <w:p>
       <w:pPr>
@@ -293,7 +300,7 @@
       <w:pPr>
         <w:pStyle w:val="Slideheading"/>
       </w:pPr>
-      <w:bookmarkStart w:id="4" w:name="s251006"/>
+      <w:bookmarkStart w:id="5" w:name="s251006"/>
       <w:r>
         <w:rPr>
           <w:rStyle w:val="Slidecode"/>
@@ -307,7 +314,7 @@
         </w:rPr>
         <w:t xml:space="preserve"> Determination of Essential Nutrients</w:t>
       </w:r>
-      <w:bookmarkEnd w:id="4"/>
+      <w:bookmarkEnd w:id="5"/>
     </w:p>
     <w:p>
       <w:pPr>
@@ -391,7 +398,7 @@
       <w:pPr>
         <w:pStyle w:val="Slideheading"/>
       </w:pPr>
-      <w:bookmarkStart w:id="5" w:name="s251007"/>
+      <w:bookmarkStart w:id="6" w:name="s251007"/>
       <w:r>
         <w:rPr>
           <w:rStyle w:val="Slidecode"/>
@@ -405,7 +412,7 @@
         </w:rPr>
         <w:t xml:space="preserve"> Hydroponics</w:t>
       </w:r>
-      <w:bookmarkEnd w:id="5"/>
+      <w:bookmarkEnd w:id="6"/>
     </w:p>
     <w:p>
       <w:pPr>
@@ -426,7 +433,7 @@
       <w:pPr>
         <w:pStyle w:val="Slideheading"/>
       </w:pPr>
-      <w:bookmarkStart w:id="6" w:name="s251008"/>
+      <w:bookmarkStart w:id="7" w:name="s251008"/>
       <w:r>
         <w:rPr>
           <w:rStyle w:val="Slidecode"/>
@@ -440,7 +447,7 @@
         </w:rPr>
         <w:t xml:space="preserve"> Nutrient Deficiencies and Fertilizer</w:t>
       </w:r>
-      <w:bookmarkEnd w:id="6"/>
+      <w:bookmarkEnd w:id="7"/>
     </w:p>
     <w:p>
       <w:pPr>
@@ -461,7 +468,7 @@
       <w:pPr>
         <w:pStyle w:val="Slideheading"/>
       </w:pPr>
-      <w:bookmarkStart w:id="7" w:name="s251009"/>
+      <w:bookmarkStart w:id="8" w:name="s251009"/>
       <w:r>
         <w:rPr>
           <w:rStyle w:val="Slidecode"/>
@@ -475,7 +482,7 @@
         </w:rPr>
         <w:t xml:space="preserve"> Soil</w:t>
       </w:r>
-      <w:bookmarkEnd w:id="7"/>
+      <w:bookmarkEnd w:id="8"/>
     </w:p>
     <w:p>
       <w:pPr>
@@ -598,7 +605,7 @@
       <w:pPr>
         <w:pStyle w:val="Slideheading"/>
       </w:pPr>
-      <w:bookmarkStart w:id="8" w:name="s251010"/>
+      <w:bookmarkStart w:id="9" w:name="s251010"/>
       <w:r>
         <w:rPr>
           <w:rStyle w:val="Slidecode"/>
@@ -612,7 +619,7 @@
         </w:rPr>
         <w:t xml:space="preserve"> Soil Particles</w:t>
       </w:r>
-      <w:bookmarkEnd w:id="8"/>
+      <w:bookmarkEnd w:id="9"/>
     </w:p>
     <w:p>
       <w:pPr>
@@ -761,7 +768,7 @@
       <w:pPr>
         <w:pStyle w:val="Slideheading"/>
       </w:pPr>
-      <w:bookmarkStart w:id="9" w:name="s251011"/>
+      <w:bookmarkStart w:id="10" w:name="s251011"/>
       <w:r>
         <w:rPr>
           <w:rStyle w:val="Slidecode"/>
@@ -775,7 +782,7 @@
         </w:rPr>
         <w:t xml:space="preserve"> Humus</w:t>
       </w:r>
-      <w:bookmarkEnd w:id="9"/>
+      <w:bookmarkEnd w:id="10"/>
     </w:p>
     <w:p>
       <w:pPr>
@@ -872,7 +879,7 @@
       <w:pPr>
         <w:pStyle w:val="Slideheading"/>
       </w:pPr>
-      <w:bookmarkStart w:id="10" w:name="s251012"/>
+      <w:bookmarkStart w:id="11" w:name="s251012"/>
       <w:r>
         <w:rPr>
           <w:rStyle w:val="Slidecode"/>
@@ -886,7 +893,7 @@
         </w:rPr>
         <w:t xml:space="preserve"> Healthy Soil</w:t>
       </w:r>
-      <w:bookmarkEnd w:id="10"/>
+      <w:bookmarkEnd w:id="11"/>
     </w:p>
     <w:p>
       <w:pPr>
@@ -970,7 +977,7 @@
       <w:pPr>
         <w:pStyle w:val="Slideheading"/>
       </w:pPr>
-      <w:bookmarkStart w:id="11" w:name="s251013"/>
+      <w:bookmarkStart w:id="12" w:name="s251013"/>
       <w:r>
         <w:rPr>
           <w:rStyle w:val="Slidecode"/>
@@ -984,7 +991,7 @@
         </w:rPr>
         <w:t xml:space="preserve"> Components of Healthy Soil</w:t>
       </w:r>
-      <w:bookmarkEnd w:id="11"/>
+      <w:bookmarkEnd w:id="12"/>
     </w:p>
     <w:p>
       <w:pPr>
@@ -1005,7 +1012,7 @@
       <w:pPr>
         <w:pStyle w:val="Slideheading"/>
       </w:pPr>
-      <w:bookmarkStart w:id="12" w:name="s251014"/>
+      <w:bookmarkStart w:id="13" w:name="s251014"/>
       <w:r>
         <w:rPr>
           <w:rStyle w:val="Slidecode"/>
@@ -1019,7 +1026,7 @@
         </w:rPr>
         <w:t xml:space="preserve"> Living Organisms</w:t>
       </w:r>
-      <w:bookmarkEnd w:id="12"/>
+      <w:bookmarkEnd w:id="13"/>
     </w:p>
     <w:p>
       <w:pPr>
@@ -1142,7 +1149,7 @@
       <w:pPr>
         <w:pStyle w:val="Slideheading"/>
       </w:pPr>
-      <w:bookmarkStart w:id="13" w:name="s251015"/>
+      <w:bookmarkStart w:id="14" w:name="s251015"/>
       <w:r>
         <w:rPr>
           <w:rStyle w:val="Slidecode"/>
@@ -1156,7 +1163,7 @@
         </w:rPr>
         <w:t xml:space="preserve"> Soil Profiles</w:t>
       </w:r>
-      <w:bookmarkEnd w:id="13"/>
+      <w:bookmarkEnd w:id="14"/>
     </w:p>
     <w:p>
       <w:pPr>
@@ -1240,7 +1247,7 @@
       <w:pPr>
         <w:pStyle w:val="Slideheading"/>
       </w:pPr>
-      <w:bookmarkStart w:id="14" w:name="s251016"/>
+      <w:bookmarkStart w:id="15" w:name="s251016"/>
       <w:r>
         <w:rPr>
           <w:rStyle w:val="Slidecode"/>
@@ -1254,7 +1261,7 @@
         </w:rPr>
         <w:t xml:space="preserve"> Simplified Soil Profile</w:t>
       </w:r>
-      <w:bookmarkEnd w:id="14"/>
+      <w:bookmarkEnd w:id="15"/>
     </w:p>
     <w:p>
       <w:pPr>
@@ -1327,7 +1334,7 @@
       <w:pPr>
         <w:pStyle w:val="Slideheading"/>
       </w:pPr>
-      <w:bookmarkStart w:id="15" w:name="s251017"/>
+      <w:bookmarkStart w:id="16" w:name="s251017"/>
       <w:r>
         <w:rPr>
           <w:rStyle w:val="Slidecode"/>
@@ -1341,7 +1348,7 @@
         </w:rPr>
         <w:t xml:space="preserve"> Soil Erosion</w:t>
       </w:r>
-      <w:bookmarkEnd w:id="15"/>
+      <w:bookmarkEnd w:id="16"/>
     </w:p>
     <w:p>
       <w:pPr>
@@ -1438,7 +1445,7 @@
       <w:pPr>
         <w:pStyle w:val="Slideheading"/>
       </w:pPr>
-      <w:bookmarkStart w:id="16" w:name="s251018"/>
+      <w:bookmarkStart w:id="17" w:name="s251018"/>
       <w:r>
         <w:rPr>
           <w:rStyle w:val="Slidecode"/>
@@ -1452,7 +1459,7 @@
         </w:rPr>
         <w:t xml:space="preserve"> Mitigation Strategies for Soil Erosion</w:t>
       </w:r>
-      <w:bookmarkEnd w:id="16"/>
+      <w:bookmarkEnd w:id="17"/>
     </w:p>
     <w:p>
       <w:pPr>
@@ -1506,7 +1513,7 @@
       <w:pPr>
         <w:pStyle w:val="Slideheading"/>
       </w:pPr>
-      <w:bookmarkStart w:id="17" w:name="s252019"/>
+      <w:bookmarkStart w:id="18" w:name="s252019"/>
       <w:r>
         <w:rPr>
           <w:rStyle w:val="Slidecode"/>
@@ -1514,7 +1521,7 @@
         </w:rPr>
         <w:t>25.2.19</w:t>
       </w:r>
-      <w:bookmarkEnd w:id="17"/>
+      <w:bookmarkEnd w:id="18"/>
     </w:p>
     <w:p>
       <w:pPr>
@@ -1601,7 +1608,7 @@
       <w:pPr>
         <w:pStyle w:val="Slideheading"/>
       </w:pPr>
-      <w:bookmarkStart w:id="18" w:name="s252020"/>
+      <w:bookmarkStart w:id="19" w:name="s252020"/>
       <w:r>
         <w:rPr>
           <w:rStyle w:val="Slidecode"/>
@@ -1615,7 +1622,7 @@
         </w:rPr>
         <w:t xml:space="preserve"> Mineral Uptake</w:t>
       </w:r>
-      <w:bookmarkEnd w:id="18"/>
+      <w:bookmarkEnd w:id="19"/>
     </w:p>
     <w:p>
       <w:pPr>
@@ -1673,7 +1680,7 @@
       <w:pPr>
         <w:pStyle w:val="Slideheading"/>
       </w:pPr>
-      <w:bookmarkStart w:id="19" w:name="s252021"/>
+      <w:bookmarkStart w:id="20" w:name="s252021"/>
       <w:r>
         <w:rPr>
           <w:rStyle w:val="Slidecode"/>
@@ -1687,7 +1694,7 @@
         </w:rPr>
         <w:t xml:space="preserve"> Proton Pump</w:t>
       </w:r>
-      <w:bookmarkEnd w:id="19"/>
+      <w:bookmarkEnd w:id="20"/>
     </w:p>
     <w:p>
       <w:pPr>
@@ -1771,7 +1778,7 @@
       <w:pPr>
         <w:pStyle w:val="Slideheading"/>
       </w:pPr>
-      <w:bookmarkStart w:id="20" w:name="s252022"/>
+      <w:bookmarkStart w:id="21" w:name="s252022"/>
       <w:r>
         <w:rPr>
           <w:rStyle w:val="Slidecode"/>
@@ -1785,7 +1792,7 @@
         </w:rPr>
         <w:t xml:space="preserve"> Water and Mineral Uptake 1</w:t>
       </w:r>
-      <w:bookmarkEnd w:id="20"/>
+      <w:bookmarkEnd w:id="21"/>
     </w:p>
     <w:p>
       <w:pPr>
@@ -1806,7 +1813,7 @@
       <w:pPr>
         <w:pStyle w:val="Slideheading"/>
       </w:pPr>
-      <w:bookmarkStart w:id="21" w:name="s252023"/>
+      <w:bookmarkStart w:id="22" w:name="s252023"/>
       <w:r>
         <w:rPr>
           <w:rStyle w:val="Slidecode"/>
@@ -1820,7 +1827,7 @@
         </w:rPr>
         <w:t xml:space="preserve"> Water and Mineral Uptake 2</w:t>
       </w:r>
-      <w:bookmarkEnd w:id="21"/>
+      <w:bookmarkEnd w:id="22"/>
     </w:p>
     <w:p>
       <w:pPr>
@@ -1841,7 +1848,7 @@
       <w:pPr>
         <w:pStyle w:val="Slideheading"/>
       </w:pPr>
-      <w:bookmarkStart w:id="22" w:name="s252024"/>
+      <w:bookmarkStart w:id="23" w:name="s252024"/>
       <w:r>
         <w:rPr>
           <w:rStyle w:val="Slidecode"/>
@@ -1855,7 +1862,7 @@
         </w:rPr>
         <w:t xml:space="preserve"> Adaptations of Roots for Mineral Uptake</w:t>
       </w:r>
-      <w:bookmarkEnd w:id="22"/>
+      <w:bookmarkEnd w:id="23"/>
     </w:p>
     <w:p>
       <w:pPr>
@@ -1978,7 +1985,7 @@
       <w:pPr>
         <w:pStyle w:val="Slideheading"/>
       </w:pPr>
-      <w:bookmarkStart w:id="23" w:name="s252025"/>
+      <w:bookmarkStart w:id="24" w:name="s252025"/>
       <w:r>
         <w:rPr>
           <w:rStyle w:val="Slidecode"/>
@@ -1992,7 +1999,7 @@
         </w:rPr>
         <w:t xml:space="preserve"> Root Nodules</w:t>
       </w:r>
-      <w:bookmarkEnd w:id="23"/>
+      <w:bookmarkEnd w:id="24"/>
     </w:p>
     <w:p>
       <w:pPr>
@@ -2013,7 +2020,7 @@
       <w:pPr>
         <w:pStyle w:val="Slideheading"/>
       </w:pPr>
-      <w:bookmarkStart w:id="24" w:name="s252026"/>
+      <w:bookmarkStart w:id="25" w:name="s252026"/>
       <w:r>
         <w:rPr>
           <w:rStyle w:val="Slidecode"/>
@@ -2027,7 +2034,7 @@
         </w:rPr>
         <w:t xml:space="preserve"> Mycorrhizae</w:t>
       </w:r>
-      <w:bookmarkEnd w:id="24"/>
+      <w:bookmarkEnd w:id="25"/>
     </w:p>
     <w:p>
       <w:pPr>
@@ -2048,7 +2055,7 @@
       <w:pPr>
         <w:pStyle w:val="Slideheading"/>
       </w:pPr>
-      <w:bookmarkStart w:id="25" w:name="s252027"/>
+      <w:bookmarkStart w:id="26" w:name="s252027"/>
       <w:r>
         <w:rPr>
           <w:rStyle w:val="Slidecode"/>
@@ -2062,7 +2069,7 @@
         </w:rPr>
         <w:t xml:space="preserve"> Other Ways Plants Acquire Nutrients</w:t>
       </w:r>
-      <w:bookmarkEnd w:id="25"/>
+      <w:bookmarkEnd w:id="26"/>
     </w:p>
     <w:p>
       <w:pPr>
@@ -2092,7 +2099,7 @@
       <w:pPr>
         <w:pStyle w:val="Slideheading"/>
       </w:pPr>
-      <w:bookmarkStart w:id="26" w:name="s253028"/>
+      <w:bookmarkStart w:id="27" w:name="s253028"/>
       <w:r>
         <w:rPr>
           <w:rStyle w:val="Slidecode"/>
@@ -2100,7 +2107,7 @@
         </w:rPr>
         <w:t>25.3.28</w:t>
       </w:r>
-      <w:bookmarkEnd w:id="26"/>
+      <w:bookmarkEnd w:id="27"/>
     </w:p>
     <w:p>
       <w:pPr>
@@ -2249,7 +2256,7 @@
       <w:pPr>
         <w:pStyle w:val="Slideheading"/>
       </w:pPr>
-      <w:bookmarkStart w:id="27" w:name="s253029"/>
+      <w:bookmarkStart w:id="28" w:name="s253029"/>
       <w:r>
         <w:rPr>
           <w:rStyle w:val="Slidecode"/>
@@ -2263,7 +2270,7 @@
         </w:rPr>
         <w:t xml:space="preserve"> Reviewing Xylem and Phloem Structure</w:t>
       </w:r>
-      <w:bookmarkEnd w:id="27"/>
+      <w:bookmarkEnd w:id="28"/>
     </w:p>
     <w:p>
       <w:pPr>
@@ -2308,7 +2315,7 @@
       <w:pPr>
         <w:pStyle w:val="Slideheading"/>
       </w:pPr>
-      <w:bookmarkStart w:id="28" w:name="s253030"/>
+      <w:bookmarkStart w:id="29" w:name="s253030"/>
       <w:r>
         <w:rPr>
           <w:rStyle w:val="Slidecode"/>
@@ -2322,7 +2329,7 @@
         </w:rPr>
         <w:t xml:space="preserve"> Organization of Conducting Cells in Xylem and Phloem</w:t>
       </w:r>
-      <w:bookmarkEnd w:id="28"/>
+      <w:bookmarkEnd w:id="29"/>
     </w:p>
     <w:p>
       <w:pPr>
@@ -2359,7 +2366,7 @@
       <w:pPr>
         <w:pStyle w:val="Slideheading"/>
       </w:pPr>
-      <w:bookmarkStart w:id="29" w:name="s253031"/>
+      <w:bookmarkStart w:id="30" w:name="s253031"/>
       <w:r>
         <w:rPr>
           <w:rStyle w:val="Slidecode"/>
@@ -2373,7 +2380,7 @@
         </w:rPr>
         <w:t xml:space="preserve"> The Role of Water Potential</w:t>
       </w:r>
-      <w:bookmarkEnd w:id="29"/>
+      <w:bookmarkEnd w:id="30"/>
     </w:p>
     <w:p>
       <w:pPr>
@@ -2457,7 +2464,7 @@
       <w:pPr>
         <w:pStyle w:val="Slideheading"/>
       </w:pPr>
-      <w:bookmarkStart w:id="30" w:name="s253032"/>
+      <w:bookmarkStart w:id="31" w:name="s253032"/>
       <w:r>
         <w:rPr>
           <w:rStyle w:val="Slidecode"/>
@@ -2471,7 +2478,7 @@
         </w:rPr>
         <w:t xml:space="preserve"> Plant Transport and Water Potential</w:t>
       </w:r>
-      <w:bookmarkEnd w:id="30"/>
+      <w:bookmarkEnd w:id="31"/>
     </w:p>
     <w:p>
       <w:pPr>
@@ -2492,7 +2499,7 @@
       <w:pPr>
         <w:pStyle w:val="Slideheading"/>
       </w:pPr>
-      <w:bookmarkStart w:id="31" w:name="s253033"/>
+      <w:bookmarkStart w:id="32" w:name="s253033"/>
       <w:r>
         <w:rPr>
           <w:rStyle w:val="Slidecode"/>
@@ -2506,7 +2513,7 @@
         </w:rPr>
         <w:t xml:space="preserve"> The Concept of Water Potential</w:t>
       </w:r>
-      <w:bookmarkEnd w:id="31"/>
+      <w:bookmarkEnd w:id="32"/>
     </w:p>
     <w:p>
       <w:pPr>
@@ -2603,7 +2610,7 @@
       <w:pPr>
         <w:pStyle w:val="Slideheading"/>
       </w:pPr>
-      <w:bookmarkStart w:id="32" w:name="s253034"/>
+      <w:bookmarkStart w:id="33" w:name="s253034"/>
       <w:r>
         <w:rPr>
           <w:rStyle w:val="Slidecode"/>
@@ -2617,7 +2624,7 @@
         </w:rPr>
         <w:t xml:space="preserve"> Water Potential and Turgor Pressure</w:t>
       </w:r>
-      <w:bookmarkEnd w:id="32"/>
+      <w:bookmarkEnd w:id="33"/>
     </w:p>
     <w:p>
       <w:pPr>
@@ -2654,7 +2661,7 @@
       <w:pPr>
         <w:pStyle w:val="Slideheading"/>
       </w:pPr>
-      <w:bookmarkStart w:id="33" w:name="s253035"/>
+      <w:bookmarkStart w:id="34" w:name="s253035"/>
       <w:r>
         <w:rPr>
           <w:rStyle w:val="Slidecode"/>
@@ -2668,7 +2675,7 @@
         </w:rPr>
         <w:t xml:space="preserve"> Water Transport</w:t>
       </w:r>
-      <w:bookmarkEnd w:id="33"/>
+      <w:bookmarkEnd w:id="34"/>
     </w:p>
     <w:p>
       <w:pPr>
@@ -2765,7 +2772,7 @@
       <w:pPr>
         <w:pStyle w:val="Slideheading"/>
       </w:pPr>
-      <w:bookmarkStart w:id="34" w:name="s253036"/>
+      <w:bookmarkStart w:id="35" w:name="s253036"/>
       <w:r>
         <w:rPr>
           <w:rStyle w:val="Slidecode"/>
@@ -2779,7 +2786,7 @@
         </w:rPr>
         <w:t xml:space="preserve"> Root Pressure and Guttation</w:t>
       </w:r>
-      <w:bookmarkEnd w:id="34"/>
+      <w:bookmarkEnd w:id="35"/>
     </w:p>
     <w:p>
       <w:pPr>
@@ -2800,7 +2807,7 @@
       <w:pPr>
         <w:pStyle w:val="Slideheading"/>
       </w:pPr>
-      <w:bookmarkStart w:id="35" w:name="s253037"/>
+      <w:bookmarkStart w:id="36" w:name="s253037"/>
       <w:r>
         <w:rPr>
           <w:rStyle w:val="Slidecode"/>
@@ -2814,7 +2821,7 @@
         </w:rPr>
         <w:t xml:space="preserve"> Xylem Transport Cohesion-Tension Model</w:t>
       </w:r>
-      <w:bookmarkEnd w:id="35"/>
+      <w:bookmarkEnd w:id="36"/>
     </w:p>
     <w:p>
       <w:pPr>
@@ -2872,7 +2879,7 @@
       <w:pPr>
         <w:pStyle w:val="Slideheading"/>
       </w:pPr>
-      <w:bookmarkStart w:id="36" w:name="s253038"/>
+      <w:bookmarkStart w:id="37" w:name="s253038"/>
       <w:r>
         <w:rPr>
           <w:rStyle w:val="Slidecode"/>
@@ -2886,7 +2893,7 @@
         </w:rPr>
         <w:t xml:space="preserve"> Cohesion-Tension Model of Xylem Transport</w:t>
       </w:r>
-      <w:bookmarkEnd w:id="36"/>
+      <w:bookmarkEnd w:id="37"/>
     </w:p>
     <w:p>
       <w:pPr>
@@ -2907,7 +2914,7 @@
       <w:pPr>
         <w:pStyle w:val="Slideheading"/>
       </w:pPr>
-      <w:bookmarkStart w:id="37" w:name="s253039"/>
+      <w:bookmarkStart w:id="38" w:name="s253039"/>
       <w:r>
         <w:rPr>
           <w:rStyle w:val="Slidecode"/>
@@ -2921,7 +2928,7 @@
         </w:rPr>
         <w:t xml:space="preserve"> Tension in Leaves, Stems, and Roots</w:t>
       </w:r>
-      <w:bookmarkEnd w:id="37"/>
+      <w:bookmarkEnd w:id="38"/>
     </w:p>
     <w:p>
       <w:pPr>
@@ -3044,7 +3051,7 @@
       <w:pPr>
         <w:pStyle w:val="Slideheading"/>
       </w:pPr>
-      <w:bookmarkStart w:id="38" w:name="s253040"/>
+      <w:bookmarkStart w:id="39" w:name="s253040"/>
       <w:r>
         <w:rPr>
           <w:rStyle w:val="Slidecode"/>
@@ -3058,7 +3065,7 @@
         </w:rPr>
         <w:t xml:space="preserve"> Plant-Transpired Mist Rising from a Tropical Forest</w:t>
       </w:r>
-      <w:bookmarkEnd w:id="38"/>
+      <w:bookmarkEnd w:id="39"/>
     </w:p>
     <w:p>
       <w:pPr>
@@ -3079,7 +3086,7 @@
       <w:pPr>
         <w:pStyle w:val="Slideheading"/>
       </w:pPr>
-      <w:bookmarkStart w:id="39" w:name="s253041"/>
+      <w:bookmarkStart w:id="40" w:name="s253041"/>
       <w:r>
         <w:rPr>
           <w:rStyle w:val="Slidecode"/>
@@ -3093,7 +3100,7 @@
         </w:rPr>
         <w:t xml:space="preserve"> Stomata Opening and Closing</w:t>
       </w:r>
-      <w:bookmarkEnd w:id="39"/>
+      <w:bookmarkEnd w:id="40"/>
     </w:p>
     <w:p>
       <w:pPr>
@@ -3177,7 +3184,7 @@
       <w:pPr>
         <w:pStyle w:val="Slideheading"/>
       </w:pPr>
-      <w:bookmarkStart w:id="40" w:name="s253042"/>
+      <w:bookmarkStart w:id="41" w:name="s253042"/>
       <w:r>
         <w:rPr>
           <w:rStyle w:val="Slidecode"/>
@@ -3191,7 +3198,7 @@
         </w:rPr>
         <w:t xml:space="preserve"> Opening and Closing of Stomata</w:t>
       </w:r>
-      <w:bookmarkEnd w:id="40"/>
+      <w:bookmarkEnd w:id="41"/>
     </w:p>
     <w:p>
       <w:pPr>
@@ -3212,7 +3219,7 @@
       <w:pPr>
         <w:pStyle w:val="Slideheading"/>
       </w:pPr>
-      <w:bookmarkStart w:id="41" w:name="s253043"/>
+      <w:bookmarkStart w:id="42" w:name="s253043"/>
       <w:r>
         <w:rPr>
           <w:rStyle w:val="Slidecode"/>
@@ -3226,7 +3233,7 @@
         </w:rPr>
         <w:t xml:space="preserve"> Role of Phloem</w:t>
       </w:r>
-      <w:bookmarkEnd w:id="41"/>
+      <w:bookmarkEnd w:id="42"/>
     </w:p>
     <w:p>
       <w:pPr>
@@ -3323,7 +3330,7 @@
       <w:pPr>
         <w:pStyle w:val="Slideheading"/>
       </w:pPr>
-      <w:bookmarkStart w:id="42" w:name="s253044"/>
+      <w:bookmarkStart w:id="43" w:name="s253044"/>
       <w:r>
         <w:rPr>
           <w:rStyle w:val="Slidecode"/>
@@ -3337,7 +3344,7 @@
         </w:rPr>
         <w:t xml:space="preserve"> The Movement of Phloem from Source to Sink</w:t>
       </w:r>
-      <w:bookmarkEnd w:id="42"/>
+      <w:bookmarkEnd w:id="43"/>
     </w:p>
     <w:p>
       <w:pPr>
@@ -3358,7 +3365,7 @@
       <w:pPr>
         <w:pStyle w:val="Slideheading"/>
       </w:pPr>
-      <w:bookmarkStart w:id="43" w:name="s253045"/>
+      <w:bookmarkStart w:id="44" w:name="s253045"/>
       <w:r>
         <w:rPr>
           <w:rStyle w:val="Slidecode"/>
@@ -3372,7 +3379,7 @@
         </w:rPr>
         <w:t xml:space="preserve"> Sucrose Loading Is Dependent on a H+ Ion Gradient</w:t>
       </w:r>
-      <w:bookmarkEnd w:id="43"/>
+      <w:bookmarkEnd w:id="44"/>
     </w:p>
     <w:p>
       <w:pPr>
@@ -3393,7 +3400,7 @@
       <w:pPr>
         <w:pStyle w:val="Slideheading"/>
       </w:pPr>
-      <w:bookmarkStart w:id="44" w:name="s253046"/>
+      <w:bookmarkStart w:id="45" w:name="s253046"/>
       <w:r>
         <w:rPr>
           <w:rStyle w:val="Slidecode"/>
@@ -3407,7 +3414,7 @@
         </w:rPr>
         <w:t xml:space="preserve"> Phloem Transport and Pressure-Flow Model</w:t>
       </w:r>
-      <w:bookmarkEnd w:id="44"/>
+      <w:bookmarkEnd w:id="45"/>
     </w:p>
     <w:p>
       <w:pPr>
@@ -3504,7 +3511,7 @@
       <w:pPr>
         <w:pStyle w:val="Slideheading"/>
       </w:pPr>
-      <w:bookmarkStart w:id="45" w:name="s253047"/>
+      <w:bookmarkStart w:id="46" w:name="s253047"/>
       <w:r>
         <w:rPr>
           <w:rStyle w:val="Slidecode"/>
@@ -3518,7 +3525,7 @@
         </w:rPr>
         <w:t xml:space="preserve"> Pressure-Flow Model of Phloem Transport</w:t>
       </w:r>
-      <w:bookmarkEnd w:id="45"/>
+      <w:bookmarkEnd w:id="46"/>
     </w:p>
     <w:p>
       <w:pPr>
@@ -3539,7 +3546,7 @@
       <w:pPr>
         <w:pStyle w:val="Slideheading"/>
       </w:pPr>
-      <w:bookmarkStart w:id="46" w:name="s253048"/>
+      <w:bookmarkStart w:id="47" w:name="s253048"/>
       <w:r>
         <w:rPr>
           <w:rStyle w:val="Slidecode"/>
@@ -3553,7 +3560,7 @@
         </w:rPr>
         <w:t xml:space="preserve"> Acquiring Phloem Sap</w:t>
       </w:r>
-      <w:bookmarkEnd w:id="46"/>
+      <w:bookmarkEnd w:id="47"/>
     </w:p>
     <w:p>
       <w:pPr>
@@ -3574,14 +3581,14 @@
       <w:pPr>
         <w:pStyle w:val="Lookupheading"/>
       </w:pPr>
-      <w:bookmarkStart w:id="47" w:name="lk25LkTables"/>
+      <w:bookmarkStart w:id="48" w:name="lk25LkTables"/>
       <w:r>
         <w:rPr>
           <w:rStyle w:val="Slidecode"/>
         </w:rPr>
         <w:t>Comparison tables</w:t>
       </w:r>
-      <w:bookmarkEnd w:id="47"/>
+      <w:bookmarkEnd w:id="48"/>
     </w:p>
     <w:p>
       <w:pPr>
@@ -3618,8 +3625,8 @@
         <w:tblLook w:firstColumn="1" w:firstRow="1" w:lastColumn="0" w:lastRow="0" w:noHBand="0" w:noVBand="1" w:val="04A0"/>
       </w:tblPr>
       <w:tblGrid>
-        <w:gridCol w:w="1754"/>
-        <w:gridCol w:w="3646"/>
+        <w:gridCol w:w="1808"/>
+        <w:gridCol w:w="3592"/>
       </w:tblGrid>
       <w:tr>
         <w:trPr>
@@ -3628,7 +3635,7 @@
         </w:trPr>
         <w:tc>
           <w:tcPr>
-            <w:tcW w:type="dxa" w:w="1754"/>
+            <w:tcW w:type="dxa" w:w="1808"/>
           </w:tcPr>
           <w:p>
             <w:pPr>
@@ -3643,7 +3650,7 @@
         </w:tc>
         <w:tc>
           <w:tcPr>
-            <w:tcW w:type="dxa" w:w="3646"/>
+            <w:tcW w:type="dxa" w:w="3592"/>
           </w:tcPr>
           <w:p>
             <w:pPr>
@@ -3664,7 +3671,7 @@
         </w:trPr>
         <w:tc>
           <w:tcPr>
-            <w:tcW w:type="dxa" w:w="1754"/>
+            <w:tcW w:type="dxa" w:w="1808"/>
           </w:tcPr>
           <w:p>
             <w:pPr>
@@ -3678,7 +3685,7 @@
         </w:tc>
         <w:tc>
           <w:tcPr>
-            <w:tcW w:type="dxa" w:w="3646"/>
+            <w:tcW w:type="dxa" w:w="3592"/>
           </w:tcPr>
           <w:p>
             <w:pPr>
@@ -3697,7 +3704,7 @@
         </w:trPr>
         <w:tc>
           <w:tcPr>
-            <w:tcW w:type="dxa" w:w="1754"/>
+            <w:tcW w:type="dxa" w:w="1808"/>
           </w:tcPr>
           <w:p>
             <w:pPr>
@@ -3711,7 +3718,7 @@
         </w:tc>
         <w:tc>
           <w:tcPr>
-            <w:tcW w:type="dxa" w:w="3646"/>
+            <w:tcW w:type="dxa" w:w="3592"/>
           </w:tcPr>
           <w:p>
             <w:pPr>
@@ -3730,7 +3737,7 @@
         </w:trPr>
         <w:tc>
           <w:tcPr>
-            <w:tcW w:type="dxa" w:w="1754"/>
+            <w:tcW w:type="dxa" w:w="1808"/>
           </w:tcPr>
           <w:p>
             <w:pPr>
@@ -3744,7 +3751,7 @@
         </w:tc>
         <w:tc>
           <w:tcPr>
-            <w:tcW w:type="dxa" w:w="3646"/>
+            <w:tcW w:type="dxa" w:w="3592"/>
           </w:tcPr>
           <w:p>
             <w:pPr>
@@ -3763,7 +3770,7 @@
         </w:trPr>
         <w:tc>
           <w:tcPr>
-            <w:tcW w:type="dxa" w:w="1754"/>
+            <w:tcW w:type="dxa" w:w="1808"/>
           </w:tcPr>
           <w:p>
             <w:pPr>
@@ -3777,7 +3784,7 @@
         </w:tc>
         <w:tc>
           <w:tcPr>
-            <w:tcW w:type="dxa" w:w="3646"/>
+            <w:tcW w:type="dxa" w:w="3592"/>
           </w:tcPr>
           <w:p>
             <w:pPr>
@@ -3796,7 +3803,7 @@
         </w:trPr>
         <w:tc>
           <w:tcPr>
-            <w:tcW w:type="dxa" w:w="1754"/>
+            <w:tcW w:type="dxa" w:w="1808"/>
           </w:tcPr>
           <w:p>
             <w:pPr>
@@ -3810,7 +3817,7 @@
         </w:tc>
         <w:tc>
           <w:tcPr>
-            <w:tcW w:type="dxa" w:w="3646"/>
+            <w:tcW w:type="dxa" w:w="3592"/>
           </w:tcPr>
           <w:p>
             <w:pPr>
@@ -3829,7 +3836,7 @@
         </w:trPr>
         <w:tc>
           <w:tcPr>
-            <w:tcW w:type="dxa" w:w="1754"/>
+            <w:tcW w:type="dxa" w:w="1808"/>
           </w:tcPr>
           <w:p>
             <w:pPr>
@@ -3843,7 +3850,7 @@
         </w:tc>
         <w:tc>
           <w:tcPr>
-            <w:tcW w:type="dxa" w:w="3646"/>
+            <w:tcW w:type="dxa" w:w="3592"/>
           </w:tcPr>
           <w:p>
             <w:pPr>
@@ -3897,8 +3904,8 @@
         <w:tblLook w:firstColumn="1" w:firstRow="1" w:lastColumn="0" w:lastRow="0" w:noHBand="0" w:noVBand="1" w:val="04A0"/>
       </w:tblPr>
       <w:tblGrid>
-        <w:gridCol w:w="1454"/>
-        <w:gridCol w:w="3946"/>
+        <w:gridCol w:w="1456"/>
+        <w:gridCol w:w="3944"/>
       </w:tblGrid>
       <w:tr>
         <w:trPr>
@@ -3907,7 +3914,7 @@
         </w:trPr>
         <w:tc>
           <w:tcPr>
-            <w:tcW w:type="dxa" w:w="1454"/>
+            <w:tcW w:type="dxa" w:w="1456"/>
           </w:tcPr>
           <w:p>
             <w:pPr>
@@ -3923,7 +3930,7 @@
         </w:tc>
         <w:tc>
           <w:tcPr>
-            <w:tcW w:type="dxa" w:w="3946"/>
+            <w:tcW w:type="dxa" w:w="3944"/>
           </w:tcPr>
           <w:p>
             <w:pPr>
@@ -3944,7 +3951,7 @@
         </w:trPr>
         <w:tc>
           <w:tcPr>
-            <w:tcW w:type="dxa" w:w="1454"/>
+            <w:tcW w:type="dxa" w:w="1456"/>
           </w:tcPr>
           <w:p>
             <w:pPr>
@@ -3958,7 +3965,7 @@
         </w:tc>
         <w:tc>
           <w:tcPr>
-            <w:tcW w:type="dxa" w:w="3946"/>
+            <w:tcW w:type="dxa" w:w="3944"/>
           </w:tcPr>
           <w:p>
             <w:pPr>
@@ -3977,7 +3984,7 @@
         </w:trPr>
         <w:tc>
           <w:tcPr>
-            <w:tcW w:type="dxa" w:w="1454"/>
+            <w:tcW w:type="dxa" w:w="1456"/>
           </w:tcPr>
           <w:p>
             <w:pPr>
@@ -3991,7 +3998,7 @@
         </w:tc>
         <w:tc>
           <w:tcPr>
-            <w:tcW w:type="dxa" w:w="3946"/>
+            <w:tcW w:type="dxa" w:w="3944"/>
           </w:tcPr>
           <w:p>
             <w:pPr>
@@ -4010,7 +4017,7 @@
         </w:trPr>
         <w:tc>
           <w:tcPr>
-            <w:tcW w:type="dxa" w:w="1454"/>
+            <w:tcW w:type="dxa" w:w="1456"/>
           </w:tcPr>
           <w:p>
             <w:pPr>
@@ -4024,7 +4031,7 @@
         </w:tc>
         <w:tc>
           <w:tcPr>
-            <w:tcW w:type="dxa" w:w="3946"/>
+            <w:tcW w:type="dxa" w:w="3944"/>
           </w:tcPr>
           <w:p>
             <w:pPr>
@@ -4043,7 +4050,7 @@
         </w:trPr>
         <w:tc>
           <w:tcPr>
-            <w:tcW w:type="dxa" w:w="1454"/>
+            <w:tcW w:type="dxa" w:w="1456"/>
           </w:tcPr>
           <w:p>
             <w:pPr>
@@ -4057,7 +4064,7 @@
         </w:tc>
         <w:tc>
           <w:tcPr>
-            <w:tcW w:type="dxa" w:w="3946"/>
+            <w:tcW w:type="dxa" w:w="3944"/>
           </w:tcPr>
           <w:p>
             <w:pPr>
@@ -4076,7 +4083,7 @@
         </w:trPr>
         <w:tc>
           <w:tcPr>
-            <w:tcW w:type="dxa" w:w="1454"/>
+            <w:tcW w:type="dxa" w:w="1456"/>
           </w:tcPr>
           <w:p>
             <w:pPr>
@@ -4090,7 +4097,7 @@
         </w:tc>
         <w:tc>
           <w:tcPr>
-            <w:tcW w:type="dxa" w:w="3946"/>
+            <w:tcW w:type="dxa" w:w="3944"/>
           </w:tcPr>
           <w:p>
             <w:pPr>
@@ -4109,7 +4116,7 @@
         </w:trPr>
         <w:tc>
           <w:tcPr>
-            <w:tcW w:type="dxa" w:w="1454"/>
+            <w:tcW w:type="dxa" w:w="1456"/>
           </w:tcPr>
           <w:p>
             <w:pPr>
@@ -4123,7 +4130,7 @@
         </w:tc>
         <w:tc>
           <w:tcPr>
-            <w:tcW w:type="dxa" w:w="3946"/>
+            <w:tcW w:type="dxa" w:w="3944"/>
           </w:tcPr>
           <w:p>
             <w:pPr>
@@ -4142,7 +4149,7 @@
         </w:trPr>
         <w:tc>
           <w:tcPr>
-            <w:tcW w:type="dxa" w:w="1454"/>
+            <w:tcW w:type="dxa" w:w="1456"/>
           </w:tcPr>
           <w:p>
             <w:pPr>
@@ -4156,7 +4163,7 @@
         </w:tc>
         <w:tc>
           <w:tcPr>
-            <w:tcW w:type="dxa" w:w="3946"/>
+            <w:tcW w:type="dxa" w:w="3944"/>
           </w:tcPr>
           <w:p>
             <w:pPr>
@@ -4175,7 +4182,7 @@
         </w:trPr>
         <w:tc>
           <w:tcPr>
-            <w:tcW w:type="dxa" w:w="1454"/>
+            <w:tcW w:type="dxa" w:w="1456"/>
           </w:tcPr>
           <w:p>
             <w:pPr>
@@ -4189,7 +4196,7 @@
         </w:tc>
         <w:tc>
           <w:tcPr>
-            <w:tcW w:type="dxa" w:w="3946"/>
+            <w:tcW w:type="dxa" w:w="3944"/>
           </w:tcPr>
           <w:p>
             <w:pPr>
@@ -4208,7 +4215,7 @@
         </w:trPr>
         <w:tc>
           <w:tcPr>
-            <w:tcW w:type="dxa" w:w="1454"/>
+            <w:tcW w:type="dxa" w:w="1456"/>
           </w:tcPr>
           <w:p>
             <w:pPr>
@@ -4222,7 +4229,7 @@
         </w:tc>
         <w:tc>
           <w:tcPr>
-            <w:tcW w:type="dxa" w:w="3946"/>
+            <w:tcW w:type="dxa" w:w="3944"/>
           </w:tcPr>
           <w:p>
             <w:pPr>
@@ -4276,8 +4283,8 @@
         <w:tblLook w:firstColumn="1" w:firstRow="1" w:lastColumn="0" w:lastRow="0" w:noHBand="0" w:noVBand="1" w:val="04A0"/>
       </w:tblPr>
       <w:tblGrid>
-        <w:gridCol w:w="1793"/>
-        <w:gridCol w:w="3607"/>
+        <w:gridCol w:w="1798"/>
+        <w:gridCol w:w="3602"/>
       </w:tblGrid>
       <w:tr>
         <w:trPr>
@@ -4286,7 +4293,7 @@
         </w:trPr>
         <w:tc>
           <w:tcPr>
-            <w:tcW w:type="dxa" w:w="1793"/>
+            <w:tcW w:type="dxa" w:w="1798"/>
           </w:tcPr>
           <w:p>
             <w:pPr>
@@ -4302,7 +4309,7 @@
         </w:tc>
         <w:tc>
           <w:tcPr>
-            <w:tcW w:type="dxa" w:w="3607"/>
+            <w:tcW w:type="dxa" w:w="3602"/>
           </w:tcPr>
           <w:p>
             <w:pPr>
@@ -4323,7 +4330,7 @@
         </w:trPr>
         <w:tc>
           <w:tcPr>
-            <w:tcW w:type="dxa" w:w="1793"/>
+            <w:tcW w:type="dxa" w:w="1798"/>
           </w:tcPr>
           <w:p>
             <w:pPr>
@@ -4337,7 +4344,7 @@
         </w:tc>
         <w:tc>
           <w:tcPr>
-            <w:tcW w:type="dxa" w:w="3607"/>
+            <w:tcW w:type="dxa" w:w="3602"/>
           </w:tcPr>
           <w:p>
             <w:pPr>
@@ -4356,7 +4363,7 @@
         </w:trPr>
         <w:tc>
           <w:tcPr>
-            <w:tcW w:type="dxa" w:w="1793"/>
+            <w:tcW w:type="dxa" w:w="1798"/>
           </w:tcPr>
           <w:p>
             <w:pPr>
@@ -4370,7 +4377,7 @@
         </w:tc>
         <w:tc>
           <w:tcPr>
-            <w:tcW w:type="dxa" w:w="3607"/>
+            <w:tcW w:type="dxa" w:w="3602"/>
           </w:tcPr>
           <w:p>
             <w:pPr>
@@ -4389,7 +4396,7 @@
         </w:trPr>
         <w:tc>
           <w:tcPr>
-            <w:tcW w:type="dxa" w:w="1793"/>
+            <w:tcW w:type="dxa" w:w="1798"/>
           </w:tcPr>
           <w:p>
             <w:pPr>
@@ -4403,7 +4410,7 @@
         </w:tc>
         <w:tc>
           <w:tcPr>
-            <w:tcW w:type="dxa" w:w="3607"/>
+            <w:tcW w:type="dxa" w:w="3602"/>
           </w:tcPr>
           <w:p>
             <w:pPr>
@@ -4457,8 +4464,8 @@
         <w:tblLook w:firstColumn="1" w:firstRow="1" w:lastColumn="0" w:lastRow="0" w:noHBand="0" w:noVBand="1" w:val="04A0"/>
       </w:tblPr>
       <w:tblGrid>
-        <w:gridCol w:w="1745"/>
-        <w:gridCol w:w="3655"/>
+        <w:gridCol w:w="1667"/>
+        <w:gridCol w:w="3733"/>
       </w:tblGrid>
       <w:tr>
         <w:trPr>
@@ -4467,7 +4474,7 @@
         </w:trPr>
         <w:tc>
           <w:tcPr>
-            <w:tcW w:type="dxa" w:w="1745"/>
+            <w:tcW w:type="dxa" w:w="1667"/>
           </w:tcPr>
           <w:p>
             <w:pPr>
@@ -4483,7 +4490,7 @@
         </w:tc>
         <w:tc>
           <w:tcPr>
-            <w:tcW w:type="dxa" w:w="3655"/>
+            <w:tcW w:type="dxa" w:w="3733"/>
           </w:tcPr>
           <w:p>
             <w:pPr>
@@ -4504,7 +4511,7 @@
         </w:trPr>
         <w:tc>
           <w:tcPr>
-            <w:tcW w:type="dxa" w:w="1745"/>
+            <w:tcW w:type="dxa" w:w="1667"/>
           </w:tcPr>
           <w:p>
             <w:pPr>
@@ -4518,7 +4525,7 @@
         </w:tc>
         <w:tc>
           <w:tcPr>
-            <w:tcW w:type="dxa" w:w="3655"/>
+            <w:tcW w:type="dxa" w:w="3733"/>
           </w:tcPr>
           <w:p>
             <w:pPr>
@@ -4537,7 +4544,7 @@
         </w:trPr>
         <w:tc>
           <w:tcPr>
-            <w:tcW w:type="dxa" w:w="1745"/>
+            <w:tcW w:type="dxa" w:w="1667"/>
           </w:tcPr>
           <w:p>
             <w:pPr>
@@ -4551,7 +4558,7 @@
         </w:tc>
         <w:tc>
           <w:tcPr>
-            <w:tcW w:type="dxa" w:w="3655"/>
+            <w:tcW w:type="dxa" w:w="3733"/>
           </w:tcPr>
           <w:p>
             <w:pPr>
@@ -4570,7 +4577,7 @@
         </w:trPr>
         <w:tc>
           <w:tcPr>
-            <w:tcW w:type="dxa" w:w="1745"/>
+            <w:tcW w:type="dxa" w:w="1667"/>
           </w:tcPr>
           <w:p>
             <w:pPr>
@@ -4584,7 +4591,7 @@
         </w:tc>
         <w:tc>
           <w:tcPr>
-            <w:tcW w:type="dxa" w:w="3655"/>
+            <w:tcW w:type="dxa" w:w="3733"/>
           </w:tcPr>
           <w:p>
             <w:pPr>
@@ -4603,7 +4610,7 @@
         </w:trPr>
         <w:tc>
           <w:tcPr>
-            <w:tcW w:type="dxa" w:w="1745"/>
+            <w:tcW w:type="dxa" w:w="1667"/>
           </w:tcPr>
           <w:p>
             <w:pPr>
@@ -4617,7 +4624,7 @@
         </w:tc>
         <w:tc>
           <w:tcPr>
-            <w:tcW w:type="dxa" w:w="3655"/>
+            <w:tcW w:type="dxa" w:w="3733"/>
           </w:tcPr>
           <w:p>
             <w:pPr>
@@ -4671,9 +4678,9 @@
         <w:tblLook w:firstColumn="1" w:firstRow="1" w:lastColumn="0" w:lastRow="0" w:noHBand="0" w:noVBand="1" w:val="04A0"/>
       </w:tblPr>
       <w:tblGrid>
-        <w:gridCol w:w="1074"/>
-        <w:gridCol w:w="2051"/>
-        <w:gridCol w:w="2275"/>
+        <w:gridCol w:w="1081"/>
+        <w:gridCol w:w="2055"/>
+        <w:gridCol w:w="2264"/>
       </w:tblGrid>
       <w:tr>
         <w:trPr>
@@ -4682,7 +4689,7 @@
         </w:trPr>
         <w:tc>
           <w:tcPr>
-            <w:tcW w:type="dxa" w:w="1074"/>
+            <w:tcW w:type="dxa" w:w="1081"/>
           </w:tcPr>
           <w:p>
             <w:pPr>
@@ -4697,7 +4704,7 @@
         </w:tc>
         <w:tc>
           <w:tcPr>
-            <w:tcW w:type="dxa" w:w="2051"/>
+            <w:tcW w:type="dxa" w:w="2055"/>
           </w:tcPr>
           <w:p>
             <w:pPr>
@@ -4713,7 +4720,7 @@
         </w:tc>
         <w:tc>
           <w:tcPr>
-            <w:tcW w:type="dxa" w:w="2275"/>
+            <w:tcW w:type="dxa" w:w="2264"/>
           </w:tcPr>
           <w:p>
             <w:pPr>
@@ -4734,7 +4741,7 @@
         </w:trPr>
         <w:tc>
           <w:tcPr>
-            <w:tcW w:type="dxa" w:w="1074"/>
+            <w:tcW w:type="dxa" w:w="1081"/>
           </w:tcPr>
           <w:p>
             <w:pPr>
@@ -4748,7 +4755,7 @@
         </w:tc>
         <w:tc>
           <w:tcPr>
-            <w:tcW w:type="dxa" w:w="2051"/>
+            <w:tcW w:type="dxa" w:w="2055"/>
           </w:tcPr>
           <w:p>
             <w:pPr>
@@ -4762,7 +4769,7 @@
         </w:tc>
         <w:tc>
           <w:tcPr>
-            <w:tcW w:type="dxa" w:w="2275"/>
+            <w:tcW w:type="dxa" w:w="2264"/>
           </w:tcPr>
           <w:p>
             <w:pPr>
@@ -4781,7 +4788,7 @@
         </w:trPr>
         <w:tc>
           <w:tcPr>
-            <w:tcW w:type="dxa" w:w="1074"/>
+            <w:tcW w:type="dxa" w:w="1081"/>
           </w:tcPr>
           <w:p>
             <w:pPr>
@@ -4795,7 +4802,7 @@
         </w:tc>
         <w:tc>
           <w:tcPr>
-            <w:tcW w:type="dxa" w:w="2051"/>
+            <w:tcW w:type="dxa" w:w="2055"/>
           </w:tcPr>
           <w:p>
             <w:pPr>
@@ -4809,7 +4816,7 @@
         </w:tc>
         <w:tc>
           <w:tcPr>
-            <w:tcW w:type="dxa" w:w="2275"/>
+            <w:tcW w:type="dxa" w:w="2264"/>
           </w:tcPr>
           <w:p>
             <w:pPr>
@@ -4828,7 +4835,7 @@
         </w:trPr>
         <w:tc>
           <w:tcPr>
-            <w:tcW w:type="dxa" w:w="1074"/>
+            <w:tcW w:type="dxa" w:w="1081"/>
           </w:tcPr>
           <w:p>
             <w:pPr>
@@ -4842,7 +4849,7 @@
         </w:tc>
         <w:tc>
           <w:tcPr>
-            <w:tcW w:type="dxa" w:w="2051"/>
+            <w:tcW w:type="dxa" w:w="2055"/>
           </w:tcPr>
           <w:p>
             <w:pPr>
@@ -4856,7 +4863,7 @@
         </w:tc>
         <w:tc>
           <w:tcPr>
-            <w:tcW w:type="dxa" w:w="2275"/>
+            <w:tcW w:type="dxa" w:w="2264"/>
           </w:tcPr>
           <w:p>
             <w:pPr>
@@ -4875,7 +4882,7 @@
         </w:trPr>
         <w:tc>
           <w:tcPr>
-            <w:tcW w:type="dxa" w:w="1074"/>
+            <w:tcW w:type="dxa" w:w="1081"/>
           </w:tcPr>
           <w:p>
             <w:pPr>
@@ -4889,7 +4896,7 @@
         </w:tc>
         <w:tc>
           <w:tcPr>
-            <w:tcW w:type="dxa" w:w="2051"/>
+            <w:tcW w:type="dxa" w:w="2055"/>
           </w:tcPr>
           <w:p>
             <w:pPr>
@@ -4903,7 +4910,7 @@
         </w:tc>
         <w:tc>
           <w:tcPr>
-            <w:tcW w:type="dxa" w:w="2275"/>
+            <w:tcW w:type="dxa" w:w="2264"/>
           </w:tcPr>
           <w:p>
             <w:pPr>
@@ -4922,7 +4929,7 @@
         </w:trPr>
         <w:tc>
           <w:tcPr>
-            <w:tcW w:type="dxa" w:w="1074"/>
+            <w:tcW w:type="dxa" w:w="1081"/>
           </w:tcPr>
           <w:p>
             <w:pPr>
@@ -4936,7 +4943,7 @@
         </w:tc>
         <w:tc>
           <w:tcPr>
-            <w:tcW w:type="dxa" w:w="2051"/>
+            <w:tcW w:type="dxa" w:w="2055"/>
           </w:tcPr>
           <w:p>
             <w:pPr>
@@ -4950,7 +4957,7 @@
         </w:tc>
         <w:tc>
           <w:tcPr>
-            <w:tcW w:type="dxa" w:w="2275"/>
+            <w:tcW w:type="dxa" w:w="2264"/>
           </w:tcPr>
           <w:p>
             <w:pPr>
@@ -5004,8 +5011,8 @@
         <w:tblLook w:firstColumn="1" w:firstRow="1" w:lastColumn="0" w:lastRow="0" w:noHBand="0" w:noVBand="1" w:val="04A0"/>
       </w:tblPr>
       <w:tblGrid>
-        <w:gridCol w:w="1486"/>
-        <w:gridCol w:w="3914"/>
+        <w:gridCol w:w="1425"/>
+        <w:gridCol w:w="3975"/>
       </w:tblGrid>
       <w:tr>
         <w:trPr>
@@ -5014,7 +5021,7 @@
         </w:trPr>
         <w:tc>
           <w:tcPr>
-            <w:tcW w:type="dxa" w:w="1486"/>
+            <w:tcW w:type="dxa" w:w="1425"/>
           </w:tcPr>
           <w:p>
             <w:pPr>
@@ -5029,7 +5036,7 @@
         </w:tc>
         <w:tc>
           <w:tcPr>
-            <w:tcW w:type="dxa" w:w="3914"/>
+            <w:tcW w:type="dxa" w:w="3975"/>
           </w:tcPr>
           <w:p>
             <w:pPr>
@@ -5050,7 +5057,7 @@
         </w:trPr>
         <w:tc>
           <w:tcPr>
-            <w:tcW w:type="dxa" w:w="1486"/>
+            <w:tcW w:type="dxa" w:w="1425"/>
           </w:tcPr>
           <w:p>
             <w:pPr>
@@ -5064,7 +5071,7 @@
         </w:tc>
         <w:tc>
           <w:tcPr>
-            <w:tcW w:type="dxa" w:w="3914"/>
+            <w:tcW w:type="dxa" w:w="3975"/>
           </w:tcPr>
           <w:p>
             <w:pPr>
@@ -5083,7 +5090,7 @@
         </w:trPr>
         <w:tc>
           <w:tcPr>
-            <w:tcW w:type="dxa" w:w="1486"/>
+            <w:tcW w:type="dxa" w:w="1425"/>
           </w:tcPr>
           <w:p>
             <w:pPr>
@@ -5097,7 +5104,7 @@
         </w:tc>
         <w:tc>
           <w:tcPr>
-            <w:tcW w:type="dxa" w:w="3914"/>
+            <w:tcW w:type="dxa" w:w="3975"/>
           </w:tcPr>
           <w:p>
             <w:pPr>
@@ -5116,7 +5123,7 @@
         </w:trPr>
         <w:tc>
           <w:tcPr>
-            <w:tcW w:type="dxa" w:w="1486"/>
+            <w:tcW w:type="dxa" w:w="1425"/>
           </w:tcPr>
           <w:p>
             <w:pPr>
@@ -5130,7 +5137,7 @@
         </w:tc>
         <w:tc>
           <w:tcPr>
-            <w:tcW w:type="dxa" w:w="3914"/>
+            <w:tcW w:type="dxa" w:w="3975"/>
           </w:tcPr>
           <w:p>
             <w:pPr>
@@ -5149,7 +5156,7 @@
         </w:trPr>
         <w:tc>
           <w:tcPr>
-            <w:tcW w:type="dxa" w:w="1486"/>
+            <w:tcW w:type="dxa" w:w="1425"/>
           </w:tcPr>
           <w:p>
             <w:pPr>
@@ -5163,7 +5170,7 @@
         </w:tc>
         <w:tc>
           <w:tcPr>
-            <w:tcW w:type="dxa" w:w="3914"/>
+            <w:tcW w:type="dxa" w:w="3975"/>
           </w:tcPr>
           <w:p>
             <w:pPr>
@@ -5217,8 +5224,8 @@
         <w:tblLook w:firstColumn="1" w:firstRow="1" w:lastColumn="0" w:lastRow="0" w:noHBand="0" w:noVBand="1" w:val="04A0"/>
       </w:tblPr>
       <w:tblGrid>
-        <w:gridCol w:w="2108"/>
-        <w:gridCol w:w="3292"/>
+        <w:gridCol w:w="2152"/>
+        <w:gridCol w:w="3248"/>
       </w:tblGrid>
       <w:tr>
         <w:trPr>
@@ -5227,7 +5234,7 @@
         </w:trPr>
         <w:tc>
           <w:tcPr>
-            <w:tcW w:type="dxa" w:w="2108"/>
+            <w:tcW w:type="dxa" w:w="2152"/>
           </w:tcPr>
           <w:p>
             <w:pPr>
@@ -5243,7 +5250,7 @@
         </w:tc>
         <w:tc>
           <w:tcPr>
-            <w:tcW w:type="dxa" w:w="3292"/>
+            <w:tcW w:type="dxa" w:w="3248"/>
           </w:tcPr>
           <w:p>
             <w:pPr>
@@ -5264,7 +5271,7 @@
         </w:trPr>
         <w:tc>
           <w:tcPr>
-            <w:tcW w:type="dxa" w:w="2108"/>
+            <w:tcW w:type="dxa" w:w="2152"/>
           </w:tcPr>
           <w:p>
             <w:pPr>
@@ -5278,7 +5285,7 @@
         </w:tc>
         <w:tc>
           <w:tcPr>
-            <w:tcW w:type="dxa" w:w="3292"/>
+            <w:tcW w:type="dxa" w:w="3248"/>
           </w:tcPr>
           <w:p>
             <w:pPr>
@@ -5297,7 +5304,7 @@
         </w:trPr>
         <w:tc>
           <w:tcPr>
-            <w:tcW w:type="dxa" w:w="2108"/>
+            <w:tcW w:type="dxa" w:w="2152"/>
           </w:tcPr>
           <w:p>
             <w:pPr>
@@ -5311,7 +5318,7 @@
         </w:tc>
         <w:tc>
           <w:tcPr>
-            <w:tcW w:type="dxa" w:w="3292"/>
+            <w:tcW w:type="dxa" w:w="3248"/>
           </w:tcPr>
           <w:p>
             <w:pPr>
@@ -5330,7 +5337,7 @@
         </w:trPr>
         <w:tc>
           <w:tcPr>
-            <w:tcW w:type="dxa" w:w="2108"/>
+            <w:tcW w:type="dxa" w:w="2152"/>
           </w:tcPr>
           <w:p>
             <w:pPr>
@@ -5344,7 +5351,7 @@
         </w:tc>
         <w:tc>
           <w:tcPr>
-            <w:tcW w:type="dxa" w:w="3292"/>
+            <w:tcW w:type="dxa" w:w="3248"/>
           </w:tcPr>
           <w:p>
             <w:pPr>
@@ -5363,7 +5370,7 @@
         </w:trPr>
         <w:tc>
           <w:tcPr>
-            <w:tcW w:type="dxa" w:w="2108"/>
+            <w:tcW w:type="dxa" w:w="2152"/>
           </w:tcPr>
           <w:p>
             <w:pPr>
@@ -5377,7 +5384,7 @@
         </w:tc>
         <w:tc>
           <w:tcPr>
-            <w:tcW w:type="dxa" w:w="3292"/>
+            <w:tcW w:type="dxa" w:w="3248"/>
           </w:tcPr>
           <w:p>
             <w:pPr>
@@ -5396,7 +5403,7 @@
         </w:trPr>
         <w:tc>
           <w:tcPr>
-            <w:tcW w:type="dxa" w:w="2108"/>
+            <w:tcW w:type="dxa" w:w="2152"/>
           </w:tcPr>
           <w:p>
             <w:pPr>
@@ -5410,7 +5417,7 @@
         </w:tc>
         <w:tc>
           <w:tcPr>
-            <w:tcW w:type="dxa" w:w="3292"/>
+            <w:tcW w:type="dxa" w:w="3248"/>
           </w:tcPr>
           <w:p>
             <w:pPr>
@@ -5429,7 +5436,7 @@
         </w:trPr>
         <w:tc>
           <w:tcPr>
-            <w:tcW w:type="dxa" w:w="2108"/>
+            <w:tcW w:type="dxa" w:w="2152"/>
           </w:tcPr>
           <w:p>
             <w:pPr>
@@ -5443,7 +5450,7 @@
         </w:tc>
         <w:tc>
           <w:tcPr>
-            <w:tcW w:type="dxa" w:w="3292"/>
+            <w:tcW w:type="dxa" w:w="3248"/>
           </w:tcPr>
           <w:p>
             <w:pPr>
@@ -5462,7 +5469,7 @@
         </w:trPr>
         <w:tc>
           <w:tcPr>
-            <w:tcW w:type="dxa" w:w="2108"/>
+            <w:tcW w:type="dxa" w:w="2152"/>
           </w:tcPr>
           <w:p>
             <w:pPr>
@@ -5476,7 +5483,7 @@
         </w:tc>
         <w:tc>
           <w:tcPr>
-            <w:tcW w:type="dxa" w:w="3292"/>
+            <w:tcW w:type="dxa" w:w="3248"/>
           </w:tcPr>
           <w:p>
             <w:pPr>
@@ -5495,7 +5502,7 @@
         </w:trPr>
         <w:tc>
           <w:tcPr>
-            <w:tcW w:type="dxa" w:w="2108"/>
+            <w:tcW w:type="dxa" w:w="2152"/>
           </w:tcPr>
           <w:p>
             <w:pPr>
@@ -5509,7 +5516,7 @@
         </w:tc>
         <w:tc>
           <w:tcPr>
-            <w:tcW w:type="dxa" w:w="3292"/>
+            <w:tcW w:type="dxa" w:w="3248"/>
           </w:tcPr>
           <w:p>
             <w:pPr>
@@ -5528,7 +5535,7 @@
         </w:trPr>
         <w:tc>
           <w:tcPr>
-            <w:tcW w:type="dxa" w:w="2108"/>
+            <w:tcW w:type="dxa" w:w="2152"/>
           </w:tcPr>
           <w:p>
             <w:pPr>
@@ -5542,7 +5549,7 @@
         </w:tc>
         <w:tc>
           <w:tcPr>
-            <w:tcW w:type="dxa" w:w="3292"/>
+            <w:tcW w:type="dxa" w:w="3248"/>
           </w:tcPr>
           <w:p>
             <w:pPr>
@@ -5561,7 +5568,7 @@
         </w:trPr>
         <w:tc>
           <w:tcPr>
-            <w:tcW w:type="dxa" w:w="2108"/>
+            <w:tcW w:type="dxa" w:w="2152"/>
           </w:tcPr>
           <w:p>
             <w:pPr>
@@ -5575,7 +5582,7 @@
         </w:tc>
         <w:tc>
           <w:tcPr>
-            <w:tcW w:type="dxa" w:w="3292"/>
+            <w:tcW w:type="dxa" w:w="3248"/>
           </w:tcPr>
           <w:p>
             <w:pPr>
@@ -5594,7 +5601,7 @@
         </w:trPr>
         <w:tc>
           <w:tcPr>
-            <w:tcW w:type="dxa" w:w="2108"/>
+            <w:tcW w:type="dxa" w:w="2152"/>
           </w:tcPr>
           <w:p>
             <w:pPr>
@@ -5608,7 +5615,7 @@
         </w:tc>
         <w:tc>
           <w:tcPr>
-            <w:tcW w:type="dxa" w:w="3292"/>
+            <w:tcW w:type="dxa" w:w="3248"/>
           </w:tcPr>
           <w:p>
             <w:pPr>
@@ -5627,7 +5634,7 @@
         </w:trPr>
         <w:tc>
           <w:tcPr>
-            <w:tcW w:type="dxa" w:w="2108"/>
+            <w:tcW w:type="dxa" w:w="2152"/>
           </w:tcPr>
           <w:p>
             <w:pPr>
@@ -5641,7 +5648,7 @@
         </w:tc>
         <w:tc>
           <w:tcPr>
-            <w:tcW w:type="dxa" w:w="3292"/>
+            <w:tcW w:type="dxa" w:w="3248"/>
           </w:tcPr>
           <w:p>
             <w:pPr>
@@ -5660,7 +5667,7 @@
         </w:trPr>
         <w:tc>
           <w:tcPr>
-            <w:tcW w:type="dxa" w:w="2108"/>
+            <w:tcW w:type="dxa" w:w="2152"/>
           </w:tcPr>
           <w:p>
             <w:pPr>
@@ -5674,7 +5681,7 @@
         </w:tc>
         <w:tc>
           <w:tcPr>
-            <w:tcW w:type="dxa" w:w="3292"/>
+            <w:tcW w:type="dxa" w:w="3248"/>
           </w:tcPr>
           <w:p>
             <w:pPr>
@@ -5697,14 +5704,14 @@
       <w:pPr>
         <w:pStyle w:val="Lookupheading"/>
       </w:pPr>
-      <w:bookmarkStart w:id="48" w:name="lk25LkSeq"/>
+      <w:bookmarkStart w:id="49" w:name="lk25LkSeq"/>
       <w:r>
         <w:rPr>
           <w:rStyle w:val="Slidecode"/>
         </w:rPr>
         <w:t>Sequences</w:t>
       </w:r>
-      <w:bookmarkEnd w:id="48"/>
+      <w:bookmarkEnd w:id="49"/>
     </w:p>
     <w:p>
       <w:pPr>
@@ -5830,14 +5837,14 @@
       <w:pPr>
         <w:pStyle w:val="Lookupheading"/>
       </w:pPr>
-      <w:bookmarkStart w:id="49" w:name="lk25LkUses"/>
+      <w:bookmarkStart w:id="50" w:name="lk25LkUses"/>
       <w:r>
         <w:rPr>
           <w:rStyle w:val="Slidecode"/>
         </w:rPr>
         <w:t>Uses</w:t>
       </w:r>
-      <w:bookmarkEnd w:id="49"/>
+      <w:bookmarkEnd w:id="50"/>
     </w:p>
     <w:p>
       <w:pPr>
@@ -5873,8 +5880,8 @@
         <w:tblLook w:firstColumn="1" w:firstRow="1" w:lastColumn="0" w:lastRow="0" w:noHBand="0" w:noVBand="1" w:val="04A0"/>
       </w:tblPr>
       <w:tblGrid>
-        <w:gridCol w:w="1905"/>
-        <w:gridCol w:w="3495"/>
+        <w:gridCol w:w="1770"/>
+        <w:gridCol w:w="3630"/>
       </w:tblGrid>
       <w:tr>
         <w:trPr>
@@ -5883,7 +5890,7 @@
         </w:trPr>
         <w:tc>
           <w:tcPr>
-            <w:tcW w:type="dxa" w:w="1905"/>
+            <w:tcW w:type="dxa" w:w="1770"/>
           </w:tcPr>
           <w:p>
             <w:pPr>
@@ -5899,7 +5906,7 @@
         </w:tc>
         <w:tc>
           <w:tcPr>
-            <w:tcW w:type="dxa" w:w="3495"/>
+            <w:tcW w:type="dxa" w:w="3630"/>
           </w:tcPr>
           <w:p>
             <w:pPr>
@@ -5920,7 +5927,7 @@
         </w:trPr>
         <w:tc>
           <w:tcPr>
-            <w:tcW w:type="dxa" w:w="1905"/>
+            <w:tcW w:type="dxa" w:w="1770"/>
           </w:tcPr>
           <w:p>
             <w:pPr>
@@ -5934,7 +5941,7 @@
         </w:tc>
         <w:tc>
           <w:tcPr>
-            <w:tcW w:type="dxa" w:w="3495"/>
+            <w:tcW w:type="dxa" w:w="3630"/>
           </w:tcPr>
           <w:p>
             <w:pPr>
@@ -5953,7 +5960,7 @@
         </w:trPr>
         <w:tc>
           <w:tcPr>
-            <w:tcW w:type="dxa" w:w="1905"/>
+            <w:tcW w:type="dxa" w:w="1770"/>
           </w:tcPr>
           <w:p>
             <w:pPr>
@@ -5967,7 +5974,7 @@
         </w:tc>
         <w:tc>
           <w:tcPr>
-            <w:tcW w:type="dxa" w:w="3495"/>
+            <w:tcW w:type="dxa" w:w="3630"/>
           </w:tcPr>
           <w:p>
             <w:pPr>
@@ -5986,7 +5993,7 @@
         </w:trPr>
         <w:tc>
           <w:tcPr>
-            <w:tcW w:type="dxa" w:w="1905"/>
+            <w:tcW w:type="dxa" w:w="1770"/>
           </w:tcPr>
           <w:p>
             <w:pPr>
@@ -6000,7 +6007,7 @@
         </w:tc>
         <w:tc>
           <w:tcPr>
-            <w:tcW w:type="dxa" w:w="3495"/>
+            <w:tcW w:type="dxa" w:w="3630"/>
           </w:tcPr>
           <w:p>
             <w:pPr>
@@ -6019,7 +6026,7 @@
         </w:trPr>
         <w:tc>
           <w:tcPr>
-            <w:tcW w:type="dxa" w:w="1905"/>
+            <w:tcW w:type="dxa" w:w="1770"/>
           </w:tcPr>
           <w:p>
             <w:pPr>
@@ -6033,7 +6040,7 @@
         </w:tc>
         <w:tc>
           <w:tcPr>
-            <w:tcW w:type="dxa" w:w="3495"/>
+            <w:tcW w:type="dxa" w:w="3630"/>
           </w:tcPr>
           <w:p>
             <w:pPr>
@@ -6052,7 +6059,7 @@
         </w:trPr>
         <w:tc>
           <w:tcPr>
-            <w:tcW w:type="dxa" w:w="1905"/>
+            <w:tcW w:type="dxa" w:w="1770"/>
           </w:tcPr>
           <w:p>
             <w:pPr>
@@ -6066,7 +6073,7 @@
         </w:tc>
         <w:tc>
           <w:tcPr>
-            <w:tcW w:type="dxa" w:w="3495"/>
+            <w:tcW w:type="dxa" w:w="3630"/>
           </w:tcPr>
           <w:p>
             <w:pPr>
@@ -6089,7 +6096,9 @@
       <w:type w:val="continuous"/>
       <w:pgSz w:w="12240" w:h="15840"/>
       <w:pgMar w:top="792" w:right="576" w:bottom="720" w:left="576" w:header="432" w:footer="360" w:gutter="0"/>
+      <w:pgNumType w:start="21"/>
       <w:cols w:space="288" w:num="2" w:sep="1"/>
+      <w:titlePg/>
       <w:docGrid w:linePitch="360"/>
     </w:sectPr>
   </w:body>
@@ -6113,7 +6122,33 @@
       <w:fldChar w:fldCharType="separate"/>
     </w:r>
     <w:r>
-      <w:t>1</w:t>
+      <w:t>21</w:t>
+    </w:r>
+    <w:r>
+      <w:fldChar w:fldCharType="end"/>
+    </w:r>
+  </w:p>
+</w:ftr>
+</file>
+
+<file path=word/footer2.xml><?xml version="1.0" encoding="utf-8"?>
+<w:ftr xmlns:m="http://schemas.openxmlformats.org/officeDocument/2006/math" xmlns:mc="http://schemas.openxmlformats.org/markup-compatibility/2006" xmlns:mo="http://schemas.microsoft.com/office/mac/office/2008/main" xmlns:mv="urn:schemas-microsoft-com:mac:vml" xmlns:o="urn:schemas-microsoft-com:office:office" xmlns:r="http://schemas.openxmlformats.org/officeDocument/2006/relationships" xmlns:v="urn:schemas-microsoft-com:vml" xmlns:w10="urn:schemas-microsoft-com:office:word" xmlns:w14="http://schemas.microsoft.com/office/word/2010/wordml" xmlns:w="http://schemas.openxmlformats.org/wordprocessingml/2006/main" xmlns:wne="http://schemas.microsoft.com/office/word/2006/wordml" xmlns:wp14="http://schemas.microsoft.com/office/word/2010/wordprocessingDrawing" xmlns:wp="http://schemas.openxmlformats.org/drawingml/2006/wordprocessingDrawing" xmlns:wpc="http://schemas.microsoft.com/office/word/2010/wordprocessingCanvas" xmlns:wpg="http://schemas.microsoft.com/office/word/2010/wordprocessingGroup" xmlns:wpi="http://schemas.microsoft.com/office/word/2010/wordprocessingInk" xmlns:wps="http://schemas.microsoft.com/office/word/2010/wordprocessingShape" mc:Ignorable="w14 wp14">
+  <w:p>
+    <w:pPr>
+      <w:pStyle w:val="Footer"/>
+      <w:jc w:val="center"/>
+    </w:pPr>
+    <w:r>
+      <w:fldChar w:fldCharType="begin"/>
+    </w:r>
+    <w:r>
+      <w:instrText xml:space="preserve"> PAGE </w:instrText>
+    </w:r>
+    <w:r>
+      <w:fldChar w:fldCharType="separate"/>
+    </w:r>
+    <w:r>
+      <w:t>21</w:t>
     </w:r>
     <w:r>
       <w:fldChar w:fldCharType="end"/>
@@ -6213,6 +6248,16 @@
 </w:hdr>
 </file>
 
+<file path=word/header2.xml><?xml version="1.0" encoding="utf-8"?>
+<w:hdr xmlns:m="http://schemas.openxmlformats.org/officeDocument/2006/math" xmlns:mc="http://schemas.openxmlformats.org/markup-compatibility/2006" xmlns:mo="http://schemas.microsoft.com/office/mac/office/2008/main" xmlns:mv="urn:schemas-microsoft-com:mac:vml" xmlns:o="urn:schemas-microsoft-com:office:office" xmlns:r="http://schemas.openxmlformats.org/officeDocument/2006/relationships" xmlns:v="urn:schemas-microsoft-com:vml" xmlns:w10="urn:schemas-microsoft-com:office:word" xmlns:w14="http://schemas.microsoft.com/office/word/2010/wordml" xmlns:w="http://schemas.openxmlformats.org/wordprocessingml/2006/main" xmlns:wne="http://schemas.microsoft.com/office/word/2006/wordml" xmlns:wp14="http://schemas.microsoft.com/office/word/2010/wordprocessingDrawing" xmlns:wp="http://schemas.openxmlformats.org/drawingml/2006/wordprocessingDrawing" xmlns:wpc="http://schemas.microsoft.com/office/word/2010/wordprocessingCanvas" xmlns:wpg="http://schemas.microsoft.com/office/word/2010/wordprocessingGroup" xmlns:wpi="http://schemas.microsoft.com/office/word/2010/wordprocessingInk" xmlns:wps="http://schemas.microsoft.com/office/word/2010/wordprocessingShape" mc:Ignorable="w14 wp14">
+  <w:p>
+    <w:pPr>
+      <w:pStyle w:val="Header"/>
+    </w:pPr>
+  </w:p>
+</w:hdr>
+</file>
+
 <file path=word/numbering.xml><?xml version="1.0" encoding="utf-8"?>
 <w:numbering xmlns:wpc="http://schemas.microsoft.com/office/word/2010/wordprocessingCanvas" xmlns:mo="http://schemas.microsoft.com/office/mac/office/2008/main" xmlns:mc="http://schemas.openxmlformats.org/markup-compatibility/2006" xmlns:mv="urn:schemas-microsoft-com:mac:vml" xmlns:o="urn:schemas-microsoft-com:office:office" xmlns:r="http://schemas.openxmlformats.org/officeDocument/2006/relationships" xmlns:m="http://schemas.openxmlformats.org/officeDocument/2006/math" xmlns:v="urn:schemas-microsoft-com:vml" xmlns:wp14="http://schemas.microsoft.com/office/word/2010/wordprocessingDrawing" xmlns:wp="http://schemas.openxmlformats.org/drawingml/2006/wordprocessingDrawing" xmlns:w10="urn:schemas-microsoft-com:office:word" xmlns:w="http://schemas.openxmlformats.org/wordprocessingml/2006/main" xmlns:w14="http://schemas.microsoft.com/office/word/2010/wordml" xmlns:wpg="http://schemas.microsoft.com/office/word/2010/wordprocessingGroup" xmlns:wpi="http://schemas.microsoft.com/office/word/2010/wordprocessingInk" xmlns:wne="http://schemas.microsoft.com/office/word/2006/wordml" xmlns:wps="http://schemas.microsoft.com/office/word/2010/wordprocessingShape" mc:Ignorable="w14 wp14">
   <w:abstractNum w:abstractNumId="0">
@@ -6396,7 +6441,7 @@
         <w:ind w:left="172" w:hanging="172"/>
       </w:pPr>
       <w:rPr>
-        <w:rFonts w:ascii="Arial Narrow" w:hAnsi="Arial Narrow" w:cs="Arial Narrow"/>
+        <w:rFonts w:ascii="Handwriting Final" w:hAnsi="Handwriting Final" w:cs="Handwriting Final"/>
       </w:rPr>
     </w:lvl>
     <w:lvl w:ilvl="1">
@@ -6408,7 +6453,7 @@
         <w:ind w:left="356" w:hanging="172"/>
       </w:pPr>
       <w:rPr>
-        <w:rFonts w:ascii="Arial Narrow" w:hAnsi="Arial Narrow" w:cs="Arial Narrow"/>
+        <w:rFonts w:ascii="Handwriting Final" w:hAnsi="Handwriting Final" w:cs="Handwriting Final"/>
       </w:rPr>
     </w:lvl>
     <w:lvl w:ilvl="2">
@@ -6420,7 +6465,7 @@
         <w:ind w:left="540" w:hanging="172"/>
       </w:pPr>
       <w:rPr>
-        <w:rFonts w:ascii="Arial Narrow" w:hAnsi="Arial Narrow" w:cs="Arial Narrow"/>
+        <w:rFonts w:ascii="Handwriting Final" w:hAnsi="Handwriting Final" w:cs="Handwriting Final"/>
       </w:rPr>
     </w:lvl>
     <w:lvl w:ilvl="3">
@@ -6432,7 +6477,7 @@
         <w:ind w:left="724" w:hanging="172"/>
       </w:pPr>
       <w:rPr>
-        <w:rFonts w:ascii="Arial Narrow" w:hAnsi="Arial Narrow" w:cs="Arial Narrow"/>
+        <w:rFonts w:ascii="Handwriting Final" w:hAnsi="Handwriting Final" w:cs="Handwriting Final"/>
       </w:rPr>
     </w:lvl>
     <w:lvl w:ilvl="4">
@@ -6444,7 +6489,7 @@
         <w:ind w:left="908" w:hanging="172"/>
       </w:pPr>
       <w:rPr>
-        <w:rFonts w:ascii="Arial Narrow" w:hAnsi="Arial Narrow" w:cs="Arial Narrow"/>
+        <w:rFonts w:ascii="Handwriting Final" w:hAnsi="Handwriting Final" w:cs="Handwriting Final"/>
       </w:rPr>
     </w:lvl>
     <w:lvl w:ilvl="5">
@@ -6456,7 +6501,7 @@
         <w:ind w:left="1092" w:hanging="172"/>
       </w:pPr>
       <w:rPr>
-        <w:rFonts w:ascii="Arial Narrow" w:hAnsi="Arial Narrow" w:cs="Arial Narrow"/>
+        <w:rFonts w:ascii="Handwriting Final" w:hAnsi="Handwriting Final" w:cs="Handwriting Final"/>
       </w:rPr>
     </w:lvl>
     <w:lvl w:ilvl="6">
@@ -6468,7 +6513,7 @@
         <w:ind w:left="1276" w:hanging="172"/>
       </w:pPr>
       <w:rPr>
-        <w:rFonts w:ascii="Arial Narrow" w:hAnsi="Arial Narrow" w:cs="Arial Narrow"/>
+        <w:rFonts w:ascii="Handwriting Final" w:hAnsi="Handwriting Final" w:cs="Handwriting Final"/>
       </w:rPr>
     </w:lvl>
     <w:lvl w:ilvl="7">
@@ -6480,7 +6525,7 @@
         <w:ind w:left="1460" w:hanging="172"/>
       </w:pPr>
       <w:rPr>
-        <w:rFonts w:ascii="Arial Narrow" w:hAnsi="Arial Narrow" w:cs="Arial Narrow"/>
+        <w:rFonts w:ascii="Handwriting Final" w:hAnsi="Handwriting Final" w:cs="Handwriting Final"/>
       </w:rPr>
     </w:lvl>
     <w:lvl w:ilvl="8">
@@ -6492,7 +6537,7 @@
         <w:ind w:left="1644" w:hanging="172"/>
       </w:pPr>
       <w:rPr>
-        <w:rFonts w:ascii="Arial Narrow" w:hAnsi="Arial Narrow" w:cs="Arial Narrow"/>
+        <w:rFonts w:ascii="Handwriting Final" w:hAnsi="Handwriting Final" w:cs="Handwriting Final"/>
       </w:rPr>
     </w:lvl>
   </w:abstractNum>
@@ -6693,7 +6738,7 @@
       <w:spacing w:after="0" w:before="0" w:line="240" w:lineRule="auto"/>
     </w:pPr>
     <w:rPr>
-      <w:rFonts w:ascii="Arial Narrow" w:hAnsi="Arial Narrow" w:eastAsia="Arial Narrow"/>
+      <w:rFonts w:ascii="Handwriting Final" w:hAnsi="Handwriting Final" w:eastAsia="Handwriting Final"/>
       <w:sz w:val="23"/>
     </w:rPr>
   </w:style>
